--- a/Optical_Papers_260207.docx
+++ b/Optical_Papers_260207.docx
@@ -165,6 +165,232 @@
     </w:p>
     <w:p>
       <w:pPr>
+        <w:pStyle w:val="Heading2"/>
+      </w:pPr>
+      <w:r/>
+      <w:r>
+        <w:rPr>
+          <w:rFonts w:ascii="Times New Roman" w:hAnsi="Times New Roman" w:eastAsia="宋体"/>
+          <w:b/>
+          <w:color w:val="000000"/>
+          <w:sz w:val="24"/>
+        </w:rPr>
+        <w:t>用于增强大规模发电的固体氧化物燃料电池系统的可扩展模块化设计</w:t>
+      </w:r>
+    </w:p>
+    <w:p>
+      <w:r>
+        <w:rPr>
+          <w:rFonts w:ascii="Times New Roman" w:hAnsi="Times New Roman" w:eastAsia="宋体"/>
+          <w:b/>
+          <w:color w:val="003264"/>
+          <w:sz w:val="24"/>
+        </w:rPr>
+        <w:t>Scalable modular design of solid oxide fuel cell systems for enhanced large-scale power generation</w:t>
+      </w:r>
+    </w:p>
+    <w:p>
+      <w:r>
+        <w:rPr>
+          <w:rFonts w:ascii="Times New Roman" w:hAnsi="Times New Roman" w:eastAsia="宋体"/>
+          <w:sz w:val="21"/>
+        </w:rPr>
+        <w:t>作者: Xinyi Wei, Arthur Waeber, Shivom Sharma, Hangyu Yu, Jan Van herle, François Maréchal</w:t>
+        <w:br/>
+      </w:r>
+      <w:r>
+        <w:rPr>
+          <w:rFonts w:ascii="Times New Roman" w:hAnsi="Times New Roman" w:eastAsia="宋体"/>
+          <w:sz w:val="21"/>
+        </w:rPr>
+        <w:t xml:space="preserve">时间: 2026-02-06 | </w:t>
+      </w:r>
+      <w:r>
+        <w:t xml:space="preserve">链接: </w:t>
+      </w:r>
+      <w:hyperlink r:id="rId55">
+        <w:r>
+          <w:rPr>
+            <w:rFonts w:ascii="Times New Roman" w:hAnsi="Times New Roman" w:eastAsia="宋体"/>
+            <w:color w:val="0000FF"/>
+            <w:sz w:val="21"/>
+            <w:u w:val="single"/>
+          </w:rPr>
+          <w:t>https://doi.org/10.1038/s41467-026-69110-y</w:t>
+        </w:r>
+      </w:hyperlink>
+    </w:p>
+    <w:p>
+      <w:pPr>
+        <w:spacing w:before="120"/>
+      </w:pPr>
+      <w:r>
+        <w:rPr>
+          <w:rFonts w:ascii="Times New Roman" w:hAnsi="Times New Roman" w:eastAsia="宋体"/>
+          <w:b/>
+          <w:sz w:val="21"/>
+        </w:rPr>
+        <w:t>中文摘要:</w:t>
+      </w:r>
+    </w:p>
+    <w:p>
+      <w:pPr>
+        <w:ind w:firstLine="360"/>
+      </w:pPr>
+      <w:r>
+        <w:rPr>
+          <w:rFonts w:ascii="Times New Roman" w:hAnsi="Times New Roman" w:eastAsia="宋体"/>
+          <w:sz w:val="21"/>
+        </w:rPr>
+        <w:t>摘要 对可再生能源整合和可扩展发电的需求不断增长，凸显了对高效且具有成本效益的固体氧化物燃料电池系统的需求。在这项研究中，我们提出了一种模块化混合设计框架，该框架通过互连标准化组件模块来实现灵活的固体氧化物燃料电池规模化。我们引入了一种串并联配置，该配置战略性地利用阳极和阴极废气再循环来提高电效率和热效率。通过详细的案例研究，我们证明混合设计实现了 66.3% 的电力效率，同时减少了 59.9% 的外部用水量和 22% 的新鲜空气需求，优于传统的系统设计。我们进一步对四种规模化策略进行了技术经济分析，发现混合设计可提供最低的平准电力成本，为 0.155 美元/千瓦时。通过这项工作，我们强调了集中与分散、高技术准备水平和低技术准备水平技术以及规模经济与制造能力之间的关键权衡。我们相信，我们的研究结果强调了模块化和标准化系统为未来低碳能源基础设施提供可扩展、高效且经济可行的解决方案的潜力。</w:t>
+      </w:r>
+    </w:p>
+    <w:p>
+      <w:pPr>
+        <w:spacing w:before="120"/>
+      </w:pPr>
+      <w:r>
+        <w:rPr>
+          <w:rFonts w:ascii="Times New Roman" w:hAnsi="Times New Roman" w:eastAsia="宋体"/>
+          <w:b/>
+          <w:sz w:val="21"/>
+        </w:rPr>
+        <w:t>English Abstract:</w:t>
+      </w:r>
+    </w:p>
+    <w:p>
+      <w:r>
+        <w:rPr>
+          <w:rFonts w:ascii="Times New Roman" w:hAnsi="Times New Roman" w:eastAsia="宋体"/>
+          <w:sz w:val="21"/>
+        </w:rPr>
+        <w:t>Abstract The increasing demand for renewable energy integration and scalable power generation highlights the need for efficient and cost-effective solid oxide fuel cell systems. In this study, we present a modular hybrid design framework that enables flexible solid oxide fuel cell scale-up by interconnecting standardized component modules. We introduce a series-parallel configuration that strategically leverages anode and cathode off-gas recirculation to enhance both electrical and thermal efficiency. Through a detailed case study, we demonstrate that the hybrid design achieves 66.3% electrical efficiency while reducing external water use by 59.9% and fresh air demand by 22%, outperforming conventional system designs. We further conducted a techno-economic analysis across four scale-up strategies and found that the hybrid design delivers the lowest levelized cost of electricity at 0.155 $/kWh. Through this work, we have highlighted the critical trade-offs between centralization and decentralization, high- and low-technology readiness level technologies, and economies of scale versus manufacturing capacity. We believe our findings underscore the potential of modular and standardized systems to provide scalable, efficient, and economically viable solutions for future low-carbon energy infrastructures.</w:t>
+      </w:r>
+    </w:p>
+    <w:p>
+      <w:r>
+        <w:rPr>
+          <w:rFonts w:ascii="Times New Roman" w:hAnsi="Times New Roman" w:eastAsia="宋体"/>
+          <w:sz w:val="21"/>
+        </w:rPr>
+        <w:t>__________________________________________________</w:t>
+      </w:r>
+    </w:p>
+    <w:p>
+      <w:pPr>
+        <w:pStyle w:val="Heading2"/>
+      </w:pPr>
+      <w:r/>
+      <w:r>
+        <w:rPr>
+          <w:rFonts w:ascii="Times New Roman" w:hAnsi="Times New Roman" w:eastAsia="宋体"/>
+          <w:b/>
+          <w:color w:val="000000"/>
+          <w:sz w:val="24"/>
+        </w:rPr>
+        <w:t>斑马鱼巨噬细胞将物理伤口信号转化为快速血管透化</w:t>
+      </w:r>
+    </w:p>
+    <w:p>
+      <w:r>
+        <w:rPr>
+          <w:rFonts w:ascii="Times New Roman" w:hAnsi="Times New Roman" w:eastAsia="宋体"/>
+          <w:b/>
+          <w:color w:val="003264"/>
+          <w:sz w:val="24"/>
+        </w:rPr>
+        <w:t>Zebrafish macrophages convert physical wound signals into rapid vascular permeabilization</w:t>
+      </w:r>
+    </w:p>
+    <w:p>
+      <w:r>
+        <w:rPr>
+          <w:rFonts w:ascii="Times New Roman" w:hAnsi="Times New Roman" w:eastAsia="宋体"/>
+          <w:sz w:val="21"/>
+        </w:rPr>
+        <w:t>作者: Zaza Gelashvili, Zhouyang Shen, Yanan Ma, Mark Jelcic, Philipp Niethammer</w:t>
+        <w:br/>
+      </w:r>
+      <w:r>
+        <w:rPr>
+          <w:rFonts w:ascii="Times New Roman" w:hAnsi="Times New Roman" w:eastAsia="宋体"/>
+          <w:sz w:val="21"/>
+        </w:rPr>
+        <w:t xml:space="preserve">时间: 2026-02-06 | </w:t>
+      </w:r>
+      <w:r>
+        <w:t xml:space="preserve">链接: </w:t>
+      </w:r>
+      <w:hyperlink r:id="rId56">
+        <w:r>
+          <w:rPr>
+            <w:rFonts w:ascii="Times New Roman" w:hAnsi="Times New Roman" w:eastAsia="宋体"/>
+            <w:color w:val="0000FF"/>
+            <w:sz w:val="21"/>
+            <w:u w:val="single"/>
+          </w:rPr>
+          <w:t>https://doi.org/10.1038/s41467-026-68520-2</w:t>
+        </w:r>
+      </w:hyperlink>
+    </w:p>
+    <w:p>
+      <w:pPr>
+        <w:spacing w:before="120"/>
+      </w:pPr>
+      <w:r>
+        <w:rPr>
+          <w:rFonts w:ascii="Times New Roman" w:hAnsi="Times New Roman" w:eastAsia="宋体"/>
+          <w:b/>
+          <w:sz w:val="21"/>
+        </w:rPr>
+        <w:t>中文摘要:</w:t>
+      </w:r>
+    </w:p>
+    <w:p>
+      <w:pPr>
+        <w:ind w:firstLine="360"/>
+      </w:pPr>
+      <w:r>
+        <w:rPr>
+          <w:rFonts w:ascii="Times New Roman" w:hAnsi="Times New Roman" w:eastAsia="宋体"/>
+          <w:sz w:val="21"/>
+        </w:rPr>
+        <w:t>摘要损伤部位附近的血管迅速扩张，变得具有渗透性，并将血清和白细胞释放到受伤组织中以支持愈合和再生。脉管系统如何在几秒到几分钟内感知远处的稳态组织扰动仍然不完全清楚。利用活体斑马鱼幼虫的高速成像，我们监测了血管对损伤的两种标志性反应：血管扩张和血清渗出。通过遗传、药理学和渗透扰动以及白细胞耗竭，我们发现 cPla 2 核膜机械转导途径通过血管周围巨噬细胞、5-脂氧合酶 (Alox5a) 和白三烯 A4 水解酶 (Lta4h) 将约 50 μm/s 渗透性伤口信号转化为快速血管通透作用。通过揭示以前未描述的核膜机械转导的生理功能，我们提供了对完整组织中伤口和血管的远程通信的实时见解。</w:t>
+      </w:r>
+    </w:p>
+    <w:p>
+      <w:pPr>
+        <w:spacing w:before="120"/>
+      </w:pPr>
+      <w:r>
+        <w:rPr>
+          <w:rFonts w:ascii="Times New Roman" w:hAnsi="Times New Roman" w:eastAsia="宋体"/>
+          <w:b/>
+          <w:sz w:val="21"/>
+        </w:rPr>
+        <w:t>English Abstract:</w:t>
+      </w:r>
+    </w:p>
+    <w:p>
+      <w:r>
+        <w:rPr>
+          <w:rFonts w:ascii="Times New Roman" w:hAnsi="Times New Roman" w:eastAsia="宋体"/>
+          <w:sz w:val="21"/>
+        </w:rPr>
+        <w:t>Abstract Blood vessels near injury sites rapidly dilate, become permeable, and release serum and leukocytes into the wounded tissue to support healing and regeneration. How the vasculature senses distant homeostatic tissue perturbations within seconds-to-minutes remains incompletely understood. Using high-speed imaging of live zebrafish larvae, we monitor two hallmark vascular responses to injury: vessel dilation and serum exudation. By genetic, pharmacologic, and osmotic perturbation along with leukocyte depletion, we show that the cPla 2 nuclear membrane mechanotransduction pathway converts a ~ 50 μm/s osmotic wound signal into rapid vessel-permeabilization via perivascular macrophages, 5-lipoxygenase (Alox5a), and leukotriene A4 hydrolase (Lta4h). By revealing a previously undescribed physiological function of nuclear membrane mechanotransduction, we provide real-time insights into the long-range communication of wounds and blood vessels in intact tissue.</w:t>
+      </w:r>
+    </w:p>
+    <w:p>
+      <w:r>
+        <w:rPr>
+          <w:rFonts w:ascii="Times New Roman" w:hAnsi="Times New Roman" w:eastAsia="宋体"/>
+          <w:sz w:val="21"/>
+        </w:rPr>
+        <w:t>__________________________________________________</w:t>
+      </w:r>
+    </w:p>
+    <w:p>
+      <w:pPr>
         <w:pStyle w:val="Heading1"/>
       </w:pPr>
       <w:r>
@@ -3690,6 +3916,910 @@
     </w:p>
     <w:p>
       <w:pPr>
+        <w:pStyle w:val="Heading2"/>
+      </w:pPr>
+      <w:r/>
+      <w:r>
+        <w:rPr>
+          <w:rFonts w:ascii="Times New Roman" w:hAnsi="Times New Roman" w:eastAsia="宋体"/>
+          <w:b/>
+          <w:color w:val="000000"/>
+          <w:sz w:val="24"/>
+        </w:rPr>
+        <w:t>纳米 PEEK 和 PEEK-氧化锆复合材料增强丙烯酸树脂义齿基托弯曲强度的体外比较评估</w:t>
+      </w:r>
+    </w:p>
+    <w:p>
+      <w:r>
+        <w:rPr>
+          <w:rFonts w:ascii="Times New Roman" w:hAnsi="Times New Roman" w:eastAsia="宋体"/>
+          <w:b/>
+          <w:color w:val="003264"/>
+          <w:sz w:val="24"/>
+        </w:rPr>
+        <w:t>In vitro comparative evaluation of the flexural strength of acrylic denture bases reinforced with nano-PEEK and PEEK–zirconia composites</w:t>
+      </w:r>
+    </w:p>
+    <w:p>
+      <w:r>
+        <w:rPr>
+          <w:rFonts w:ascii="Times New Roman" w:hAnsi="Times New Roman" w:eastAsia="宋体"/>
+          <w:sz w:val="21"/>
+        </w:rPr>
+        <w:t>作者: Sara Alrais, Ibrahim Alghoraibi, Alaa Salloum</w:t>
+        <w:br/>
+      </w:r>
+      <w:r>
+        <w:rPr>
+          <w:rFonts w:ascii="Times New Roman" w:hAnsi="Times New Roman" w:eastAsia="宋体"/>
+          <w:sz w:val="21"/>
+        </w:rPr>
+        <w:t xml:space="preserve">时间: 2026-02-06 | </w:t>
+      </w:r>
+      <w:r>
+        <w:t xml:space="preserve">链接: </w:t>
+      </w:r>
+      <w:hyperlink r:id="rId57">
+        <w:r>
+          <w:rPr>
+            <w:rFonts w:ascii="Times New Roman" w:hAnsi="Times New Roman" w:eastAsia="宋体"/>
+            <w:color w:val="0000FF"/>
+            <w:sz w:val="21"/>
+            <w:u w:val="single"/>
+          </w:rPr>
+          <w:t>https://doi.org/10.1038/s41598-026-36102-3</w:t>
+        </w:r>
+      </w:hyperlink>
+    </w:p>
+    <w:p>
+      <w:pPr>
+        <w:spacing w:before="120"/>
+      </w:pPr>
+      <w:r>
+        <w:rPr>
+          <w:rFonts w:ascii="Times New Roman" w:hAnsi="Times New Roman" w:eastAsia="宋体"/>
+          <w:b/>
+          <w:sz w:val="21"/>
+        </w:rPr>
+        <w:t>中文摘要:</w:t>
+      </w:r>
+    </w:p>
+    <w:p>
+      <w:pPr>
+        <w:ind w:firstLine="360"/>
+      </w:pPr>
+      <w:r>
+        <w:rPr>
+          <w:rFonts w:ascii="Times New Roman" w:hAnsi="Times New Roman" w:eastAsia="宋体"/>
+          <w:sz w:val="21"/>
+        </w:rPr>
+        <w:t>摘要 聚甲基丙烯酸甲酯 (PMMA) 是最广泛使用的义齿基托材料，但在功能负载下表现出有限的抗断裂性。本研究研究了掺入氧化锆 (ZrO 2 ) 和聚醚醚酮 (PEEK) 纳米颗粒对 PMMA 结构和机械性能的影响。将 30 个矩形热固化 PMMA 样品（65 × 10 × 2.5 mm）分为三组： C 组（对照）：未改性 PMMA； P组：含有5% PEEK纳米粒子的PMMA； ZP组：具有2.5％ZrO 2 和2.5％PEEK纳米颗粒的混合物的PMMA。通过场发射扫描电子显微镜（FESEM）分析纳米颗粒形态，显示PEEK尺寸在26至100 nm之间，球形ZrO 2 平均直径为47 nm。仅对ZrO 2 进行能量色散X射线光谱测定(EDXS)。 FTIR 分析证实了混合复合材料中的界面结合。通过三点弯曲试验测量弯曲强度。 ZP组表现出最高的弯曲强度（平均值：139.78 MPa），显着优于P组和C组（p &lt; 0.05），P组和C组之间没有显着差异。ZrO 2 和PEEK纳米颗粒的协同添加显着改善了PMMA的机械和结构行为，为提高修复中义齿基托材料的耐久性和临床性能提供了一种有前途的策略。</w:t>
+      </w:r>
+    </w:p>
+    <w:p>
+      <w:pPr>
+        <w:spacing w:before="120"/>
+      </w:pPr>
+      <w:r>
+        <w:rPr>
+          <w:rFonts w:ascii="Times New Roman" w:hAnsi="Times New Roman" w:eastAsia="宋体"/>
+          <w:b/>
+          <w:sz w:val="21"/>
+        </w:rPr>
+        <w:t>English Abstract:</w:t>
+      </w:r>
+    </w:p>
+    <w:p>
+      <w:r>
+        <w:rPr>
+          <w:rFonts w:ascii="Times New Roman" w:hAnsi="Times New Roman" w:eastAsia="宋体"/>
+          <w:sz w:val="21"/>
+        </w:rPr>
+        <w:t>Abstract Poly(methyl methacrylate) (PMMA) is the most widely used denture base material but exhibits limited fracture resistance under functional loads. This study investigates the effect of incorporating zirconia (ZrO 2 ) and polyether ether ketone (PEEK) nanoparticles on the structural and mechanical properties of PMMA. Thirty rectangular heat-cured PMMA specimens (65 × 10 × 2.5 mm) were divided into three groups: Group C (control): unmodified PMMA; Group P: PMMA with 5% PEEK nanoparticles; and Group ZP: PMMA with a hybrid of 2.5% ZrO 2 and 2.5% PEEK nanoparticles. Nanoparticle morphology was analyzed by field emission scanning electron microscopy (FESEM), showing PEEK sizes between 26 and 100 nm and spherical ZrO 2 with a mean diameter of 47 nm. Energy-dispersive X-ray spectrometry (EDXS) was performed on ZrO 2 only. FTIR analysis confirmed interfacial bonding in the hybrid composite. Flexural strength was measured via a three-point bending test. The ZP group exhibited the highest flexural strength (mean: 139.78 MPa), significantly outperforming both P and C groups ( p &lt; 0.05), with no significant difference between P and C. The synergistic addition of ZrO 2 and PEEK nanoparticles significantly improved the mechanical and structural behavior of PMMA, offering a promising strategy to enhance durability and clinical performance of denture base materials in prosthodontics.</w:t>
+      </w:r>
+    </w:p>
+    <w:p>
+      <w:r>
+        <w:rPr>
+          <w:rFonts w:ascii="Times New Roman" w:hAnsi="Times New Roman" w:eastAsia="宋体"/>
+          <w:sz w:val="21"/>
+        </w:rPr>
+        <w:t>__________________________________________________</w:t>
+      </w:r>
+    </w:p>
+    <w:p>
+      <w:pPr>
+        <w:pStyle w:val="Heading2"/>
+      </w:pPr>
+      <w:r/>
+      <w:r>
+        <w:rPr>
+          <w:rFonts w:ascii="Times New Roman" w:hAnsi="Times New Roman" w:eastAsia="宋体"/>
+          <w:b/>
+          <w:color w:val="000000"/>
+          <w:sz w:val="24"/>
+        </w:rPr>
+        <w:t>用于视频序列中暴力检测的轻量级卷积神经网络架构</w:t>
+      </w:r>
+    </w:p>
+    <w:p>
+      <w:r>
+        <w:rPr>
+          <w:rFonts w:ascii="Times New Roman" w:hAnsi="Times New Roman" w:eastAsia="宋体"/>
+          <w:b/>
+          <w:color w:val="003264"/>
+          <w:sz w:val="24"/>
+        </w:rPr>
+        <w:t>A lightweight convolutional neural network architecture for violence detection in video sequences</w:t>
+      </w:r>
+    </w:p>
+    <w:p>
+      <w:r>
+        <w:rPr>
+          <w:rFonts w:ascii="Times New Roman" w:hAnsi="Times New Roman" w:eastAsia="宋体"/>
+          <w:sz w:val="21"/>
+        </w:rPr>
+        <w:t>作者: Bhawana Tyagi, Richa Jain, Pankaj Jain, R. Naga Priyadarsini, Ashish Sharma</w:t>
+        <w:br/>
+      </w:r>
+      <w:r>
+        <w:rPr>
+          <w:rFonts w:ascii="Times New Roman" w:hAnsi="Times New Roman" w:eastAsia="宋体"/>
+          <w:sz w:val="21"/>
+        </w:rPr>
+        <w:t xml:space="preserve">时间: 2026-02-06 | </w:t>
+      </w:r>
+      <w:r>
+        <w:t xml:space="preserve">链接: </w:t>
+      </w:r>
+      <w:hyperlink r:id="rId58">
+        <w:r>
+          <w:rPr>
+            <w:rFonts w:ascii="Times New Roman" w:hAnsi="Times New Roman" w:eastAsia="宋体"/>
+            <w:color w:val="0000FF"/>
+            <w:sz w:val="21"/>
+            <w:u w:val="single"/>
+          </w:rPr>
+          <w:t>https://doi.org/10.1038/s41598-026-37743-0</w:t>
+        </w:r>
+      </w:hyperlink>
+    </w:p>
+    <w:p>
+      <w:pPr>
+        <w:spacing w:before="120"/>
+      </w:pPr>
+      <w:r>
+        <w:rPr>
+          <w:rFonts w:ascii="Times New Roman" w:hAnsi="Times New Roman" w:eastAsia="宋体"/>
+          <w:b/>
+          <w:sz w:val="21"/>
+        </w:rPr>
+        <w:t>中文摘要:</w:t>
+      </w:r>
+    </w:p>
+    <w:p>
+      <w:pPr>
+        <w:ind w:firstLine="360"/>
+      </w:pPr>
+      <w:r>
+        <w:rPr>
+          <w:rFonts w:ascii="Times New Roman" w:hAnsi="Times New Roman" w:eastAsia="宋体"/>
+          <w:sz w:val="21"/>
+        </w:rPr>
+        <w:t>摘要：政治集会、音乐会和体育场馆等高密度公共环境中的暴力事件不断升级，需要开发计算高效、准确的实时暴力检测框架。从连续监控视频流中及时识别攻击性事件对于启动快速对策至关重要。然而，由于时空场景变化、照明不一致以及处理高维视频数据的密集计算成本，该任务本质上是复杂的。本研究引入了源自 MobileNetV2 的轻量级深度卷积神经网络 (CNN) 架构，通过深度可分离卷积和倒置残差瓶颈进行优化，以在不影响分类效果的情况下实现显着的参数减少。所提出的框架通过提取和预处理帧（224×224分辨率、归一化、增强）来处理视频流，以增强泛化并减轻过度拟合。该模型在两个基准数据集上进行了训练和评估：现实生活暴力情境数据集 (RLVSD) 和曲棍球比赛数据集 (HFD)，涵盖暴力和非暴力序列的平衡类别。实证评估表明性能优越，在 RLVSD 上达到 97% 的准确率，在 HFD 上达到 94% 的准确率，与传统的 CNN 架构相比，在精确度、召回率和 F1 分数方面都有相应的提高。计算分析证实了效率的显着提高，从而能够在资源受限的硬件上以实时帧速率进行推理。所提出的方法表明，优化的轻量级架构可以提供高精度的暴力检测，同时显着降低计算开销。这些特性使得该方法在现实世界的监控系统中具有高度的可部署性。未来的研究将侧重于通过 3D CNN 或基于 Transformer 的模型进行时间特征集成，以及对异构视频源的跨域适应性。</w:t>
+      </w:r>
+    </w:p>
+    <w:p>
+      <w:pPr>
+        <w:spacing w:before="120"/>
+      </w:pPr>
+      <w:r>
+        <w:rPr>
+          <w:rFonts w:ascii="Times New Roman" w:hAnsi="Times New Roman" w:eastAsia="宋体"/>
+          <w:b/>
+          <w:sz w:val="21"/>
+        </w:rPr>
+        <w:t>English Abstract:</w:t>
+      </w:r>
+    </w:p>
+    <w:p>
+      <w:r>
+        <w:rPr>
+          <w:rFonts w:ascii="Times New Roman" w:hAnsi="Times New Roman" w:eastAsia="宋体"/>
+          <w:sz w:val="21"/>
+        </w:rPr>
+        <w:t>Abstract The escalation of violent incidents in high-density public environments such as political assemblies, concerts, and sports arenas necessitates the development of computationally efficient and accurate real-time violence detection frameworks. Prompt identification of aggressive events from continuous surveillance video streams is critical for initiating rapid countermeasures. However, the task is inherently complex due to spatiotemporal scene variations, illumination inconsistencies, and the intensive computational cost of processing high-dimensional video data. This study introduces a lightweight deep convolutional neural network (CNN) architecture derived from MobileNetV2, optimized through depthwise separable convolutions and inverted residual bottlenecks to achieve significant parameter reduction without compromising classification efficacy. The proposed framework processes video streams by extracting and preprocessing frames (224 × 224 resolution, normalization, augmentation) to enhance generalization and mitigate overfitting. The model was trained and evaluated on two benchmark datasets: the Real-Life Violence Situations Dataset (RLVSD) and the Hockey Fight Dataset (HFD), encompassing balanced classes of violent and non-violent sequences. Empirical evaluation indicates superior performance, attaining 97% accuracy on RLVSD and 94% on HFD, with corresponding gains in precision, recall, and F1-score compared to conventional CNN architectures. Computational profiling confirms substantial efficiency improvements, enabling inference at real-time frame rates on resource-constrained hardware. The proposed methodology demonstrates that optimized lightweight architectures can deliver high-accuracy violence detection while significantly reducing computational overhead. These characteristics make the approach highly deployable in real-world surveillance systems. Future research will focus on temporal feature integration via 3D CNNs or transformer-based models and cross-domain adaptability to heterogeneous video sources.</w:t>
+      </w:r>
+    </w:p>
+    <w:p>
+      <w:r>
+        <w:rPr>
+          <w:rFonts w:ascii="Times New Roman" w:hAnsi="Times New Roman" w:eastAsia="宋体"/>
+          <w:sz w:val="21"/>
+        </w:rPr>
+        <w:t>__________________________________________________</w:t>
+      </w:r>
+    </w:p>
+    <w:p>
+      <w:pPr>
+        <w:pStyle w:val="Heading2"/>
+      </w:pPr>
+      <w:r/>
+      <w:r>
+        <w:rPr>
+          <w:rFonts w:ascii="Times New Roman" w:hAnsi="Times New Roman" w:eastAsia="宋体"/>
+          <w:b/>
+          <w:color w:val="000000"/>
+          <w:sz w:val="24"/>
+        </w:rPr>
+        <w:t>通过多模态大语言模型探索师生互动：实证研究</w:t>
+      </w:r>
+    </w:p>
+    <w:p>
+      <w:r>
+        <w:rPr>
+          <w:rFonts w:ascii="Times New Roman" w:hAnsi="Times New Roman" w:eastAsia="宋体"/>
+          <w:b/>
+          <w:color w:val="003264"/>
+          <w:sz w:val="24"/>
+        </w:rPr>
+        <w:t>Exploring teacher-student interaction through multimodal large language models: an empirical investigation</w:t>
+      </w:r>
+    </w:p>
+    <w:p>
+      <w:r>
+        <w:rPr>
+          <w:rFonts w:ascii="Times New Roman" w:hAnsi="Times New Roman" w:eastAsia="宋体"/>
+          <w:sz w:val="21"/>
+        </w:rPr>
+        <w:t>作者: Guanyu Chen, Guangxin Han, Juan Niu, Juhou He</w:t>
+        <w:br/>
+      </w:r>
+      <w:r>
+        <w:rPr>
+          <w:rFonts w:ascii="Times New Roman" w:hAnsi="Times New Roman" w:eastAsia="宋体"/>
+          <w:sz w:val="21"/>
+        </w:rPr>
+        <w:t xml:space="preserve">时间: 2026-02-06 | </w:t>
+      </w:r>
+      <w:r>
+        <w:t xml:space="preserve">链接: </w:t>
+      </w:r>
+      <w:hyperlink r:id="rId59">
+        <w:r>
+          <w:rPr>
+            <w:rFonts w:ascii="Times New Roman" w:hAnsi="Times New Roman" w:eastAsia="宋体"/>
+            <w:color w:val="0000FF"/>
+            <w:sz w:val="21"/>
+            <w:u w:val="single"/>
+          </w:rPr>
+          <w:t>https://doi.org/10.1038/s41598-026-38626-0</w:t>
+        </w:r>
+      </w:hyperlink>
+    </w:p>
+    <w:p>
+      <w:pPr>
+        <w:spacing w:before="120"/>
+      </w:pPr>
+      <w:r>
+        <w:rPr>
+          <w:rFonts w:ascii="Times New Roman" w:hAnsi="Times New Roman" w:eastAsia="宋体"/>
+          <w:b/>
+          <w:sz w:val="21"/>
+        </w:rPr>
+        <w:t>中文摘要:</w:t>
+      </w:r>
+    </w:p>
+    <w:p>
+      <w:pPr>
+        <w:ind w:firstLine="360"/>
+      </w:pPr>
+      <w:r>
+        <w:rPr>
+          <w:rFonts w:ascii="Times New Roman" w:hAnsi="Times New Roman" w:eastAsia="宋体"/>
+          <w:sz w:val="21"/>
+        </w:rPr>
+        <w:t>师生互动是课堂学习的核心，但传统的观察和机器学习方法往往效率低下且主观。本研究探讨了使用多模态大语言模型（MLLM）对课堂动态进行系统分析。我们对来自 30 个课堂视频的 2,380 张带注释的图像对 VisualGLM-6B 进行了微调，涵盖五种交互类型：引导、协作、提问、独立和展示。采用基于 LoRA 的微调与即时工程相结合来增强可解释性和特定领域的准确性。通过混淆矩阵、BERTScore 和专家比较来评估模型性能。经过微调的模型总体准确率达到 82%，在引导式、独立式和展示式交互中表现最佳，而协作和提问类型仍然具有挑战性。与专家注释相比，该模型提供了更加结构化和可解释的输出，尽管偶尔仍然存在错误分类和幻觉。这些发现证明了应用 MLLM 对师生互动进行高效、客观分析的可行性，并强调了未来的方向，例如合并音频输入和更大的数据集，以进一步推进教育研究方法。</w:t>
+      </w:r>
+    </w:p>
+    <w:p>
+      <w:pPr>
+        <w:spacing w:before="120"/>
+      </w:pPr>
+      <w:r>
+        <w:rPr>
+          <w:rFonts w:ascii="Times New Roman" w:hAnsi="Times New Roman" w:eastAsia="宋体"/>
+          <w:b/>
+          <w:sz w:val="21"/>
+        </w:rPr>
+        <w:t>English Abstract:</w:t>
+      </w:r>
+    </w:p>
+    <w:p>
+      <w:r>
+        <w:rPr>
+          <w:rFonts w:ascii="Times New Roman" w:hAnsi="Times New Roman" w:eastAsia="宋体"/>
+          <w:sz w:val="21"/>
+        </w:rPr>
+        <w:t>Teacher–student interaction is central to classroom learning, yet traditional observation and machine-learning approaches often remain inefficient and subjective. This study explores the use of multimodal large language models (MLLMs) for systematic analysis of classroom dynamics. We fine-tuned VisualGLM-6B on 2,380 annotated images from 30 classroom videos, covering five interaction types: guided, collaborative, questioning, independent, and exhibitive. LoRA-based fine-tuning combined with prompt engineering was employed to enhance interpretability and domain-specific accuracy. Model performance was assessed through confusion matrices, BERTScore, and expert comparisons. The fine-tuned model achieved 82% overall accuracy, performing best on guided, independent, and exhibitive interactions, while collaborative and questioning types remained challenging. Compared with expert annotation, the model provided more structured and interpretable outputs, though occasional misclassifications and hallucinations persisted. These findings demonstrate the feasibility of applying MLLMs for efficient, objective analysis of teacher–student interactions and highlight future directions such as incorporating audio inputs and larger datasets to further advance educational research methodologies.</w:t>
+      </w:r>
+    </w:p>
+    <w:p>
+      <w:r>
+        <w:rPr>
+          <w:rFonts w:ascii="Times New Roman" w:hAnsi="Times New Roman" w:eastAsia="宋体"/>
+          <w:sz w:val="21"/>
+        </w:rPr>
+        <w:t>__________________________________________________</w:t>
+      </w:r>
+    </w:p>
+    <w:p>
+      <w:pPr>
+        <w:pStyle w:val="Heading2"/>
+      </w:pPr>
+      <w:r/>
+      <w:r>
+        <w:rPr>
+          <w:rFonts w:ascii="Times New Roman" w:hAnsi="Times New Roman" w:eastAsia="宋体"/>
+          <w:b/>
+          <w:color w:val="000000"/>
+          <w:sz w:val="24"/>
+        </w:rPr>
+        <w:t>有问题的互联网用户开发增强的感知处理来抵消冲突监控中的神经缺陷</w:t>
+      </w:r>
+    </w:p>
+    <w:p>
+      <w:r>
+        <w:rPr>
+          <w:rFonts w:ascii="Times New Roman" w:hAnsi="Times New Roman" w:eastAsia="宋体"/>
+          <w:b/>
+          <w:color w:val="003264"/>
+          <w:sz w:val="24"/>
+        </w:rPr>
+        <w:t>Problematic internet users develop enhanced perceptual processing to offset neural deficits in conflict monitoring</w:t>
+      </w:r>
+    </w:p>
+    <w:p>
+      <w:r>
+        <w:rPr>
+          <w:rFonts w:ascii="Times New Roman" w:hAnsi="Times New Roman" w:eastAsia="宋体"/>
+          <w:sz w:val="21"/>
+        </w:rPr>
+        <w:t>作者: Qiduo Lin, Chih-Mao Huang, Hoi Yan Mak, Bing Li, Hsu-Wen Huang</w:t>
+        <w:br/>
+      </w:r>
+      <w:r>
+        <w:rPr>
+          <w:rFonts w:ascii="Times New Roman" w:hAnsi="Times New Roman" w:eastAsia="宋体"/>
+          <w:sz w:val="21"/>
+        </w:rPr>
+        <w:t xml:space="preserve">时间: 2026-02-06 | </w:t>
+      </w:r>
+      <w:r>
+        <w:t xml:space="preserve">链接: </w:t>
+      </w:r>
+      <w:hyperlink r:id="rId60">
+        <w:r>
+          <w:rPr>
+            <w:rFonts w:ascii="Times New Roman" w:hAnsi="Times New Roman" w:eastAsia="宋体"/>
+            <w:color w:val="0000FF"/>
+            <w:sz w:val="21"/>
+            <w:u w:val="single"/>
+          </w:rPr>
+          <w:t>https://doi.org/10.1038/s41598-026-38111-8</w:t>
+        </w:r>
+      </w:hyperlink>
+    </w:p>
+    <w:p>
+      <w:pPr>
+        <w:spacing w:before="120"/>
+      </w:pPr>
+      <w:r>
+        <w:rPr>
+          <w:rFonts w:ascii="Times New Roman" w:hAnsi="Times New Roman" w:eastAsia="宋体"/>
+          <w:b/>
+          <w:sz w:val="21"/>
+        </w:rPr>
+        <w:t>中文摘要:</w:t>
+      </w:r>
+    </w:p>
+    <w:p>
+      <w:pPr>
+        <w:ind w:firstLine="360"/>
+      </w:pPr>
+      <w:r>
+        <w:rPr>
+          <w:rFonts w:ascii="Times New Roman" w:hAnsi="Times New Roman" w:eastAsia="宋体"/>
+          <w:sz w:val="21"/>
+        </w:rPr>
+        <w:t>有问题的互联网使用（PIU）对大脑功能的影响已被广泛研究，但信息处理的潜在神经动力学仍不清楚。这项事件相关电位 (ERP) 研究采用了具有一致、中性和不一致条件的数值 Stroop 任务来检查 PIU 和正常对照个体在多级处理阶段的促进（一致 - 中性）和干扰（不一致 - 中性）效应。进行群体层面和个体层面的分析来表征不同的神经模式和变异性。尽管各组之间的行为表现具有可比性，但 ERP 结果却显示出差异。 PIU 组表现出 N450 干扰效应降低，这一发现与冲突监测受损相一致。值得注意的是，这种神经缺陷并没有损害行为表现，表明需要采用替代的信息处理策略。此外，ERP 促进效应与 PIU 严重程度呈正相关，表明 PIU 个体可能在整个处理阶段更严重地依赖物理刺激特征。这种注意力偏差与 N100 成分中观察到的早期知觉敏感性增强的模式一致。总的来说，这些发现表明，尽管冲突监控存在缺陷，PIU 患者仍可以利用补偿性注意力机制来维持表现。这项研究为 PIU 信息处理的神经结构提供了新颖的见解，强调了该人群中潜在的补偿策略。</w:t>
+      </w:r>
+    </w:p>
+    <w:p>
+      <w:pPr>
+        <w:spacing w:before="120"/>
+      </w:pPr>
+      <w:r>
+        <w:rPr>
+          <w:rFonts w:ascii="Times New Roman" w:hAnsi="Times New Roman" w:eastAsia="宋体"/>
+          <w:b/>
+          <w:sz w:val="21"/>
+        </w:rPr>
+        <w:t>English Abstract:</w:t>
+      </w:r>
+    </w:p>
+    <w:p>
+      <w:r>
+        <w:rPr>
+          <w:rFonts w:ascii="Times New Roman" w:hAnsi="Times New Roman" w:eastAsia="宋体"/>
+          <w:sz w:val="21"/>
+        </w:rPr>
+        <w:t>Problematic internet use (PIU) has been extensively studied for its impact on brain function, yet the underlying neural dynamics of information processing remain unclear. This event-related potential (ERP) study employed a numerical Stroop task with congruent, neutral, and incongruent conditions to examine facilitation (congruent–neutral) and interference (incongruent–neutral) effects across multilevel processing stages in individuals with PIU and normal controls. Both group-level and individual-level analyses were conducted to characterize distinct neural patterns and variability. Although behavioral performance was comparable between groups, ERP results revealed differences. The PIU group showed a reduced N450 interference effect, a finding consistent with impaired conflict monitoring. Notably, this neural deficit did not compromise behavioral performance, suggesting the engagement of alternative information processing strategies. Furthermore, ERP facilitation effects were positively correlated with PIU severity, indicate that individuals with PIU may rely more heavily on physical stimulus features across processing stages. This attentional bias aligns with a pattern of heightened early perceptual sensitivity observed in the N100 component. Collectively, these findings suggest that despite deficits in conflict monitoring, individuals with PIU may utilize compensatory attentional mechanisms to maintain performance. This study offers novel insights into the neural architecture of information processing in PIU, highlighting potential compensatory strategies within this population.</w:t>
+      </w:r>
+    </w:p>
+    <w:p>
+      <w:r>
+        <w:rPr>
+          <w:rFonts w:ascii="Times New Roman" w:hAnsi="Times New Roman" w:eastAsia="宋体"/>
+          <w:sz w:val="21"/>
+        </w:rPr>
+        <w:t>__________________________________________________</w:t>
+      </w:r>
+    </w:p>
+    <w:p>
+      <w:pPr>
+        <w:pStyle w:val="Heading2"/>
+      </w:pPr>
+      <w:r/>
+      <w:r>
+        <w:rPr>
+          <w:rFonts w:ascii="Times New Roman" w:hAnsi="Times New Roman" w:eastAsia="宋体"/>
+          <w:b/>
+          <w:color w:val="000000"/>
+          <w:sz w:val="24"/>
+        </w:rPr>
+        <w:t>冬小麦叶片相关酵母菌群落及其对杀菌剂的敏感性</w:t>
+      </w:r>
+    </w:p>
+    <w:p>
+      <w:r>
+        <w:rPr>
+          <w:rFonts w:ascii="Times New Roman" w:hAnsi="Times New Roman" w:eastAsia="宋体"/>
+          <w:b/>
+          <w:color w:val="003264"/>
+          <w:sz w:val="24"/>
+        </w:rPr>
+        <w:t>Yeast community associated with winter wheat leaves and its sensitivity to fungicides</w:t>
+      </w:r>
+    </w:p>
+    <w:p>
+      <w:r>
+        <w:rPr>
+          <w:rFonts w:ascii="Times New Roman" w:hAnsi="Times New Roman" w:eastAsia="宋体"/>
+          <w:sz w:val="21"/>
+        </w:rPr>
+        <w:t>作者: Helena Randmäe, Regina Pütsepp, Lee Põllumaa, Kersti Kristjuhan, Kersti Lilleväli, Andres Mäe, Riinu Kiiker, Tiina Tamm, Arnold Kristjuhan</w:t>
+        <w:br/>
+      </w:r>
+      <w:r>
+        <w:rPr>
+          <w:rFonts w:ascii="Times New Roman" w:hAnsi="Times New Roman" w:eastAsia="宋体"/>
+          <w:sz w:val="21"/>
+        </w:rPr>
+        <w:t xml:space="preserve">时间: 2026-02-06 | </w:t>
+      </w:r>
+      <w:r>
+        <w:t xml:space="preserve">链接: </w:t>
+      </w:r>
+      <w:hyperlink r:id="rId61">
+        <w:r>
+          <w:rPr>
+            <w:rFonts w:ascii="Times New Roman" w:hAnsi="Times New Roman" w:eastAsia="宋体"/>
+            <w:color w:val="0000FF"/>
+            <w:sz w:val="21"/>
+            <w:u w:val="single"/>
+          </w:rPr>
+          <w:t>https://doi.org/10.1038/s41598-026-38648-8</w:t>
+        </w:r>
+      </w:hyperlink>
+    </w:p>
+    <w:p>
+      <w:pPr>
+        <w:spacing w:before="120"/>
+      </w:pPr>
+      <w:r>
+        <w:rPr>
+          <w:rFonts w:ascii="Times New Roman" w:hAnsi="Times New Roman" w:eastAsia="宋体"/>
+          <w:b/>
+          <w:sz w:val="21"/>
+        </w:rPr>
+        <w:t>中文摘要:</w:t>
+      </w:r>
+    </w:p>
+    <w:p>
+      <w:pPr>
+        <w:ind w:firstLine="360"/>
+      </w:pPr>
+      <w:r>
+        <w:rPr>
+          <w:rFonts w:ascii="Times New Roman" w:hAnsi="Times New Roman" w:eastAsia="宋体"/>
+          <w:sz w:val="21"/>
+        </w:rPr>
+        <w:t>栖息在植物叶圈中的微生物群落在植物健康中发挥着重要作用，但它们对农用化学品的反应仍未得到充分研究。了解杀菌剂的作用对于制定可持续的疾病管理策略至关重要，该策略可在有效控制病原体的同时保留有益的微生物多样性。本研究旨在表征与冬小麦叶片相关的酵母菌群，并评估其对传统农业中使用的杀菌剂的敏感性。从 454 个分离株中总共鉴定出 34 个酵母菌种，其中 98% 属于担子菌门。 Sporobolomyces Roseus 是优势种，而 Vishniacozyma spp.巴布耶瓦红酵母 (Rhodotorula babjevae) 也很常见。在植被期内，三个物种的丰度呈现出时间变化。杀菌剂敏感性分析显示，非目标酵母比小麦发酵菌（引起小麦斑枯病的病原体）对常用杀菌剂（如甲氟康唑、脱硫丙硫菌唑、唑菌胺酯和嘧菌酯）更敏感。相比之下，芬吡沙胺表现出最低的脱靶效应，同时对小麦小麦保持高度活性。这些发现凸显了小麦叶际生态的复杂性以及杀菌剂使用潜在的意外后果。</w:t>
+      </w:r>
+    </w:p>
+    <w:p>
+      <w:pPr>
+        <w:spacing w:before="120"/>
+      </w:pPr>
+      <w:r>
+        <w:rPr>
+          <w:rFonts w:ascii="Times New Roman" w:hAnsi="Times New Roman" w:eastAsia="宋体"/>
+          <w:b/>
+          <w:sz w:val="21"/>
+        </w:rPr>
+        <w:t>English Abstract:</w:t>
+      </w:r>
+    </w:p>
+    <w:p>
+      <w:r>
+        <w:rPr>
+          <w:rFonts w:ascii="Times New Roman" w:hAnsi="Times New Roman" w:eastAsia="宋体"/>
+          <w:sz w:val="21"/>
+        </w:rPr>
+        <w:t>Microbial communities inhabiting the plant phyllosphere play an important role in plant health, yet their responses to agricultural chemicals remain understudied. Understanding the effect of fungicides is crucial for developing sustainable disease management strategies that preserve beneficial microbial diversity alongside effective pathogen control. This study aimed to characterise the yeast community associated with winter wheat leaves and to assess its sensitivity to fungicides used in conventional agriculture. A total of 34 yeast species were identified from 454 isolates, with 98% belonging to the phylum Basidiomycota. Sporobolomyces roseus was the dominant species, while Vishniacozyma spp. and Rhodotorula babjevae were also frequent. During the vegetation period, the abundance of three species exhibited temporal variation. Fungicide sensitivity profiling revealed that non-target yeasts were more sensitive than Zymoseptoria tritici, the pathogen responsible for septoria tritici blotch, to commonly applied fungicides such as mefentrifluconazole, prothioconazole-desthio, pyraclostrobin, and azoxystrobin. In contrast, fenpicoxamid exhibited the lowest off-target effect while remaining highly active against Z. tritici. These findings highlight the ecological complexity of the wheat phyllosphere and the potential unintended consequences of fungicide use.</w:t>
+      </w:r>
+    </w:p>
+    <w:p>
+      <w:r>
+        <w:rPr>
+          <w:rFonts w:ascii="Times New Roman" w:hAnsi="Times New Roman" w:eastAsia="宋体"/>
+          <w:sz w:val="21"/>
+        </w:rPr>
+        <w:t>__________________________________________________</w:t>
+      </w:r>
+    </w:p>
+    <w:p>
+      <w:pPr>
+        <w:pStyle w:val="Heading2"/>
+      </w:pPr>
+      <w:r/>
+      <w:r>
+        <w:rPr>
+          <w:rFonts w:ascii="Times New Roman" w:hAnsi="Times New Roman" w:eastAsia="宋体"/>
+          <w:b/>
+          <w:color w:val="000000"/>
+          <w:sz w:val="24"/>
+        </w:rPr>
+        <w:t>通过 UPLC-MS/MS 化学计量分析揭示索多玛苹果 (Calotropis procera (Aiton) W.T.) 的代谢特征和抗炎潜力</w:t>
+      </w:r>
+    </w:p>
+    <w:p>
+      <w:r>
+        <w:rPr>
+          <w:rFonts w:ascii="Times New Roman" w:hAnsi="Times New Roman" w:eastAsia="宋体"/>
+          <w:b/>
+          <w:color w:val="003264"/>
+          <w:sz w:val="24"/>
+        </w:rPr>
+        <w:t>Unveiling the metabolic profile and anti-inflammatory potential of apple of Sodom (Calotropis procera (Aiton) W.T.) by UPLC–MS/MS chemometric analysis</w:t>
+      </w:r>
+    </w:p>
+    <w:p>
+      <w:r>
+        <w:rPr>
+          <w:rFonts w:ascii="Times New Roman" w:hAnsi="Times New Roman" w:eastAsia="宋体"/>
+          <w:sz w:val="21"/>
+        </w:rPr>
+        <w:t>作者: Alaa A. El-Banna, Reham S. Ibrahim, Doaa A. Ghareeb, Sarah M. Nassief</w:t>
+        <w:br/>
+      </w:r>
+      <w:r>
+        <w:rPr>
+          <w:rFonts w:ascii="Times New Roman" w:hAnsi="Times New Roman" w:eastAsia="宋体"/>
+          <w:sz w:val="21"/>
+        </w:rPr>
+        <w:t xml:space="preserve">时间: 2026-02-06 | </w:t>
+      </w:r>
+      <w:r>
+        <w:t xml:space="preserve">链接: </w:t>
+      </w:r>
+      <w:hyperlink r:id="rId62">
+        <w:r>
+          <w:rPr>
+            <w:rFonts w:ascii="Times New Roman" w:hAnsi="Times New Roman" w:eastAsia="宋体"/>
+            <w:color w:val="0000FF"/>
+            <w:sz w:val="21"/>
+            <w:u w:val="single"/>
+          </w:rPr>
+          <w:t>https://doi.org/10.1038/s41598-025-33542-1</w:t>
+        </w:r>
+      </w:hyperlink>
+    </w:p>
+    <w:p>
+      <w:pPr>
+        <w:spacing w:before="120"/>
+      </w:pPr>
+      <w:r>
+        <w:rPr>
+          <w:rFonts w:ascii="Times New Roman" w:hAnsi="Times New Roman" w:eastAsia="宋体"/>
+          <w:b/>
+          <w:sz w:val="21"/>
+        </w:rPr>
+        <w:t>中文摘要:</w:t>
+      </w:r>
+    </w:p>
+    <w:p>
+      <w:pPr>
+        <w:ind w:firstLine="360"/>
+      </w:pPr>
+      <w:r>
+        <w:rPr>
+          <w:rFonts w:ascii="Times New Roman" w:hAnsi="Times New Roman" w:eastAsia="宋体"/>
+          <w:sz w:val="21"/>
+        </w:rPr>
+        <w:t>摘要 Calotropis procera，通常被称为所多玛的苹果，是一种多年生灌木，以其生态作用和在传统医学中的广泛用途而闻名。本研究旨在利用超高效液相色谱-串联质谱 (UPLC-MS/MS) 和多元统计技术，探讨 C. procera 不同器官提取物（特别是茎、叶、花、果实和种子）之间的植物化学变异性。综合分析确定了 112 种不同的植物成分，并在不同器官的提取物中观察到独特的特征。该研究通过检查这些提取物对脂多糖 (LPS) 刺激的人白细胞中关键促炎细胞因子（TNF-α、IL-1β、IL-6 和 INF-γ）基因表达的影响，进一步评估了这些提取物的抗炎潜力。结果表明，花和果实提取物显着下调 IL-1β 表达至低于吡罗昔康的水平，表明其具有良好的炎症抑制功效。潜在结构正交投影 (OPLS) 系数图表明，二甲氧基肉桂酸甲酯、乙烯氧基丁醇、二苯甲酸丁二醇酯、焦特菌酸和乌尔索酮是造成这种功效的关键生物标志物。这项研究强调了C. procera 的药理学意义，为其传统医学应用提供了科学基础。这些发现强调了进一步研究其生物活性化合物的机制途径及其对开发新型抗炎疗法的意义的必要性。</w:t>
+      </w:r>
+    </w:p>
+    <w:p>
+      <w:pPr>
+        <w:spacing w:before="120"/>
+      </w:pPr>
+      <w:r>
+        <w:rPr>
+          <w:rFonts w:ascii="Times New Roman" w:hAnsi="Times New Roman" w:eastAsia="宋体"/>
+          <w:b/>
+          <w:sz w:val="21"/>
+        </w:rPr>
+        <w:t>English Abstract:</w:t>
+      </w:r>
+    </w:p>
+    <w:p>
+      <w:r>
+        <w:rPr>
+          <w:rFonts w:ascii="Times New Roman" w:hAnsi="Times New Roman" w:eastAsia="宋体"/>
+          <w:sz w:val="21"/>
+        </w:rPr>
+        <w:t>Abstract Calotropis procera , commonly referred to as the apple of Sodom, is a perennial shrub, notable for its ecological role and extensive use in traditional medicine. This study aims to explore the phytochemical variability among different organs’ extracts of C. procera , specifically stems, leaves, flowers, fruits, and seeds, using ultra-performance liquid chromatography-tandem mass spectrometry (UPLC–MS/MS) and multivariate statistical techniques. A comprehensive analysis identified 112 distinct phytoconstituents, with unique profiles observed across the various organs’ extracts. The study further assessed the anti-inflammatory potential of these extracts by examining their effects on the gene expression of key pro-inflammatory cytokines (TNF-α, IL-1β, IL-6, and INF-γ) in lipopolysaccharide (LPS)-stimulated human white blood cells. Results indicate that the extracts from flowers and fruits significantly downregulated IL-1β expression to levels lower than those exhibited by piroxicam, indicating their proficient inflammation inhibitory efficacy. Orthogonal Projection to Latent Structures (OPLS) coefficient plots unraveled that methyldimethoxycinnamate, vinyloxybutanol, butanediol dibenzoate, pyroterebic acid and ursenone are the key biomarkers accountable for this efficacy. This research underscores C. procera 's pharmacological significance, providing a scientific foundation for its traditional medicinal applications. The findings highlight the necessity for further investigations into the mechanistic pathways of its bioactive compounds and their implications for developing novel anti-inflammatory therapies.</w:t>
+      </w:r>
+    </w:p>
+    <w:p>
+      <w:r>
+        <w:rPr>
+          <w:rFonts w:ascii="Times New Roman" w:hAnsi="Times New Roman" w:eastAsia="宋体"/>
+          <w:sz w:val="21"/>
+        </w:rPr>
+        <w:t>__________________________________________________</w:t>
+      </w:r>
+    </w:p>
+    <w:p>
+      <w:pPr>
+        <w:pStyle w:val="Heading2"/>
+      </w:pPr>
+      <w:r/>
+      <w:r>
+        <w:rPr>
+          <w:rFonts w:ascii="Times New Roman" w:hAnsi="Times New Roman" w:eastAsia="宋体"/>
+          <w:b/>
+          <w:color w:val="000000"/>
+          <w:sz w:val="24"/>
+        </w:rPr>
+        <w:t>利用双路径特征和熵注意力融合对热轧带钢表面缺陷进行高精度分类</w:t>
+      </w:r>
+    </w:p>
+    <w:p>
+      <w:r>
+        <w:rPr>
+          <w:rFonts w:ascii="Times New Roman" w:hAnsi="Times New Roman" w:eastAsia="宋体"/>
+          <w:b/>
+          <w:color w:val="003264"/>
+          <w:sz w:val="24"/>
+        </w:rPr>
+        <w:t>High precision classification of hot rolled strip steel surface defects using dual path features and entropy attention fusion</w:t>
+      </w:r>
+    </w:p>
+    <w:p>
+      <w:r>
+        <w:rPr>
+          <w:rFonts w:ascii="Times New Roman" w:hAnsi="Times New Roman" w:eastAsia="宋体"/>
+          <w:sz w:val="21"/>
+        </w:rPr>
+        <w:t>作者: Yuanlin Wang, Yiming Lu, Fenghua Zhu, Guangyue Du, Zheng Li</w:t>
+        <w:br/>
+      </w:r>
+      <w:r>
+        <w:rPr>
+          <w:rFonts w:ascii="Times New Roman" w:hAnsi="Times New Roman" w:eastAsia="宋体"/>
+          <w:sz w:val="21"/>
+        </w:rPr>
+        <w:t xml:space="preserve">时间: 2026-02-06 | </w:t>
+      </w:r>
+      <w:r>
+        <w:t xml:space="preserve">链接: </w:t>
+      </w:r>
+      <w:hyperlink r:id="rId63">
+        <w:r>
+          <w:rPr>
+            <w:rFonts w:ascii="Times New Roman" w:hAnsi="Times New Roman" w:eastAsia="宋体"/>
+            <w:color w:val="0000FF"/>
+            <w:sz w:val="21"/>
+            <w:u w:val="single"/>
+          </w:rPr>
+          <w:t>https://doi.org/10.1038/s41598-025-31683-x</w:t>
+        </w:r>
+      </w:hyperlink>
+    </w:p>
+    <w:p>
+      <w:pPr>
+        <w:spacing w:before="120"/>
+      </w:pPr>
+      <w:r>
+        <w:rPr>
+          <w:rFonts w:ascii="Times New Roman" w:hAnsi="Times New Roman" w:eastAsia="宋体"/>
+          <w:b/>
+          <w:sz w:val="21"/>
+        </w:rPr>
+        <w:t>中文摘要:</w:t>
+      </w:r>
+    </w:p>
+    <w:p>
+      <w:pPr>
+        <w:ind w:firstLine="360"/>
+      </w:pPr>
+      <w:r>
+        <w:rPr>
+          <w:rFonts w:ascii="Times New Roman" w:hAnsi="Times New Roman" w:eastAsia="宋体"/>
+          <w:sz w:val="21"/>
+        </w:rPr>
+        <w:t>在工业热轧带钢表面缺陷检测的背景下，实时性能和分类精度的要求至关重要，我们提出了 EAF-DenseNet121——一种结合了边缘熵注意机制的轻量级增强模型。在 DenseNet121 架构之初，我们结合了一个可学习的基于 Sobel 的边缘提取分支，该分支旨在自适应地精确描绘缺陷轮廓。我们设计了熵注意力融合（EAF）模块来进一步完善模型的性能。该模块构建了一个四维张量，整合了主要特征图、边缘图及其相应的局部熵图。通过应用双路径通道和空间注意力，我们实现了信息的加权融合，从而丰富了特征表示。 EAF 模块取代了 DenseNet 框架中的三个关键卷积层——紧接在初始卷积之后以及第一和第二转换层之后。这种替换增强了特征表示，而附加参数的增加可以忽略不计，从而显着提高了缺陷识别和分类准确性。我们在 NEU-DET 数据集上获得的实验结果表明，增强模型的分类准确率达到 99.17%，比基线提高了 2.78%。此外，在GC10-DET数据集上，该模型实现了82.89%的分类准确率，进一步验证了其强大的泛化能力。</w:t>
+      </w:r>
+    </w:p>
+    <w:p>
+      <w:pPr>
+        <w:spacing w:before="120"/>
+      </w:pPr>
+      <w:r>
+        <w:rPr>
+          <w:rFonts w:ascii="Times New Roman" w:hAnsi="Times New Roman" w:eastAsia="宋体"/>
+          <w:b/>
+          <w:sz w:val="21"/>
+        </w:rPr>
+        <w:t>English Abstract:</w:t>
+      </w:r>
+    </w:p>
+    <w:p>
+      <w:r>
+        <w:rPr>
+          <w:rFonts w:ascii="Times New Roman" w:hAnsi="Times New Roman" w:eastAsia="宋体"/>
+          <w:sz w:val="21"/>
+        </w:rPr>
+        <w:t>In the context of industrial hot-rolled strip steel surface defect detection, where the demands for real-time performance and classification accuracy are paramount, we present EAF-DenseNet121–a lightweight, enhanced model that incorporates edge-entropy attention mechanisms. At the inception of the DenseNet121 architecture, we incorporate a learnable Sobel-based edge extraction branch, which is designed to adaptively delineate defect contours with precision. We have designed an Entropy-Attention Fusion (EAF) module to further refine the model’s performance. This module constructs a four-dimensional tensor, integrating the primary feature map, edge map, and their corresponding local entropy maps. By applying dual-path channel-wise and spatial attention, we achieve a weighted fusion of information, thereby enriching the feature representation. The EAF module replaces three pivotal convolutional layers within the DenseNet framework–immediately following the initial convolution and subsequent to the first and second Transition layers. This replacement enhances feature representation with a negligible increase in additional parameters, leading to a substantial improvement in defect recognition and classification accuracy. Our experimental results, obtained on the NEU-DET dataset, reveal that the enhanced model achieves a classification accuracy of 99.17%, representing an improvement of 2.78% over the baseline. Furthermore, on the GC10-DET dataset, the model achieves a classification accuracy of 82.89%, further validating its strong generalization capabilities.</w:t>
+      </w:r>
+    </w:p>
+    <w:p>
+      <w:r>
+        <w:rPr>
+          <w:rFonts w:ascii="Times New Roman" w:hAnsi="Times New Roman" w:eastAsia="宋体"/>
+          <w:sz w:val="21"/>
+        </w:rPr>
+        <w:t>__________________________________________________</w:t>
+      </w:r>
+    </w:p>
+    <w:p>
+      <w:pPr>
+        <w:pStyle w:val="Heading2"/>
+      </w:pPr>
+      <w:r/>
+      <w:r>
+        <w:rPr>
+          <w:rFonts w:ascii="Times New Roman" w:hAnsi="Times New Roman" w:eastAsia="宋体"/>
+          <w:b/>
+          <w:color w:val="000000"/>
+          <w:sz w:val="24"/>
+        </w:rPr>
+        <w:t>评估工程高等教育中人工智能驱动的学习助手对学生参与、道德和政策的影响</w:t>
+      </w:r>
+    </w:p>
+    <w:p>
+      <w:r>
+        <w:rPr>
+          <w:rFonts w:ascii="Times New Roman" w:hAnsi="Times New Roman" w:eastAsia="宋体"/>
+          <w:b/>
+          <w:color w:val="003264"/>
+          <w:sz w:val="24"/>
+        </w:rPr>
+        <w:t>Evaluating AI-powered learning assistants in engineering higher education with implications for student engagement, ethics, and policy</w:t>
+      </w:r>
+    </w:p>
+    <w:p>
+      <w:r>
+        <w:rPr>
+          <w:rFonts w:ascii="Times New Roman" w:hAnsi="Times New Roman" w:eastAsia="宋体"/>
+          <w:sz w:val="21"/>
+        </w:rPr>
+        <w:t>作者: Ramteja Sajja, Yusuf Sermet, Brian Fodale, Ibrahim Demir</w:t>
+        <w:br/>
+      </w:r>
+      <w:r>
+        <w:rPr>
+          <w:rFonts w:ascii="Times New Roman" w:hAnsi="Times New Roman" w:eastAsia="宋体"/>
+          <w:sz w:val="21"/>
+        </w:rPr>
+        <w:t xml:space="preserve">时间: 2026-02-06 | </w:t>
+      </w:r>
+      <w:r>
+        <w:t xml:space="preserve">链接: </w:t>
+      </w:r>
+      <w:hyperlink r:id="rId64">
+        <w:r>
+          <w:rPr>
+            <w:rFonts w:ascii="Times New Roman" w:hAnsi="Times New Roman" w:eastAsia="宋体"/>
+            <w:color w:val="0000FF"/>
+            <w:sz w:val="21"/>
+            <w:u w:val="single"/>
+          </w:rPr>
+          <w:t>https://doi.org/10.1038/s41598-026-39237-5</w:t>
+        </w:r>
+      </w:hyperlink>
+    </w:p>
+    <w:p>
+      <w:pPr>
+        <w:spacing w:before="120"/>
+      </w:pPr>
+      <w:r>
+        <w:rPr>
+          <w:rFonts w:ascii="Times New Roman" w:hAnsi="Times New Roman" w:eastAsia="宋体"/>
+          <w:b/>
+          <w:sz w:val="21"/>
+        </w:rPr>
+        <w:t>中文摘要:</w:t>
+      </w:r>
+    </w:p>
+    <w:p>
+      <w:pPr>
+        <w:ind w:firstLine="360"/>
+      </w:pPr>
+      <w:r>
+        <w:rPr>
+          <w:rFonts w:ascii="Times New Roman" w:hAnsi="Times New Roman" w:eastAsia="宋体"/>
+          <w:sz w:val="21"/>
+        </w:rPr>
+        <w:t>随着生成式人工智能越来越多地融入高等教育，了解学生如何使用这些技术对于负责任地采用这些技术至关重要。本研究评估了教育人工智能中心（Educational AI Hub），这是一个人工智能驱动的学习框架，在一所大型 R1 公立大学的本科土木和环境工程课程中实施。该研究采用混合方法设计，结合事前和事后调查、系统使用日志以及学生人工智能交互的定性分析，考察了对信任、道德、可用性和学习成果的看法。调查结果显示，学生们看重人工智能助手的易用性和舒适性，近一半的学生表示使用它比向教师或助教寻求帮助更容易。该工具对于完成作业和理解概念最有帮助，尽管对其教学质量的看法不一。道德不确定性，特别是围绕机构政策和学术诚信的不确定性，成为全面参与的主要障碍。总体而言，学生们将人工智能视为人类教学的补充而不是替代。该研究强调了可用性、道德透明度和教师指导在促进有意义的人工智能参与方面的重要性。共有 71 名学生参与了两门课程，产生了 600 多次 AI 互动和 100 份调查回复，提供了有关学习参与度的定量和情境见解。</w:t>
+      </w:r>
+    </w:p>
+    <w:p>
+      <w:pPr>
+        <w:spacing w:before="120"/>
+      </w:pPr>
+      <w:r>
+        <w:rPr>
+          <w:rFonts w:ascii="Times New Roman" w:hAnsi="Times New Roman" w:eastAsia="宋体"/>
+          <w:b/>
+          <w:sz w:val="21"/>
+        </w:rPr>
+        <w:t>English Abstract:</w:t>
+      </w:r>
+    </w:p>
+    <w:p>
+      <w:r>
+        <w:rPr>
+          <w:rFonts w:ascii="Times New Roman" w:hAnsi="Times New Roman" w:eastAsia="宋体"/>
+          <w:sz w:val="21"/>
+        </w:rPr>
+        <w:t>As generative AI becomes increasingly integrated into higher education, understanding how students engage with these technologies is essential for responsible adoption. This study evaluates the Educational AI Hub, an AI-powered learning framework, implemented in undergraduate civil and environmental engineering courses at a large R1 public university. Using a mixed-methods design combining pre- and post-surveys, system usage logs, and qualitative analysis of students’ AI interactions, the research examines perceptions of trust, ethics, usability, and learning outcomes. Findings show that students valued the AI assistant for its accessibility and comfort, with nearly half reporting greater ease using it than seeking help from instructors or teaching assistants. The tool was most helpful for completing homework and understanding concepts, though views on its instructional quality were mixed. Ethical uncertainty, particularly around institutional policy and academic integrity, emerged as a key barrier to full engagement. Overall, students regarded AI as a supplement rather than a replacement for human instruction. The study highlights the importance of usability, ethical transparency, and faculty guidance in promoting meaningful AI engagement. A total of 71 students participated across two courses, generating over 600 AI interactions and 100 survey responses that provided both quantitative and contextual insights into learning engagement.</w:t>
+      </w:r>
+    </w:p>
+    <w:p>
+      <w:r>
+        <w:rPr>
+          <w:rFonts w:ascii="Times New Roman" w:hAnsi="Times New Roman" w:eastAsia="宋体"/>
+          <w:sz w:val="21"/>
+        </w:rPr>
+        <w:t>__________________________________________________</w:t>
+      </w:r>
+    </w:p>
+    <w:p>
+      <w:pPr>
         <w:pStyle w:val="Heading1"/>
       </w:pPr>
       <w:r>
@@ -4164,6 +5294,232 @@
     </w:p>
     <w:p>
       <w:pPr>
+        <w:pStyle w:val="Heading2"/>
+      </w:pPr>
+      <w:r/>
+      <w:r>
+        <w:rPr>
+          <w:rFonts w:ascii="Times New Roman" w:hAnsi="Times New Roman" w:eastAsia="宋体"/>
+          <w:b/>
+          <w:color w:val="000000"/>
+          <w:sz w:val="24"/>
+        </w:rPr>
+        <w:t>基于瓣移键控结构光束的集成光学无线定位和多用户通信</w:t>
+      </w:r>
+    </w:p>
+    <w:p>
+      <w:r>
+        <w:rPr>
+          <w:rFonts w:ascii="Times New Roman" w:hAnsi="Times New Roman" w:eastAsia="宋体"/>
+          <w:b/>
+          <w:color w:val="003264"/>
+          <w:sz w:val="24"/>
+        </w:rPr>
+        <w:t>Integrated optical wireless positioning and multi-user communication based on petal-shift keying structured beams</w:t>
+      </w:r>
+    </w:p>
+    <w:p>
+      <w:r>
+        <w:rPr>
+          <w:rFonts w:ascii="Times New Roman" w:hAnsi="Times New Roman" w:eastAsia="宋体"/>
+          <w:sz w:val="21"/>
+        </w:rPr>
+        <w:t>作者: Haoyu Huang, Meixia Ma, You Wu, Syed Agha Hassnain Mohsan, Dongmei Deng, Qian Li, H.Y. Fu</w:t>
+        <w:br/>
+      </w:r>
+      <w:r>
+        <w:rPr>
+          <w:rFonts w:ascii="Times New Roman" w:hAnsi="Times New Roman" w:eastAsia="宋体"/>
+          <w:sz w:val="21"/>
+        </w:rPr>
+        <w:t xml:space="preserve">时间: 2026-06-01 | </w:t>
+      </w:r>
+      <w:r>
+        <w:t xml:space="preserve">链接: </w:t>
+      </w:r>
+      <w:hyperlink r:id="rId68">
+        <w:r>
+          <w:rPr>
+            <w:rFonts w:ascii="Times New Roman" w:hAnsi="Times New Roman" w:eastAsia="宋体"/>
+            <w:color w:val="0000FF"/>
+            <w:sz w:val="21"/>
+            <w:u w:val="single"/>
+          </w:rPr>
+          <w:t>https://doi.org/10.1016/j.optlastec.2026.114861</w:t>
+        </w:r>
+      </w:hyperlink>
+    </w:p>
+    <w:p>
+      <w:pPr>
+        <w:spacing w:before="120"/>
+      </w:pPr>
+      <w:r>
+        <w:rPr>
+          <w:rFonts w:ascii="Times New Roman" w:hAnsi="Times New Roman" w:eastAsia="宋体"/>
+          <w:b/>
+          <w:sz w:val="21"/>
+        </w:rPr>
+        <w:t>中文摘要:</w:t>
+      </w:r>
+    </w:p>
+    <w:p>
+      <w:pPr>
+        <w:ind w:firstLine="360"/>
+      </w:pPr>
+      <w:r>
+        <w:rPr>
+          <w:rFonts w:ascii="Times New Roman" w:hAnsi="Times New Roman" w:eastAsia="宋体"/>
+          <w:sz w:val="21"/>
+        </w:rPr>
+        <w:t>（摘要暂缺，等待官方补全）</w:t>
+      </w:r>
+    </w:p>
+    <w:p>
+      <w:pPr>
+        <w:spacing w:before="120"/>
+      </w:pPr>
+      <w:r>
+        <w:rPr>
+          <w:rFonts w:ascii="Times New Roman" w:hAnsi="Times New Roman" w:eastAsia="宋体"/>
+          <w:b/>
+          <w:sz w:val="21"/>
+        </w:rPr>
+        <w:t>English Abstract:</w:t>
+      </w:r>
+    </w:p>
+    <w:p>
+      <w:r>
+        <w:rPr>
+          <w:rFonts w:ascii="Times New Roman" w:hAnsi="Times New Roman" w:eastAsia="宋体"/>
+          <w:sz w:val="21"/>
+        </w:rPr>
+        <w:t>Abstract not available.</w:t>
+      </w:r>
+    </w:p>
+    <w:p>
+      <w:r>
+        <w:rPr>
+          <w:rFonts w:ascii="Times New Roman" w:hAnsi="Times New Roman" w:eastAsia="宋体"/>
+          <w:sz w:val="21"/>
+        </w:rPr>
+        <w:t>__________________________________________________</w:t>
+      </w:r>
+    </w:p>
+    <w:p>
+      <w:pPr>
+        <w:pStyle w:val="Heading2"/>
+      </w:pPr>
+      <w:r/>
+      <w:r>
+        <w:rPr>
+          <w:rFonts w:ascii="Times New Roman" w:hAnsi="Times New Roman" w:eastAsia="宋体"/>
+          <w:b/>
+          <w:color w:val="000000"/>
+          <w:sz w:val="24"/>
+        </w:rPr>
+        <w:t>工艺参数对皮秒激光表面织构激光熔覆WC-Ni复合涂层尺寸和形貌的影响</w:t>
+      </w:r>
+    </w:p>
+    <w:p>
+      <w:r>
+        <w:rPr>
+          <w:rFonts w:ascii="Times New Roman" w:hAnsi="Times New Roman" w:eastAsia="宋体"/>
+          <w:b/>
+          <w:color w:val="003264"/>
+          <w:sz w:val="24"/>
+        </w:rPr>
+        <w:t>Effect of process parameters on the dimension and morphology of laser cladded WC-Ni composite coatings prepared by picosecond laser surface texturing</w:t>
+      </w:r>
+    </w:p>
+    <w:p>
+      <w:r>
+        <w:rPr>
+          <w:rFonts w:ascii="Times New Roman" w:hAnsi="Times New Roman" w:eastAsia="宋体"/>
+          <w:sz w:val="21"/>
+        </w:rPr>
+        <w:t>作者: Guangpei Lin, Guangyuan Yu, Zhaobing Cai, Le Gu, Zhen Dong, Peng Zhang, Qiwei Wang, Jun Wang, Xingchen Yan, Bingwen Lu</w:t>
+        <w:br/>
+      </w:r>
+      <w:r>
+        <w:rPr>
+          <w:rFonts w:ascii="Times New Roman" w:hAnsi="Times New Roman" w:eastAsia="宋体"/>
+          <w:sz w:val="21"/>
+        </w:rPr>
+        <w:t xml:space="preserve">时间: 2026-06-01 | </w:t>
+      </w:r>
+      <w:r>
+        <w:t xml:space="preserve">链接: </w:t>
+      </w:r>
+      <w:hyperlink r:id="rId69">
+        <w:r>
+          <w:rPr>
+            <w:rFonts w:ascii="Times New Roman" w:hAnsi="Times New Roman" w:eastAsia="宋体"/>
+            <w:color w:val="0000FF"/>
+            <w:sz w:val="21"/>
+            <w:u w:val="single"/>
+          </w:rPr>
+          <w:t>https://doi.org/10.1016/j.optlastec.2026.114874</w:t>
+        </w:r>
+      </w:hyperlink>
+    </w:p>
+    <w:p>
+      <w:pPr>
+        <w:spacing w:before="120"/>
+      </w:pPr>
+      <w:r>
+        <w:rPr>
+          <w:rFonts w:ascii="Times New Roman" w:hAnsi="Times New Roman" w:eastAsia="宋体"/>
+          <w:b/>
+          <w:sz w:val="21"/>
+        </w:rPr>
+        <w:t>中文摘要:</w:t>
+      </w:r>
+    </w:p>
+    <w:p>
+      <w:pPr>
+        <w:ind w:firstLine="360"/>
+      </w:pPr>
+      <w:r>
+        <w:rPr>
+          <w:rFonts w:ascii="Times New Roman" w:hAnsi="Times New Roman" w:eastAsia="宋体"/>
+          <w:sz w:val="21"/>
+        </w:rPr>
+        <w:t>（摘要暂缺，等待官方补全）</w:t>
+      </w:r>
+    </w:p>
+    <w:p>
+      <w:pPr>
+        <w:spacing w:before="120"/>
+      </w:pPr>
+      <w:r>
+        <w:rPr>
+          <w:rFonts w:ascii="Times New Roman" w:hAnsi="Times New Roman" w:eastAsia="宋体"/>
+          <w:b/>
+          <w:sz w:val="21"/>
+        </w:rPr>
+        <w:t>English Abstract:</w:t>
+      </w:r>
+    </w:p>
+    <w:p>
+      <w:r>
+        <w:rPr>
+          <w:rFonts w:ascii="Times New Roman" w:hAnsi="Times New Roman" w:eastAsia="宋体"/>
+          <w:sz w:val="21"/>
+        </w:rPr>
+        <w:t>Abstract not available.</w:t>
+      </w:r>
+    </w:p>
+    <w:p>
+      <w:r>
+        <w:rPr>
+          <w:rFonts w:ascii="Times New Roman" w:hAnsi="Times New Roman" w:eastAsia="宋体"/>
+          <w:sz w:val="21"/>
+        </w:rPr>
+        <w:t>__________________________________________________</w:t>
+      </w:r>
+    </w:p>
+    <w:p>
+      <w:pPr>
         <w:pStyle w:val="Heading1"/>
       </w:pPr>
       <w:r>
@@ -4547,6 +5903,232 @@
     </w:p>
     <w:p>
       <w:pPr>
+        <w:pStyle w:val="Heading2"/>
+      </w:pPr>
+      <w:r/>
+      <w:r>
+        <w:rPr>
+          <w:rFonts w:ascii="Times New Roman" w:hAnsi="Times New Roman" w:eastAsia="宋体"/>
+          <w:b/>
+          <w:color w:val="000000"/>
+          <w:sz w:val="24"/>
+        </w:rPr>
+        <w:t>通过基于分数的生成模型的精确似然评估，识别速率自适应 PCS-MQAM 光传输系统中的相位不敏感整形分布</w:t>
+      </w:r>
+    </w:p>
+    <w:p>
+      <w:r>
+        <w:rPr>
+          <w:rFonts w:ascii="Times New Roman" w:hAnsi="Times New Roman" w:eastAsia="宋体"/>
+          <w:b/>
+          <w:color w:val="003264"/>
+          <w:sz w:val="24"/>
+        </w:rPr>
+        <w:t>Phase-insensitive shaping distribution identification in rate-adaptive PCS-MQAM optical transmission systems via exact likelihood evaluation with score-based generative models</w:t>
+      </w:r>
+    </w:p>
+    <w:p>
+      <w:r>
+        <w:rPr>
+          <w:rFonts w:ascii="Times New Roman" w:hAnsi="Times New Roman" w:eastAsia="宋体"/>
+          <w:sz w:val="21"/>
+        </w:rPr>
+        <w:t>作者: Yiwen Zhang, Wenhui Ma, Yamin Huang, Xuezhi Hong</w:t>
+        <w:br/>
+      </w:r>
+      <w:r>
+        <w:rPr>
+          <w:rFonts w:ascii="Times New Roman" w:hAnsi="Times New Roman" w:eastAsia="宋体"/>
+          <w:sz w:val="21"/>
+        </w:rPr>
+        <w:t xml:space="preserve">时间: 2026-02-01 | </w:t>
+      </w:r>
+      <w:r>
+        <w:t xml:space="preserve">链接: </w:t>
+      </w:r>
+      <w:hyperlink r:id="rId70">
+        <w:r>
+          <w:rPr>
+            <w:rFonts w:ascii="Times New Roman" w:hAnsi="Times New Roman" w:eastAsia="宋体"/>
+            <w:color w:val="0000FF"/>
+            <w:sz w:val="21"/>
+            <w:u w:val="single"/>
+          </w:rPr>
+          <w:t>https://doi.org/10.1016/j.optcom.2026.133001</w:t>
+        </w:r>
+      </w:hyperlink>
+    </w:p>
+    <w:p>
+      <w:pPr>
+        <w:spacing w:before="120"/>
+      </w:pPr>
+      <w:r>
+        <w:rPr>
+          <w:rFonts w:ascii="Times New Roman" w:hAnsi="Times New Roman" w:eastAsia="宋体"/>
+          <w:b/>
+          <w:sz w:val="21"/>
+        </w:rPr>
+        <w:t>中文摘要:</w:t>
+      </w:r>
+    </w:p>
+    <w:p>
+      <w:pPr>
+        <w:ind w:firstLine="360"/>
+      </w:pPr>
+      <w:r>
+        <w:rPr>
+          <w:rFonts w:ascii="Times New Roman" w:hAnsi="Times New Roman" w:eastAsia="宋体"/>
+          <w:sz w:val="21"/>
+        </w:rPr>
+        <w:t>（摘要暂缺，等待官方补全）</w:t>
+      </w:r>
+    </w:p>
+    <w:p>
+      <w:pPr>
+        <w:spacing w:before="120"/>
+      </w:pPr>
+      <w:r>
+        <w:rPr>
+          <w:rFonts w:ascii="Times New Roman" w:hAnsi="Times New Roman" w:eastAsia="宋体"/>
+          <w:b/>
+          <w:sz w:val="21"/>
+        </w:rPr>
+        <w:t>English Abstract:</w:t>
+      </w:r>
+    </w:p>
+    <w:p>
+      <w:r>
+        <w:rPr>
+          <w:rFonts w:ascii="Times New Roman" w:hAnsi="Times New Roman" w:eastAsia="宋体"/>
+          <w:sz w:val="21"/>
+        </w:rPr>
+        <w:t>Abstract not available.</w:t>
+      </w:r>
+    </w:p>
+    <w:p>
+      <w:r>
+        <w:rPr>
+          <w:rFonts w:ascii="Times New Roman" w:hAnsi="Times New Roman" w:eastAsia="宋体"/>
+          <w:sz w:val="21"/>
+        </w:rPr>
+        <w:t>__________________________________________________</w:t>
+      </w:r>
+    </w:p>
+    <w:p>
+      <w:pPr>
+        <w:pStyle w:val="Heading2"/>
+      </w:pPr>
+      <w:r/>
+      <w:r>
+        <w:rPr>
+          <w:rFonts w:ascii="Times New Roman" w:hAnsi="Times New Roman" w:eastAsia="宋体"/>
+          <w:b/>
+          <w:color w:val="000000"/>
+          <w:sz w:val="24"/>
+        </w:rPr>
+        <w:t>通过非互易古斯-汉兴放大的 Weyl 半金属界面中的光束位移打破互易性</w:t>
+      </w:r>
+    </w:p>
+    <w:p>
+      <w:r>
+        <w:rPr>
+          <w:rFonts w:ascii="Times New Roman" w:hAnsi="Times New Roman" w:eastAsia="宋体"/>
+          <w:b/>
+          <w:color w:val="003264"/>
+          <w:sz w:val="24"/>
+        </w:rPr>
+        <w:t>Breaking reciprocity via beam shifts in Weyl Semimetal Interfaces with nonreciprocal Goos-Hänchen amplification</w:t>
+      </w:r>
+    </w:p>
+    <w:p>
+      <w:r>
+        <w:rPr>
+          <w:rFonts w:ascii="Times New Roman" w:hAnsi="Times New Roman" w:eastAsia="宋体"/>
+          <w:sz w:val="21"/>
+        </w:rPr>
+        <w:t>作者: Yuliang Zhi, Xin Cui, Fenglin Xian, Shixin Pei, Gaige Zheng</w:t>
+        <w:br/>
+      </w:r>
+      <w:r>
+        <w:rPr>
+          <w:rFonts w:ascii="Times New Roman" w:hAnsi="Times New Roman" w:eastAsia="宋体"/>
+          <w:sz w:val="21"/>
+        </w:rPr>
+        <w:t xml:space="preserve">时间: 2026-02-01 | </w:t>
+      </w:r>
+      <w:r>
+        <w:t xml:space="preserve">链接: </w:t>
+      </w:r>
+      <w:hyperlink r:id="rId71">
+        <w:r>
+          <w:rPr>
+            <w:rFonts w:ascii="Times New Roman" w:hAnsi="Times New Roman" w:eastAsia="宋体"/>
+            <w:color w:val="0000FF"/>
+            <w:sz w:val="21"/>
+            <w:u w:val="single"/>
+          </w:rPr>
+          <w:t>https://doi.org/10.1016/j.optcom.2026.133002</w:t>
+        </w:r>
+      </w:hyperlink>
+    </w:p>
+    <w:p>
+      <w:pPr>
+        <w:spacing w:before="120"/>
+      </w:pPr>
+      <w:r>
+        <w:rPr>
+          <w:rFonts w:ascii="Times New Roman" w:hAnsi="Times New Roman" w:eastAsia="宋体"/>
+          <w:b/>
+          <w:sz w:val="21"/>
+        </w:rPr>
+        <w:t>中文摘要:</w:t>
+      </w:r>
+    </w:p>
+    <w:p>
+      <w:pPr>
+        <w:ind w:firstLine="360"/>
+      </w:pPr>
+      <w:r>
+        <w:rPr>
+          <w:rFonts w:ascii="Times New Roman" w:hAnsi="Times New Roman" w:eastAsia="宋体"/>
+          <w:sz w:val="21"/>
+        </w:rPr>
+        <w:t>（摘要暂缺，等待官方补全）</w:t>
+      </w:r>
+    </w:p>
+    <w:p>
+      <w:pPr>
+        <w:spacing w:before="120"/>
+      </w:pPr>
+      <w:r>
+        <w:rPr>
+          <w:rFonts w:ascii="Times New Roman" w:hAnsi="Times New Roman" w:eastAsia="宋体"/>
+          <w:b/>
+          <w:sz w:val="21"/>
+        </w:rPr>
+        <w:t>English Abstract:</w:t>
+      </w:r>
+    </w:p>
+    <w:p>
+      <w:r>
+        <w:rPr>
+          <w:rFonts w:ascii="Times New Roman" w:hAnsi="Times New Roman" w:eastAsia="宋体"/>
+          <w:sz w:val="21"/>
+        </w:rPr>
+        <w:t>Abstract not available.</w:t>
+      </w:r>
+    </w:p>
+    <w:p>
+      <w:r>
+        <w:rPr>
+          <w:rFonts w:ascii="Times New Roman" w:hAnsi="Times New Roman" w:eastAsia="宋体"/>
+          <w:sz w:val="21"/>
+        </w:rPr>
+        <w:t>__________________________________________________</w:t>
+      </w:r>
+    </w:p>
+    <w:p>
+      <w:pPr>
         <w:pStyle w:val="Heading1"/>
       </w:pPr>
       <w:r>
@@ -5134,6 +6716,684 @@
     </w:p>
     <w:p>
       <w:pPr>
+        <w:pStyle w:val="Heading2"/>
+      </w:pPr>
+      <w:r/>
+      <w:r>
+        <w:rPr>
+          <w:rFonts w:ascii="Times New Roman" w:hAnsi="Times New Roman" w:eastAsia="宋体"/>
+          <w:b/>
+          <w:color w:val="000000"/>
+          <w:sz w:val="24"/>
+        </w:rPr>
+        <w:t>用于增强全保偏 NALM 光纤振荡器自启动的非线性相位不对称的定量建模</w:t>
+      </w:r>
+    </w:p>
+    <w:p>
+      <w:r>
+        <w:rPr>
+          <w:rFonts w:ascii="Times New Roman" w:hAnsi="Times New Roman" w:eastAsia="宋体"/>
+          <w:b/>
+          <w:color w:val="003264"/>
+          <w:sz w:val="24"/>
+        </w:rPr>
+        <w:t>Quantitative modeling of nonlinear phase asymmetry for enhanced self-starting in all-PM NALM fiber oscillators</w:t>
+      </w:r>
+    </w:p>
+    <w:p>
+      <w:r>
+        <w:rPr>
+          <w:rFonts w:ascii="Times New Roman" w:hAnsi="Times New Roman" w:eastAsia="宋体"/>
+          <w:sz w:val="21"/>
+        </w:rPr>
+        <w:t>作者: Enqi Zhang, Xingyuan Long, Jiayu He, Yibo Ma, Haizhe Zhong, Chunyu Guo, Peiguang Yan, Zhongqun Zhan, Hui Zhang, Jinzhang Wang</w:t>
+        <w:br/>
+      </w:r>
+      <w:r>
+        <w:rPr>
+          <w:rFonts w:ascii="Times New Roman" w:hAnsi="Times New Roman" w:eastAsia="宋体"/>
+          <w:sz w:val="21"/>
+        </w:rPr>
+        <w:t xml:space="preserve">时间: 2026-01-30 | </w:t>
+      </w:r>
+      <w:r>
+        <w:t xml:space="preserve">链接: </w:t>
+      </w:r>
+      <w:hyperlink r:id="rId72">
+        <w:r>
+          <w:rPr>
+            <w:rFonts w:ascii="Times New Roman" w:hAnsi="Times New Roman" w:eastAsia="宋体"/>
+            <w:color w:val="0000FF"/>
+            <w:sz w:val="21"/>
+            <w:u w:val="single"/>
+          </w:rPr>
+          <w:t>https://doi.org/10.1364/oe.585055</w:t>
+        </w:r>
+      </w:hyperlink>
+    </w:p>
+    <w:p>
+      <w:pPr>
+        <w:spacing w:before="120"/>
+      </w:pPr>
+      <w:r>
+        <w:rPr>
+          <w:rFonts w:ascii="Times New Roman" w:hAnsi="Times New Roman" w:eastAsia="宋体"/>
+          <w:b/>
+          <w:sz w:val="21"/>
+        </w:rPr>
+        <w:t>中文摘要:</w:t>
+      </w:r>
+    </w:p>
+    <w:p>
+      <w:pPr>
+        <w:ind w:firstLine="360"/>
+      </w:pPr>
+      <w:r>
+        <w:rPr>
+          <w:rFonts w:ascii="Times New Roman" w:hAnsi="Times New Roman" w:eastAsia="宋体"/>
+          <w:sz w:val="21"/>
+        </w:rPr>
+        <w:t>我们报告了一个用于预测和优化超快全保偏（PM）非线性放大环路镜（NALM）光纤振荡器自启动性能的定量框架，其中可靠启动仍然是一个关键挑战。通过将非线性相位不对称因子引入到分析定义的品质因数 (FoM) 中，功率分配比、不可逆相位偏差和结构不对称对小信号传输的耦合效应被统一到单个预测模型中。 FoM 可以准确识别最佳启动条件及其随环路不对称性增加的演变。为了通过实验验证该理论，将短段保偏高非线性光纤 (HNLF) 不对称地插入环路内部，以可控地增强非线性相位不平衡。随着 HNLF 长度从 0 增加到 0.97 m，泵浦阈值从 920 mW 降低到 273 mW，与 FoM 预测的趋势非常一致。数值模拟进一步重现测量的光谱和时间特性，并能够定量提取不对称因子，完成模型验证。因此，这种基于 FoM 的方法为设计稳健、低阈值和环境稳定的 PM-NALM 光纤振荡器提供了第一个经过实验验证的定量指南。</w:t>
+      </w:r>
+    </w:p>
+    <w:p>
+      <w:pPr>
+        <w:spacing w:before="120"/>
+      </w:pPr>
+      <w:r>
+        <w:rPr>
+          <w:rFonts w:ascii="Times New Roman" w:hAnsi="Times New Roman" w:eastAsia="宋体"/>
+          <w:b/>
+          <w:sz w:val="21"/>
+        </w:rPr>
+        <w:t>English Abstract:</w:t>
+      </w:r>
+    </w:p>
+    <w:p>
+      <w:r>
+        <w:rPr>
+          <w:rFonts w:ascii="Times New Roman" w:hAnsi="Times New Roman" w:eastAsia="宋体"/>
+          <w:sz w:val="21"/>
+        </w:rPr>
+        <w:t>We report a quantitative framework for predicting and optimizing the self-starting performance of ultrafast all-polarization-maintaining (PM) nonlinear amplifying loop mirror (NALM) fiber oscillators, where reliable startup remains a key challenge. By introducing a nonlinear phase-asymmetry factor into an analytically defined figure of merit (FoM), the coupled effects of power splitting ratio, nonreciprocal phase bias, and structural asymmetry on small-signal transmission are unified into a single predictive model. The FoM accurately identifies the optimal startup condition and its evolution with increased loop asymmetry. To experimentally validate the theory, short segments of PM highly nonlinear fiber (HNLF) were inserted asymmetrically inside the loop to controllably enhance the nonlinear phase imbalance. As the HNLF length increases from 0 to 0.97 m, the pump threshold is reduced from 920 mW to 273 mW, in excellent agreement with the FoM-predicted trend. Numerical simulations further reproduce the measured spectral and temporal characteristics and enable quantitative extraction of the asymmetry factor, completing the model validation. This FoM-based approach thus provides the first experimentally verified quantitative guideline for designing robust, low-threshold, and environmentally stable PM-NALM fiber oscillators.</w:t>
+      </w:r>
+    </w:p>
+    <w:p>
+      <w:r>
+        <w:rPr>
+          <w:rFonts w:ascii="Times New Roman" w:hAnsi="Times New Roman" w:eastAsia="宋体"/>
+          <w:sz w:val="21"/>
+        </w:rPr>
+        <w:t>__________________________________________________</w:t>
+      </w:r>
+    </w:p>
+    <w:p>
+      <w:pPr>
+        <w:pStyle w:val="Heading2"/>
+      </w:pPr>
+      <w:r/>
+      <w:r>
+        <w:rPr>
+          <w:rFonts w:ascii="Times New Roman" w:hAnsi="Times New Roman" w:eastAsia="宋体"/>
+          <w:b/>
+          <w:color w:val="000000"/>
+          <w:sz w:val="24"/>
+        </w:rPr>
+        <w:t>刚度优化的进动运动控制，用于高梯度曲面的顺应阀盖抛光</w:t>
+      </w:r>
+    </w:p>
+    <w:p>
+      <w:r>
+        <w:rPr>
+          <w:rFonts w:ascii="Times New Roman" w:hAnsi="Times New Roman" w:eastAsia="宋体"/>
+          <w:b/>
+          <w:color w:val="003264"/>
+          <w:sz w:val="24"/>
+        </w:rPr>
+        <w:t>Stiffness-optimized precession motion control for compliant bonnet polishing of high-gradient curved surfaces</w:t>
+      </w:r>
+    </w:p>
+    <w:p>
+      <w:r>
+        <w:rPr>
+          <w:rFonts w:ascii="Times New Roman" w:hAnsi="Times New Roman" w:eastAsia="宋体"/>
+          <w:sz w:val="21"/>
+        </w:rPr>
+        <w:t>作者: Pengli Lei, Bo Zhong, Xiaoping Zheng, Fei Fan, Wenhui Deng, Baojian Ji, Ming Wang, Chengshuo Liu, Qiao Xu</w:t>
+        <w:br/>
+      </w:r>
+      <w:r>
+        <w:rPr>
+          <w:rFonts w:ascii="Times New Roman" w:hAnsi="Times New Roman" w:eastAsia="宋体"/>
+          <w:sz w:val="21"/>
+        </w:rPr>
+        <w:t xml:space="preserve">时间: 2026-01-26 | </w:t>
+      </w:r>
+      <w:r>
+        <w:t xml:space="preserve">链接: </w:t>
+      </w:r>
+      <w:hyperlink r:id="rId73">
+        <w:r>
+          <w:rPr>
+            <w:rFonts w:ascii="Times New Roman" w:hAnsi="Times New Roman" w:eastAsia="宋体"/>
+            <w:color w:val="0000FF"/>
+            <w:sz w:val="21"/>
+            <w:u w:val="single"/>
+          </w:rPr>
+          <w:t>https://doi.org/10.1364/oe.586388</w:t>
+        </w:r>
+      </w:hyperlink>
+    </w:p>
+    <w:p>
+      <w:pPr>
+        <w:spacing w:before="120"/>
+      </w:pPr>
+      <w:r>
+        <w:rPr>
+          <w:rFonts w:ascii="Times New Roman" w:hAnsi="Times New Roman" w:eastAsia="宋体"/>
+          <w:b/>
+          <w:sz w:val="21"/>
+        </w:rPr>
+        <w:t>中文摘要:</w:t>
+      </w:r>
+    </w:p>
+    <w:p>
+      <w:pPr>
+        <w:ind w:firstLine="360"/>
+      </w:pPr>
+      <w:r>
+        <w:rPr>
+          <w:rFonts w:ascii="Times New Roman" w:hAnsi="Times New Roman" w:eastAsia="宋体"/>
+          <w:sz w:val="21"/>
+        </w:rPr>
+        <w:t>传统的阀盖抛光高梯度曲面运动控制算法面临刀具轨迹无法到达、大倾角动态响应不足等挑战，严重限制了阀盖抛光对复杂曲面几何形状的适应性和加工精度。为了解决这些问题，本文提出了一种我们认为是基于刚度优化解决方案的高梯度表面阀盖抛光的新型进动运动控制方法。利用多体系统理论，建立了加工点处工件法向量、主轴向量和机床回转轴角度之间的映射关系。通过最小化 B 轴倾斜角作为刚度最佳条件，开发了阀盖工具的约束主轴矢量模型，并通过逆运动学解导出相应的 A/B 轴角度。此外，提出了一种基于轴速度约束的主轴矢量均匀化分配算法，以实现A、B旋转轴之间的同步动态响应。通过将刚度优化和轴动态响应集成为关节约束，本研究开发了一种用于高梯度表面阀盖抛光的优化进动运动控制算法。可实现的加工梯度从20°增加到35°以上，可实现大孔径高梯度光学表面的高精度保形抛光，形状保持率高达91.5%。这一进步显着增强了抛光技术的工程适用性。</w:t>
+      </w:r>
+    </w:p>
+    <w:p>
+      <w:pPr>
+        <w:spacing w:before="120"/>
+      </w:pPr>
+      <w:r>
+        <w:rPr>
+          <w:rFonts w:ascii="Times New Roman" w:hAnsi="Times New Roman" w:eastAsia="宋体"/>
+          <w:b/>
+          <w:sz w:val="21"/>
+        </w:rPr>
+        <w:t>English Abstract:</w:t>
+      </w:r>
+    </w:p>
+    <w:p>
+      <w:r>
+        <w:rPr>
+          <w:rFonts w:ascii="Times New Roman" w:hAnsi="Times New Roman" w:eastAsia="宋体"/>
+          <w:sz w:val="21"/>
+        </w:rPr>
+        <w:t>Conventional motion control algorithms in bonnet polishing of high-gradient curved surfaces face challenges such as unreachable tool trajectories and insufficient dynamic response at large tilt angles, significantly limiting the adaptability and machining accuracy of bonnet polishing for complex surface geometries. To address these issues, this paper proposes a what we believe to be novel precession motion control method for high-gradient surface bonnet polishing based on stiffness-optimal solutions. Using multi-body system theory, a mapping relationship among the workpiece normal vector at the machining point, the spindle vector, and the rotary axis angles of the machine tool is established. By minimizing the B-axis tilt angle as the stiffness-optimal condition, a constrained spindle vector model for the bonnet tool is developed, and the corresponding A/B-axis angles are derived through inverse kinematic solutions. Furthermore, a spindle vector homogenization distribution algorithm based on axis velocity constraints is proposed to achieve synchronized dynamic response between the A and B rotary axes. By integrating stiffness optimization and axis dynamic response as joint constraints, this study develops an optimized precession motion control algorithm for high-gradient surface bonnet polishing. The achievable machining gradient is increased from 20° to over 35°, enabling high-precision conformal polishing of large-aperture high-gradient optical surfaces with a form preservation rate of 91.5%. This advancement significantly enhances the engineering applicability of the polishing technology.</w:t>
+      </w:r>
+    </w:p>
+    <w:p>
+      <w:r>
+        <w:rPr>
+          <w:rFonts w:ascii="Times New Roman" w:hAnsi="Times New Roman" w:eastAsia="宋体"/>
+          <w:sz w:val="21"/>
+        </w:rPr>
+        <w:t>__________________________________________________</w:t>
+      </w:r>
+    </w:p>
+    <w:p>
+      <w:pPr>
+        <w:pStyle w:val="Heading2"/>
+      </w:pPr>
+      <w:r/>
+      <w:r>
+        <w:rPr>
+          <w:rFonts w:ascii="Times New Roman" w:hAnsi="Times New Roman" w:eastAsia="宋体"/>
+          <w:b/>
+          <w:color w:val="000000"/>
+          <w:sz w:val="24"/>
+        </w:rPr>
+        <w:t>阶梯啁啾周期性极化铌酸锂波导中的宽带量子光子源</w:t>
+      </w:r>
+    </w:p>
+    <w:p>
+      <w:r>
+        <w:rPr>
+          <w:rFonts w:ascii="Times New Roman" w:hAnsi="Times New Roman" w:eastAsia="宋体"/>
+          <w:b/>
+          <w:color w:val="003264"/>
+          <w:sz w:val="24"/>
+        </w:rPr>
+        <w:t>Broadband quantum photon source in a step-chirped periodically poled lithium niobate waveguide</w:t>
+      </w:r>
+    </w:p>
+    <w:p>
+      <w:r>
+        <w:rPr>
+          <w:rFonts w:ascii="Times New Roman" w:hAnsi="Times New Roman" w:eastAsia="宋体"/>
+          <w:sz w:val="21"/>
+        </w:rPr>
+        <w:t>作者: Xiao-Xu Fang, Guoliang Shentu, He Lu</w:t>
+        <w:br/>
+      </w:r>
+      <w:r>
+        <w:rPr>
+          <w:rFonts w:ascii="Times New Roman" w:hAnsi="Times New Roman" w:eastAsia="宋体"/>
+          <w:sz w:val="21"/>
+        </w:rPr>
+        <w:t xml:space="preserve">时间: 2026-01-26 | </w:t>
+      </w:r>
+      <w:r>
+        <w:t xml:space="preserve">链接: </w:t>
+      </w:r>
+      <w:hyperlink r:id="rId74">
+        <w:r>
+          <w:rPr>
+            <w:rFonts w:ascii="Times New Roman" w:hAnsi="Times New Roman" w:eastAsia="宋体"/>
+            <w:color w:val="0000FF"/>
+            <w:sz w:val="21"/>
+            <w:u w:val="single"/>
+          </w:rPr>
+          <w:t>https://doi.org/10.1364/oe.582490</w:t>
+        </w:r>
+      </w:hyperlink>
+    </w:p>
+    <w:p>
+      <w:pPr>
+        <w:spacing w:before="120"/>
+      </w:pPr>
+      <w:r>
+        <w:rPr>
+          <w:rFonts w:ascii="Times New Roman" w:hAnsi="Times New Roman" w:eastAsia="宋体"/>
+          <w:b/>
+          <w:sz w:val="21"/>
+        </w:rPr>
+        <w:t>中文摘要:</w:t>
+      </w:r>
+    </w:p>
+    <w:p>
+      <w:pPr>
+        <w:ind w:firstLine="360"/>
+      </w:pPr>
+      <w:r>
+        <w:rPr>
+          <w:rFonts w:ascii="Times New Roman" w:hAnsi="Times New Roman" w:eastAsia="宋体"/>
+          <w:sz w:val="21"/>
+        </w:rPr>
+        <w:t>宽带非线性光学器件在经典光学和量子光学中都发挥着至关重要的作用。在这里，我们在绝缘体上的铌酸锂上设计并制造了一个 6.82 毫米长的步进啁啾周期性极化铌酸锂 (CPPLN) 波导，它能够在宽带宽上实现二次谐波生成 (SHG) 和自发参量下变频 (SPDC) 的准相位匹配。 SHG在1510 nm-1620 nm的一次谐波波长范围内实现了91%/W/cm 2 的平均效率，为在宽泵浦波长范围内实现SPDC铺平了道路。对于 SPDC，通过将泵浦波长调谐到 775 nm、780 nm 和 785 nm，我们实现了宽带光子对生成，最大全带宽和亮度分别高达 99 THz (846 nm) 和 21 MHz/mW/nm。我们的研究结果提供了一种有效且易于实验的方法来生成宽带光子对，这对于推进量子计量学的应用具有重大前景。</w:t>
+      </w:r>
+    </w:p>
+    <w:p>
+      <w:pPr>
+        <w:spacing w:before="120"/>
+      </w:pPr>
+      <w:r>
+        <w:rPr>
+          <w:rFonts w:ascii="Times New Roman" w:hAnsi="Times New Roman" w:eastAsia="宋体"/>
+          <w:b/>
+          <w:sz w:val="21"/>
+        </w:rPr>
+        <w:t>English Abstract:</w:t>
+      </w:r>
+    </w:p>
+    <w:p>
+      <w:r>
+        <w:rPr>
+          <w:rFonts w:ascii="Times New Roman" w:hAnsi="Times New Roman" w:eastAsia="宋体"/>
+          <w:sz w:val="21"/>
+        </w:rPr>
+        <w:t>Broadband nonlinear optical devices play a critical role in both classical and quantum optics. Here, we design and fabricate a 6.82-mm-long step-chirped periodically poled lithium niobate (CPPLN) waveguide on lithium niobate on insulator, which enables quasi-phase matching over a broad bandwidth for second-harmonic generation (SHG) and spontaneous parametric down-conversion (SPDC). The SHG achieves an average efficiency of 91%/W/cm 2 over the first-harmonic wavelength range of 1510 nm–1620 nm, paving the way for realizing SPDC across a wide range of pump wavelengths. For SPDC, by tuning the pump wavelength to 775 nm, 780 nm, and 785 nm, we achieve broadband photon-pair generation with a maximum full bandwidth and brightness up to 99 THz (846 nm) and 21 MHz/mW/nm, respectively. Our findings provide an efficient and experiment-friendly approach for generating broadband photon pairs, which holds significant promise for advancing applications in quantum metrology.</w:t>
+      </w:r>
+    </w:p>
+    <w:p>
+      <w:r>
+        <w:rPr>
+          <w:rFonts w:ascii="Times New Roman" w:hAnsi="Times New Roman" w:eastAsia="宋体"/>
+          <w:sz w:val="21"/>
+        </w:rPr>
+        <w:t>__________________________________________________</w:t>
+      </w:r>
+    </w:p>
+    <w:p>
+      <w:pPr>
+        <w:pStyle w:val="Heading2"/>
+      </w:pPr>
+      <w:r/>
+      <w:r>
+        <w:rPr>
+          <w:rFonts w:ascii="Times New Roman" w:hAnsi="Times New Roman" w:eastAsia="宋体"/>
+          <w:b/>
+          <w:color w:val="000000"/>
+          <w:sz w:val="24"/>
+        </w:rPr>
+        <w:t>用于基于液体透镜的衍射光谱成像的高效混合像差空间校准 3D 网络</w:t>
+      </w:r>
+    </w:p>
+    <w:p>
+      <w:r>
+        <w:rPr>
+          <w:rFonts w:ascii="Times New Roman" w:hAnsi="Times New Roman" w:eastAsia="宋体"/>
+          <w:b/>
+          <w:color w:val="003264"/>
+          <w:sz w:val="24"/>
+        </w:rPr>
+        <w:t>Efficient hybrid aberration spatial-calibrated 3D network for liquid-lens-based diffractive spectral imaging</w:t>
+      </w:r>
+    </w:p>
+    <w:p>
+      <w:r>
+        <w:rPr>
+          <w:rFonts w:ascii="Times New Roman" w:hAnsi="Times New Roman" w:eastAsia="宋体"/>
+          <w:sz w:val="21"/>
+        </w:rPr>
+        <w:t>作者: Chenxi Li, Hao Fan, Bo Gao, Yuwei Chen, JianQin Qin, Xuming Zhang, Guancheng Shen, Weixing Yu</w:t>
+        <w:br/>
+      </w:r>
+      <w:r>
+        <w:rPr>
+          <w:rFonts w:ascii="Times New Roman" w:hAnsi="Times New Roman" w:eastAsia="宋体"/>
+          <w:sz w:val="21"/>
+        </w:rPr>
+        <w:t xml:space="preserve">时间: 2026-01-26 | </w:t>
+      </w:r>
+      <w:r>
+        <w:t xml:space="preserve">链接: </w:t>
+      </w:r>
+      <w:hyperlink r:id="rId75">
+        <w:r>
+          <w:rPr>
+            <w:rFonts w:ascii="Times New Roman" w:hAnsi="Times New Roman" w:eastAsia="宋体"/>
+            <w:color w:val="0000FF"/>
+            <w:sz w:val="21"/>
+            <w:u w:val="single"/>
+          </w:rPr>
+          <w:t>https://doi.org/10.1364/oe.582270</w:t>
+        </w:r>
+      </w:hyperlink>
+    </w:p>
+    <w:p>
+      <w:pPr>
+        <w:spacing w:before="120"/>
+      </w:pPr>
+      <w:r>
+        <w:rPr>
+          <w:rFonts w:ascii="Times New Roman" w:hAnsi="Times New Roman" w:eastAsia="宋体"/>
+          <w:b/>
+          <w:sz w:val="21"/>
+        </w:rPr>
+        <w:t>中文摘要:</w:t>
+      </w:r>
+    </w:p>
+    <w:p>
+      <w:pPr>
+        <w:ind w:firstLine="360"/>
+      </w:pPr>
+      <w:r>
+        <w:rPr>
+          <w:rFonts w:ascii="Times New Roman" w:hAnsi="Times New Roman" w:eastAsia="宋体"/>
+          <w:sz w:val="21"/>
+        </w:rPr>
+        <w:t>基于液体透镜的衍射计算光谱成像是小型化光谱成像最有前途的方法之一，但它由于像差和空间变化的共存而导致图像质量下降。为了应对这一挑战，我们提出了一种高精度、高效的混合像差空间校准 3D (HASC3D) 网络，用于基于液体透镜的衍射光谱成像。所提出的HASC3D网络将混合像差空间校准模块与3D卷积增强的U-Net架构集成在一起，显着提高了光谱图像的重建质量。定制的成像系统由衍射透镜和可调液体透镜组成，可在 510-590 nm 波长范围内进行九通道多光谱重建，光谱分辨率为 10 nm。重建的多光谱图像的峰值信噪比（PSNR）为24.67 dB，结构相似指数（SSIM）为0.67，较传统重建算法有明显的改进。凭借其强大的校正能力和卓越的成像性能，所提出的HASC3D算法为紧凑、便携式和高性能光谱成像技术提供了一条有前途的途径。</w:t>
+      </w:r>
+    </w:p>
+    <w:p>
+      <w:pPr>
+        <w:spacing w:before="120"/>
+      </w:pPr>
+      <w:r>
+        <w:rPr>
+          <w:rFonts w:ascii="Times New Roman" w:hAnsi="Times New Roman" w:eastAsia="宋体"/>
+          <w:b/>
+          <w:sz w:val="21"/>
+        </w:rPr>
+        <w:t>English Abstract:</w:t>
+      </w:r>
+    </w:p>
+    <w:p>
+      <w:r>
+        <w:rPr>
+          <w:rFonts w:ascii="Times New Roman" w:hAnsi="Times New Roman" w:eastAsia="宋体"/>
+          <w:sz w:val="21"/>
+        </w:rPr>
+        <w:t>Liquid-lens-based diffractive computational spectral imaging represents one of the most promising approaches for miniaturized spectral imaging, while it suffers from image degradation caused by the coexistence of aberrations and spatial variations. To address this challenge, we propose a highly accurate and efficient hybrid aberration spatial-calibrated 3D (HASC3D) network for liquid-lens-based diffractive spectral imaging. The proposed HASC3D network integrates a hybrid aberration-spatial calibration module with a 3D convolution-enhanced U-Net architecture, significantly improving the reconstruction quality of spectral images. The custom-built imaging system, composed of a diffractive lens and a tunable liquid lens, enables nine-channel multispectral reconstruction over the 510–590 nm wavelength range with 10 nm spectral resolution. The reconstructed multispectral images achieved a peak signal-to-noise ratio (PSNR) of 24.67 dB and a structural similarity index (SSIM) of 0.67, demonstrating a clear improvement over the conventional reconstruction algorithm. With its strong correction capability and superior imaging performance, the proposed HASC3D algorithm provides a promising pathway for compact, portable, and high-performance spectral imaging technologies.</w:t>
+      </w:r>
+    </w:p>
+    <w:p>
+      <w:r>
+        <w:rPr>
+          <w:rFonts w:ascii="Times New Roman" w:hAnsi="Times New Roman" w:eastAsia="宋体"/>
+          <w:sz w:val="21"/>
+        </w:rPr>
+        <w:t>__________________________________________________</w:t>
+      </w:r>
+    </w:p>
+    <w:p>
+      <w:pPr>
+        <w:pStyle w:val="Heading2"/>
+      </w:pPr>
+      <w:r/>
+      <w:r>
+        <w:rPr>
+          <w:rFonts w:ascii="Times New Roman" w:hAnsi="Times New Roman" w:eastAsia="宋体"/>
+          <w:b/>
+          <w:color w:val="000000"/>
+          <w:sz w:val="24"/>
+        </w:rPr>
+        <w:t>通过导数光谱分析使用级联 TFBG 进行分布式折射率传感</w:t>
+      </w:r>
+    </w:p>
+    <w:p>
+      <w:r>
+        <w:rPr>
+          <w:rFonts w:ascii="Times New Roman" w:hAnsi="Times New Roman" w:eastAsia="宋体"/>
+          <w:b/>
+          <w:color w:val="003264"/>
+          <w:sz w:val="24"/>
+        </w:rPr>
+        <w:t>Distributed refractive index sensing with cascaded TFBGs via derivative spectrum analysis</w:t>
+      </w:r>
+    </w:p>
+    <w:p>
+      <w:r>
+        <w:rPr>
+          <w:rFonts w:ascii="Times New Roman" w:hAnsi="Times New Roman" w:eastAsia="宋体"/>
+          <w:sz w:val="21"/>
+        </w:rPr>
+        <w:t>作者: Jieqing Zheng, Xuehao Hu, Karima Chah, Christophe Caucheteur</w:t>
+        <w:br/>
+      </w:r>
+      <w:r>
+        <w:rPr>
+          <w:rFonts w:ascii="Times New Roman" w:hAnsi="Times New Roman" w:eastAsia="宋体"/>
+          <w:sz w:val="21"/>
+        </w:rPr>
+        <w:t xml:space="preserve">时间: 2026-02-05 | </w:t>
+      </w:r>
+      <w:r>
+        <w:t xml:space="preserve">链接: </w:t>
+      </w:r>
+      <w:hyperlink r:id="rId76">
+        <w:r>
+          <w:rPr>
+            <w:rFonts w:ascii="Times New Roman" w:hAnsi="Times New Roman" w:eastAsia="宋体"/>
+            <w:color w:val="0000FF"/>
+            <w:sz w:val="21"/>
+            <w:u w:val="single"/>
+          </w:rPr>
+          <w:t>https://doi.org/10.1364/oe.585807</w:t>
+        </w:r>
+      </w:hyperlink>
+    </w:p>
+    <w:p>
+      <w:pPr>
+        <w:spacing w:before="120"/>
+      </w:pPr>
+      <w:r>
+        <w:rPr>
+          <w:rFonts w:ascii="Times New Roman" w:hAnsi="Times New Roman" w:eastAsia="宋体"/>
+          <w:b/>
+          <w:sz w:val="21"/>
+        </w:rPr>
+        <w:t>中文摘要:</w:t>
+      </w:r>
+    </w:p>
+    <w:p>
+      <w:pPr>
+        <w:ind w:firstLine="360"/>
+      </w:pPr>
+      <w:r>
+        <w:rPr>
+          <w:rFonts w:ascii="Times New Roman" w:hAnsi="Times New Roman" w:eastAsia="宋体"/>
+          <w:sz w:val="21"/>
+        </w:rPr>
+        <w:t>倾斜光纤布拉格光栅 (TFBG) 是高度灵敏的折射探头，但其宽包层模光谱长期以来一直被认为与波分复用不兼容。因此，尽管 TFBG 折射率传感器具有固有的优势，但通常仅限于单点操作。在这里，我们首次证明多个裸露、未涂层的 TFBG（刻有不同的光栅周期和倾斜角）可以在单模光纤内级联，并在 80 nm 带宽上独立询问。尽管包层模式光谱强烈重叠，但我们表明一阶导数光谱分析隔离了每个截止模式的局部斜率，有效抑制了通常由上游光栅引起的包络畸变。这可实现可靠且解耦的多点折射率传感，其灵敏度为 52-58 nm/RIU，与水介质中的固有 TFBG 性能完全一致，并在级联后保持稳定。导数方法将解调精度提高高达 65%，并保持线性度 (R 2 = 0.94-0.98)，同时将串扰保持在 0.03 nm 以下。这些结果推翻了人们长期以来对 TFBG 折光仪无法复用的看法，为基于 TFBG 阵列的紧凑、低成本和可扩展的准分布式化学和生物传感网络铺平了道路。</w:t>
+      </w:r>
+    </w:p>
+    <w:p>
+      <w:pPr>
+        <w:spacing w:before="120"/>
+      </w:pPr>
+      <w:r>
+        <w:rPr>
+          <w:rFonts w:ascii="Times New Roman" w:hAnsi="Times New Roman" w:eastAsia="宋体"/>
+          <w:b/>
+          <w:sz w:val="21"/>
+        </w:rPr>
+        <w:t>English Abstract:</w:t>
+      </w:r>
+    </w:p>
+    <w:p>
+      <w:r>
+        <w:rPr>
+          <w:rFonts w:ascii="Times New Roman" w:hAnsi="Times New Roman" w:eastAsia="宋体"/>
+          <w:sz w:val="21"/>
+        </w:rPr>
+        <w:t>Tilted fiber Bragg gratings (TFBGs) are highly sensitive refractometric probes, but their broad cladding-mode spectra have long been considered incompatible with wavelength-division multiplexing. As a result, TFBG refractive-index sensors are generally restricted to single-point operation, despite their inherent advantages. Here, we demonstrate for the first time that multiple bare, uncoated TFBGs (inscribed with distinct grating periods and tilt angles) can be cascaded within a single-mode fiber and independently interrogated over an 80-nm bandwidth. Although the cladding-mode spectra strongly overlap, we show that first-order derivative spectrum analysis isolates the local slope of each cut-off mode, effectively suppressing the envelope distortions typically induced by upstream gratings. This enables reliable and decoupled multipoint refractive-index sensing, with sensitivities of 52-58 nm/RIU that are fully consistent with intrinsic TFBG performance in aqueous media and remain stable after cascading. The derivative method enhances the demodulation accuracy by up to 65% and preserves linearity (R 2 = 0.94-0.98) while maintaining cross-talk below 0.03 nm. These results overturn the longstanding belief that TFBG refractometers cannot be multiplexed, paving the way for compact, low-cost, and scalable quasi-distributed chemical and biological sensing networks based on TFBG arrays.</w:t>
+      </w:r>
+    </w:p>
+    <w:p>
+      <w:r>
+        <w:rPr>
+          <w:rFonts w:ascii="Times New Roman" w:hAnsi="Times New Roman" w:eastAsia="宋体"/>
+          <w:sz w:val="21"/>
+        </w:rPr>
+        <w:t>__________________________________________________</w:t>
+      </w:r>
+    </w:p>
+    <w:p>
+      <w:pPr>
+        <w:pStyle w:val="Heading2"/>
+      </w:pPr>
+      <w:r/>
+      <w:r>
+        <w:rPr>
+          <w:rFonts w:ascii="Times New Roman" w:hAnsi="Times New Roman" w:eastAsia="宋体"/>
+          <w:b/>
+          <w:color w:val="000000"/>
+          <w:sz w:val="24"/>
+        </w:rPr>
+        <w:t>全远心多摄像头显微FPP：Scheimpflug校准和基于重投影的多视点融合</w:t>
+      </w:r>
+    </w:p>
+    <w:p>
+      <w:r>
+        <w:rPr>
+          <w:rFonts w:ascii="Times New Roman" w:hAnsi="Times New Roman" w:eastAsia="宋体"/>
+          <w:b/>
+          <w:color w:val="003264"/>
+          <w:sz w:val="24"/>
+        </w:rPr>
+        <w:t>All-telecentric multi-camera microscopic FPP: Scheimpflug calibration and reprojection-based multi-view fusion</w:t>
+      </w:r>
+    </w:p>
+    <w:p>
+      <w:r>
+        <w:rPr>
+          <w:rFonts w:ascii="Times New Roman" w:hAnsi="Times New Roman" w:eastAsia="宋体"/>
+          <w:sz w:val="21"/>
+        </w:rPr>
+        <w:t>作者: Chenfan Zhang, Dongchen Zhu, Jun Liu, Lei Wang, Jiamao Li</w:t>
+        <w:br/>
+      </w:r>
+      <w:r>
+        <w:rPr>
+          <w:rFonts w:ascii="Times New Roman" w:hAnsi="Times New Roman" w:eastAsia="宋体"/>
+          <w:sz w:val="21"/>
+        </w:rPr>
+        <w:t xml:space="preserve">时间: 2026-01-26 | </w:t>
+      </w:r>
+      <w:r>
+        <w:t xml:space="preserve">链接: </w:t>
+      </w:r>
+      <w:hyperlink r:id="rId77">
+        <w:r>
+          <w:rPr>
+            <w:rFonts w:ascii="Times New Roman" w:hAnsi="Times New Roman" w:eastAsia="宋体"/>
+            <w:color w:val="0000FF"/>
+            <w:sz w:val="21"/>
+            <w:u w:val="single"/>
+          </w:rPr>
+          <w:t>https://doi.org/10.1364/oe.584669</w:t>
+        </w:r>
+      </w:hyperlink>
+    </w:p>
+    <w:p>
+      <w:pPr>
+        <w:spacing w:before="120"/>
+      </w:pPr>
+      <w:r>
+        <w:rPr>
+          <w:rFonts w:ascii="Times New Roman" w:hAnsi="Times New Roman" w:eastAsia="宋体"/>
+          <w:b/>
+          <w:sz w:val="21"/>
+        </w:rPr>
+        <w:t>中文摘要:</w:t>
+      </w:r>
+    </w:p>
+    <w:p>
+      <w:pPr>
+        <w:ind w:firstLine="360"/>
+      </w:pPr>
+      <w:r>
+        <w:rPr>
+          <w:rFonts w:ascii="Times New Roman" w:hAnsi="Times New Roman" w:eastAsia="宋体"/>
+          <w:sz w:val="21"/>
+        </w:rPr>
+        <w:t>显微条纹投影轮廓术（MFPP）是在微观尺度上恢复 3D 结构的关键技术。然而，传统的单视图设置在复杂样本上表现不佳，其中自遮挡和镜面饱和会影响测量的完整性和准确性。本文介绍了一种全远心多相机 MFPP 系统，包括一个垂直远心投影仪和四个以 90 ∘ 间隔排列的倾斜 Scheimpflug 远心相机。为了校准系统，我们引入了一个管道，1）拟合来自多姿势图像的完整投影矩阵，2）将其分解为内在和外在参数，3）执行束调整联合校准，以在公共参考坐标系中对齐所有设备。这种方法减轻了过早分离内在因素和外在因素的方法中典型的病态条件和尺度漂移。对于重建，我们使用相位一致重投影建立跨视图对应，并通过自适应失配抑制执行调制加权融合。该策略保留了高质量的观测结果，抑制了冗余引起的偏差，并在保持边界保真度的同时填补了可见性空白。对标准目标和复杂样本的实验显示出相对于单视图和传统多视图基线更高的完整性和一致性，证明全远心设计与所提出的校准和融合方法相结合能够实现精确且稳健的显微 3D 测量。</w:t>
+      </w:r>
+    </w:p>
+    <w:p>
+      <w:pPr>
+        <w:spacing w:before="120"/>
+      </w:pPr>
+      <w:r>
+        <w:rPr>
+          <w:rFonts w:ascii="Times New Roman" w:hAnsi="Times New Roman" w:eastAsia="宋体"/>
+          <w:b/>
+          <w:sz w:val="21"/>
+        </w:rPr>
+        <w:t>English Abstract:</w:t>
+      </w:r>
+    </w:p>
+    <w:p>
+      <w:r>
+        <w:rPr>
+          <w:rFonts w:ascii="Times New Roman" w:hAnsi="Times New Roman" w:eastAsia="宋体"/>
+          <w:sz w:val="21"/>
+        </w:rPr>
+        <w:t>Microscopic fringe projection profilometry (MFPP) is a key technique for recovering 3D structure at the microscopic scale. However, conventional single-view setups perform poorly on complex specimens, where self-occlusion and specular saturation compromise measurement completeness and accuracy. This article presents an all-telecentric multi-camera MFPP system comprising a vertical telecentric projector and four oblique Scheimpflug telecentric cameras arranged at 90 ∘ intervals. To calibrate the system, we introduce a pipeline that 1) fits the full projection matrix from multi-pose images, 2) decomposes it into intrinsic and extrinsic parameters, and 3) performs bundle-adjusted joint calibration to align all devices in a common reference coordinate frame. This approach mitigates the ill-conditioning and scale drift typical of methods that separate intrinsics and extrinsics prematurely. For reconstruction, we establish cross-view correspondences using phase-consistent reprojection and perform modulation-weighted fusion with adaptive mismatch rejection. This strategy preserves high-quality observations, suppresses redundancy-induced bias, and fills visibility gaps while maintaining boundary fidelity. Experiments on standard targets and complex specimens show higher completeness and consistency relative to single-view and conventional multi-view baselines, demonstrating that an all-telecentric design coupled with the proposed calibration and fusion methods enables accurate and robust microscopic 3D measurement.</w:t>
+      </w:r>
+    </w:p>
+    <w:p>
+      <w:r>
+        <w:rPr>
+          <w:rFonts w:ascii="Times New Roman" w:hAnsi="Times New Roman" w:eastAsia="宋体"/>
+          <w:sz w:val="21"/>
+        </w:rPr>
+        <w:t>__________________________________________________</w:t>
+      </w:r>
+    </w:p>
+    <w:p>
+      <w:pPr>
         <w:pStyle w:val="Heading1"/>
       </w:pPr>
       <w:r>
@@ -5256,6 +7516,907 @@
           <w:sz w:val="21"/>
         </w:rPr>
         <w:t>We demonstrate a high-efficiency, free space optical delay line utilizing a nested multipass cell architecture. This design supports extended optical paths with low loss, aided by custom broadband dielectric coatings that provide high reflectivity across a wide spectral bandwidth. The cell is characterized using polarization-entangled photon pairs, with signal photons routed through the delay line and idler photons used as a timing reference. Quantum state tomography performed on the entangled pairs reveals entanglement preservation with fidelity of 99.6(9)% following a single-transit delay of up to 687 ns, accompanied by a photon retrieval efficiency of 95.390(5)%. The delay is controllable and can be set between 1.8 and 687 ns in ∼12.6 ns increments. These results position this delay line as a strong candidate for all-optical quantum memories and synchronization modules for scalable quantum networks.</w:t>
+      </w:r>
+    </w:p>
+    <w:p>
+      <w:r>
+        <w:rPr>
+          <w:rFonts w:ascii="Times New Roman" w:hAnsi="Times New Roman" w:eastAsia="宋体"/>
+          <w:sz w:val="21"/>
+        </w:rPr>
+        <w:t>__________________________________________________</w:t>
+      </w:r>
+    </w:p>
+    <w:p>
+      <w:pPr>
+        <w:pStyle w:val="Heading1"/>
+      </w:pPr>
+      <w:r>
+        <w:rPr>
+          <w:rFonts w:ascii="Times New Roman" w:hAnsi="Times New Roman" w:eastAsia="宋体"/>
+          <w:b/>
+          <w:color w:val="000000"/>
+          <w:sz w:val="32"/>
+        </w:rPr>
+        <w:t>Nature Machine Intelligence</w:t>
+      </w:r>
+    </w:p>
+    <w:p>
+      <w:pPr>
+        <w:jc w:val="center"/>
+      </w:pPr>
+      <w:r>
+        <w:t>--- 更新: 06:28 ---</w:t>
+      </w:r>
+    </w:p>
+    <w:p>
+      <w:pPr>
+        <w:pStyle w:val="Heading2"/>
+      </w:pPr>
+      <w:r/>
+      <w:r>
+        <w:rPr>
+          <w:rFonts w:ascii="Times New Roman" w:hAnsi="Times New Roman" w:eastAsia="宋体"/>
+          <w:b/>
+          <w:color w:val="000000"/>
+          <w:sz w:val="24"/>
+        </w:rPr>
+        <w:t>使用图转换器识别空间单细胞级相互作用</w:t>
+      </w:r>
+    </w:p>
+    <w:p>
+      <w:r>
+        <w:rPr>
+          <w:rFonts w:ascii="Times New Roman" w:hAnsi="Times New Roman" w:eastAsia="宋体"/>
+          <w:b/>
+          <w:color w:val="003264"/>
+          <w:sz w:val="24"/>
+        </w:rPr>
+        <w:t>Identifying spatial single-cell-level interactions with graph transformer</w:t>
+      </w:r>
+    </w:p>
+    <w:p>
+      <w:r>
+        <w:rPr>
+          <w:rFonts w:ascii="Times New Roman" w:hAnsi="Times New Roman" w:eastAsia="宋体"/>
+          <w:sz w:val="21"/>
+        </w:rPr>
+        <w:t>作者: Xiangzheng Cheng, Suoqin Jin</w:t>
+        <w:br/>
+      </w:r>
+      <w:r>
+        <w:rPr>
+          <w:rFonts w:ascii="Times New Roman" w:hAnsi="Times New Roman" w:eastAsia="宋体"/>
+          <w:sz w:val="21"/>
+        </w:rPr>
+        <w:t xml:space="preserve">时间: 2026-02-06 | </w:t>
+      </w:r>
+      <w:r>
+        <w:t xml:space="preserve">链接: </w:t>
+      </w:r>
+      <w:hyperlink r:id="rId65">
+        <w:r>
+          <w:rPr>
+            <w:rFonts w:ascii="Times New Roman" w:hAnsi="Times New Roman" w:eastAsia="宋体"/>
+            <w:color w:val="0000FF"/>
+            <w:sz w:val="21"/>
+            <w:u w:val="single"/>
+          </w:rPr>
+          <w:t>https://doi.org/10.1038/s42256-026-01191-2</w:t>
+        </w:r>
+      </w:hyperlink>
+    </w:p>
+    <w:p>
+      <w:pPr>
+        <w:spacing w:before="120"/>
+      </w:pPr>
+      <w:r>
+        <w:rPr>
+          <w:rFonts w:ascii="Times New Roman" w:hAnsi="Times New Roman" w:eastAsia="宋体"/>
+          <w:b/>
+          <w:sz w:val="21"/>
+        </w:rPr>
+        <w:t>中文摘要:</w:t>
+      </w:r>
+    </w:p>
+    <w:p>
+      <w:pPr>
+        <w:ind w:firstLine="360"/>
+      </w:pPr>
+      <w:r>
+        <w:rPr>
+          <w:rFonts w:ascii="Times New Roman" w:hAnsi="Times New Roman" w:eastAsia="宋体"/>
+          <w:sz w:val="21"/>
+        </w:rPr>
+        <w:t>从基于成像的空间转录组学中识别细胞间相互作用受到有限的基因组的影响。一种新的基于自监督图转换器的方法可以解决空间单细胞水平的相互作用，而不需要已知的配体-受体对。</w:t>
+      </w:r>
+    </w:p>
+    <w:p>
+      <w:pPr>
+        <w:spacing w:before="120"/>
+      </w:pPr>
+      <w:r>
+        <w:rPr>
+          <w:rFonts w:ascii="Times New Roman" w:hAnsi="Times New Roman" w:eastAsia="宋体"/>
+          <w:b/>
+          <w:sz w:val="21"/>
+        </w:rPr>
+        <w:t>English Abstract:</w:t>
+      </w:r>
+    </w:p>
+    <w:p>
+      <w:r>
+        <w:rPr>
+          <w:rFonts w:ascii="Times New Roman" w:hAnsi="Times New Roman" w:eastAsia="宋体"/>
+          <w:sz w:val="21"/>
+        </w:rPr>
+        <w:t>Identifying cell–cell interactions from imaging-based spatial transcriptomics suffers from limited gene panels. A new self-supervised graph transformer-based method can resolve spatial single-cell-level interactions without requiring known ligand–receptor pairs.</w:t>
+      </w:r>
+    </w:p>
+    <w:p>
+      <w:r>
+        <w:rPr>
+          <w:rFonts w:ascii="Times New Roman" w:hAnsi="Times New Roman" w:eastAsia="宋体"/>
+          <w:sz w:val="21"/>
+        </w:rPr>
+        <w:t>__________________________________________________</w:t>
+      </w:r>
+    </w:p>
+    <w:p>
+      <w:pPr>
+        <w:pStyle w:val="Heading1"/>
+      </w:pPr>
+      <w:r>
+        <w:rPr>
+          <w:rFonts w:ascii="Times New Roman" w:hAnsi="Times New Roman" w:eastAsia="宋体"/>
+          <w:b/>
+          <w:color w:val="000000"/>
+          <w:sz w:val="32"/>
+        </w:rPr>
+        <w:t>Nature Biomedical Engineering</w:t>
+      </w:r>
+    </w:p>
+    <w:p>
+      <w:pPr>
+        <w:jc w:val="center"/>
+      </w:pPr>
+      <w:r>
+        <w:t>--- 更新: 06:28 ---</w:t>
+      </w:r>
+    </w:p>
+    <w:p>
+      <w:pPr>
+        <w:pStyle w:val="Heading2"/>
+      </w:pPr>
+      <w:r/>
+      <w:r>
+        <w:rPr>
+          <w:rFonts w:ascii="Times New Roman" w:hAnsi="Times New Roman" w:eastAsia="宋体"/>
+          <w:b/>
+          <w:color w:val="000000"/>
+          <w:sz w:val="24"/>
+        </w:rPr>
+        <w:t>从卫生系统规模的数据中学习神经影像模型</w:t>
+      </w:r>
+    </w:p>
+    <w:p>
+      <w:r>
+        <w:rPr>
+          <w:rFonts w:ascii="Times New Roman" w:hAnsi="Times New Roman" w:eastAsia="宋体"/>
+          <w:b/>
+          <w:color w:val="003264"/>
+          <w:sz w:val="24"/>
+        </w:rPr>
+        <w:t>Learning neuroimaging models from health system-scale data</w:t>
+      </w:r>
+    </w:p>
+    <w:p>
+      <w:r>
+        <w:rPr>
+          <w:rFonts w:ascii="Times New Roman" w:hAnsi="Times New Roman" w:eastAsia="宋体"/>
+          <w:sz w:val="21"/>
+        </w:rPr>
+        <w:t>作者: Yiwei Lyu, Samir Harake, Asadur Chowdury, Soumyanil Banerjee, Rachel Gologorsky, Shixuan Liu, Anna-Katharina Meissner, Akshay Rao, Chenhui Zhao, Akhil Kondepudi, Cheng Jiang, Xinhai Hou, Rushikesh S. Joshi, Volker Neuschmelting, Ashok Srinivasan, Dawn Kleindorfer, Brian Athey, Vikas Gulani, Aditya Pandey, Honglak Lee, Todd Hollon</w:t>
+        <w:br/>
+      </w:r>
+      <w:r>
+        <w:rPr>
+          <w:rFonts w:ascii="Times New Roman" w:hAnsi="Times New Roman" w:eastAsia="宋体"/>
+          <w:sz w:val="21"/>
+        </w:rPr>
+        <w:t xml:space="preserve">时间: 2026-02-06 | </w:t>
+      </w:r>
+      <w:r>
+        <w:t xml:space="preserve">链接: </w:t>
+      </w:r>
+      <w:hyperlink r:id="rId66">
+        <w:r>
+          <w:rPr>
+            <w:rFonts w:ascii="Times New Roman" w:hAnsi="Times New Roman" w:eastAsia="宋体"/>
+            <w:color w:val="0000FF"/>
+            <w:sz w:val="21"/>
+            <w:u w:val="single"/>
+          </w:rPr>
+          <w:t>https://doi.org/10.1038/s41551-025-01608-0</w:t>
+        </w:r>
+      </w:hyperlink>
+    </w:p>
+    <w:p>
+      <w:pPr>
+        <w:spacing w:before="120"/>
+      </w:pPr>
+      <w:r>
+        <w:rPr>
+          <w:rFonts w:ascii="Times New Roman" w:hAnsi="Times New Roman" w:eastAsia="宋体"/>
+          <w:b/>
+          <w:sz w:val="21"/>
+        </w:rPr>
+        <w:t>中文摘要:</w:t>
+      </w:r>
+    </w:p>
+    <w:p>
+      <w:pPr>
+        <w:ind w:firstLine="360"/>
+      </w:pPr>
+      <w:r>
+        <w:rPr>
+          <w:rFonts w:ascii="Times New Roman" w:hAnsi="Times New Roman" w:eastAsia="宋体"/>
+          <w:sz w:val="21"/>
+        </w:rPr>
+        <w:t>Prima 是一种基于临床磁共振成像的神经影像人工智能基础模型，可提供准确且可解释的诊断、放射科医生的工作清单优先级以及在不同群体中具有公平表现的临床转诊建议​​。</w:t>
+      </w:r>
+    </w:p>
+    <w:p>
+      <w:pPr>
+        <w:spacing w:before="120"/>
+      </w:pPr>
+      <w:r>
+        <w:rPr>
+          <w:rFonts w:ascii="Times New Roman" w:hAnsi="Times New Roman" w:eastAsia="宋体"/>
+          <w:b/>
+          <w:sz w:val="21"/>
+        </w:rPr>
+        <w:t>English Abstract:</w:t>
+      </w:r>
+    </w:p>
+    <w:p>
+      <w:r>
+        <w:rPr>
+          <w:rFonts w:ascii="Times New Roman" w:hAnsi="Times New Roman" w:eastAsia="宋体"/>
+          <w:sz w:val="21"/>
+        </w:rPr>
+        <w:t>Prima is an AI foundation model for neuroimaging based on clinical magnetic resonance imaging that offers accurate and explainable diagnostics, worklist priority for radiologists and clinical referral recommendations with equitable performance on diverse groups.</w:t>
+      </w:r>
+    </w:p>
+    <w:p>
+      <w:r>
+        <w:rPr>
+          <w:rFonts w:ascii="Times New Roman" w:hAnsi="Times New Roman" w:eastAsia="宋体"/>
+          <w:sz w:val="21"/>
+        </w:rPr>
+        <w:t>__________________________________________________</w:t>
+      </w:r>
+    </w:p>
+    <w:p>
+      <w:pPr>
+        <w:pStyle w:val="Heading1"/>
+      </w:pPr>
+      <w:r>
+        <w:rPr>
+          <w:rFonts w:ascii="Times New Roman" w:hAnsi="Times New Roman" w:eastAsia="宋体"/>
+          <w:b/>
+          <w:color w:val="000000"/>
+          <w:sz w:val="32"/>
+        </w:rPr>
+        <w:t>Nature Photonics</w:t>
+      </w:r>
+    </w:p>
+    <w:p>
+      <w:pPr>
+        <w:jc w:val="center"/>
+      </w:pPr>
+      <w:r>
+        <w:t>--- 更新: 06:28 ---</w:t>
+      </w:r>
+    </w:p>
+    <w:p>
+      <w:pPr>
+        <w:pStyle w:val="Heading2"/>
+      </w:pPr>
+      <w:r/>
+      <w:r>
+        <w:rPr>
+          <w:rFonts w:ascii="Times New Roman" w:hAnsi="Times New Roman" w:eastAsia="宋体"/>
+          <w:b/>
+          <w:color w:val="000000"/>
+          <w:sz w:val="24"/>
+        </w:rPr>
+        <w:t>超宽带受激拉曼散射光谱和成像</w:t>
+      </w:r>
+    </w:p>
+    <w:p>
+      <w:r>
+        <w:rPr>
+          <w:rFonts w:ascii="Times New Roman" w:hAnsi="Times New Roman" w:eastAsia="宋体"/>
+          <w:b/>
+          <w:color w:val="003264"/>
+          <w:sz w:val="24"/>
+        </w:rPr>
+        <w:t>Super-broadband stimulated Raman scattering spectroscopy and imaging</w:t>
+      </w:r>
+    </w:p>
+    <w:p>
+      <w:r>
+        <w:rPr>
+          <w:rFonts w:ascii="Times New Roman" w:hAnsi="Times New Roman" w:eastAsia="宋体"/>
+          <w:sz w:val="21"/>
+        </w:rPr>
+        <w:t>作者: Jin Guo, Mingzhen Wang, Qiaozhi Yu, Haojie Zhang, Jiakai Wang, Qian Zhang, Yafeng Qi, Zhuowen Wang, Jinxin Liu, He Sun, Jing Ren, Xiuqin Zhang, Wenhao Yu, Xiang Yu, Wenzhe Si, Hanqing Xiong</w:t>
+        <w:br/>
+      </w:r>
+      <w:r>
+        <w:rPr>
+          <w:rFonts w:ascii="Times New Roman" w:hAnsi="Times New Roman" w:eastAsia="宋体"/>
+          <w:sz w:val="21"/>
+        </w:rPr>
+        <w:t xml:space="preserve">时间: 2026-02-06 | </w:t>
+      </w:r>
+      <w:r>
+        <w:t xml:space="preserve">链接: </w:t>
+      </w:r>
+      <w:hyperlink r:id="rId67">
+        <w:r>
+          <w:rPr>
+            <w:rFonts w:ascii="Times New Roman" w:hAnsi="Times New Roman" w:eastAsia="宋体"/>
+            <w:color w:val="0000FF"/>
+            <w:sz w:val="21"/>
+            <w:u w:val="single"/>
+          </w:rPr>
+          <w:t>https://doi.org/10.1038/s41566-025-01841-8</w:t>
+        </w:r>
+      </w:hyperlink>
+    </w:p>
+    <w:p>
+      <w:pPr>
+        <w:spacing w:before="120"/>
+      </w:pPr>
+      <w:r>
+        <w:rPr>
+          <w:rFonts w:ascii="Times New Roman" w:hAnsi="Times New Roman" w:eastAsia="宋体"/>
+          <w:b/>
+          <w:sz w:val="21"/>
+        </w:rPr>
+        <w:t>中文摘要:</w:t>
+      </w:r>
+    </w:p>
+    <w:p>
+      <w:pPr>
+        <w:ind w:firstLine="360"/>
+      </w:pPr>
+      <w:r>
+        <w:rPr>
+          <w:rFonts w:ascii="Times New Roman" w:hAnsi="Times New Roman" w:eastAsia="宋体"/>
+          <w:sz w:val="21"/>
+        </w:rPr>
+        <w:t>基于双波段激光诱导量子干涉的受激拉曼散射方法能够对生物组织进行超宽带和快速高光谱拉曼成像，并检测人血清中多达 11 种关键生物标志物。</w:t>
+      </w:r>
+    </w:p>
+    <w:p>
+      <w:pPr>
+        <w:spacing w:before="120"/>
+      </w:pPr>
+      <w:r>
+        <w:rPr>
+          <w:rFonts w:ascii="Times New Roman" w:hAnsi="Times New Roman" w:eastAsia="宋体"/>
+          <w:b/>
+          <w:sz w:val="21"/>
+        </w:rPr>
+        <w:t>English Abstract:</w:t>
+      </w:r>
+    </w:p>
+    <w:p>
+      <w:r>
+        <w:rPr>
+          <w:rFonts w:ascii="Times New Roman" w:hAnsi="Times New Roman" w:eastAsia="宋体"/>
+          <w:sz w:val="21"/>
+        </w:rPr>
+        <w:t>A stimulated Raman scattering method based on dual-band laser-induced quantum interference enables ultra broadband and rapid hyperspectral Raman imaging of biological tissue and the detection of up to 11 key biomarkers in human serum.</w:t>
+      </w:r>
+    </w:p>
+    <w:p>
+      <w:r>
+        <w:rPr>
+          <w:rFonts w:ascii="Times New Roman" w:hAnsi="Times New Roman" w:eastAsia="宋体"/>
+          <w:sz w:val="21"/>
+        </w:rPr>
+        <w:t>__________________________________________________</w:t>
+      </w:r>
+    </w:p>
+    <w:p>
+      <w:pPr>
+        <w:pStyle w:val="Heading1"/>
+      </w:pPr>
+      <w:r>
+        <w:rPr>
+          <w:rFonts w:ascii="Times New Roman" w:hAnsi="Times New Roman" w:eastAsia="宋体"/>
+          <w:b/>
+          <w:color w:val="000000"/>
+          <w:sz w:val="32"/>
+        </w:rPr>
+        <w:t>Optics Continuum</w:t>
+      </w:r>
+    </w:p>
+    <w:p>
+      <w:pPr>
+        <w:jc w:val="center"/>
+      </w:pPr>
+      <w:r>
+        <w:t>--- 更新: 06:29 ---</w:t>
+      </w:r>
+    </w:p>
+    <w:p>
+      <w:pPr>
+        <w:pStyle w:val="Heading2"/>
+      </w:pPr>
+      <w:r/>
+      <w:r>
+        <w:rPr>
+          <w:rFonts w:ascii="Times New Roman" w:hAnsi="Times New Roman" w:eastAsia="宋体"/>
+          <w:b/>
+          <w:color w:val="000000"/>
+          <w:sz w:val="24"/>
+        </w:rPr>
+        <w:t>浓度、块度、聚集和簇压实对颗粒介质光学特性的影响</w:t>
+      </w:r>
+    </w:p>
+    <w:p>
+      <w:r>
+        <w:rPr>
+          <w:rFonts w:ascii="Times New Roman" w:hAnsi="Times New Roman" w:eastAsia="宋体"/>
+          <w:b/>
+          <w:color w:val="003264"/>
+          <w:sz w:val="24"/>
+        </w:rPr>
+        <w:t>Effect of concentration, lumpiness, aggregation, and cluster compaction on optical properties of particulate media</w:t>
+      </w:r>
+    </w:p>
+    <w:p>
+      <w:r>
+        <w:rPr>
+          <w:rFonts w:ascii="Times New Roman" w:hAnsi="Times New Roman" w:eastAsia="宋体"/>
+          <w:sz w:val="21"/>
+        </w:rPr>
+        <w:t>作者: William E. Vargas</w:t>
+        <w:br/>
+      </w:r>
+      <w:r>
+        <w:rPr>
+          <w:rFonts w:ascii="Times New Roman" w:hAnsi="Times New Roman" w:eastAsia="宋体"/>
+          <w:sz w:val="21"/>
+        </w:rPr>
+        <w:t xml:space="preserve">时间: 2026-01-12 | </w:t>
+      </w:r>
+      <w:r>
+        <w:t xml:space="preserve">链接: </w:t>
+      </w:r>
+      <w:hyperlink r:id="rId78">
+        <w:r>
+          <w:rPr>
+            <w:rFonts w:ascii="Times New Roman" w:hAnsi="Times New Roman" w:eastAsia="宋体"/>
+            <w:color w:val="0000FF"/>
+            <w:sz w:val="21"/>
+            <w:u w:val="single"/>
+          </w:rPr>
+          <w:t>https://doi.org/10.1364/optcon.582538</w:t>
+        </w:r>
+      </w:hyperlink>
+    </w:p>
+    <w:p>
+      <w:pPr>
+        <w:spacing w:before="120"/>
+      </w:pPr>
+      <w:r>
+        <w:rPr>
+          <w:rFonts w:ascii="Times New Roman" w:hAnsi="Times New Roman" w:eastAsia="宋体"/>
+          <w:b/>
+          <w:sz w:val="21"/>
+        </w:rPr>
+        <w:t>中文摘要:</w:t>
+      </w:r>
+    </w:p>
+    <w:p>
+      <w:pPr>
+        <w:ind w:firstLine="360"/>
+      </w:pPr>
+      <w:r>
+        <w:rPr>
+          <w:rFonts w:ascii="Times New Roman" w:hAnsi="Times New Roman" w:eastAsia="宋体"/>
+          <w:sz w:val="21"/>
+        </w:rPr>
+        <w:t>四通量辐射传输模型用于评估平面平行颗粒材料的漫反射率和透射率光谱。外部参数（包括散射和吸收截面、前向散射比和平均路径长度参数）是利用用于独立散射的 Lorenz-Mie 理论和用于近场相关散射评估的过渡矩阵方法来计算的。该形式应用于水性聚合物基质中的亚微米级球形二氧化钛颜料，以评估其在波长 0.3 至 1.5 μm 范围内的反射率和透射率光谱。改变颗粒浓度、块度、每个簇的颗粒数量以及簇压实度来量化相关散射的影响。我们认为，引入了一种新颖的方案，根据不形成聚集体的颗粒所占的体积分数和与作为聚集体一部分的颗粒相对应的另一部分，以及样品的块度和簇的压实度来对样品的形态进行建模。对紫外线、可见光和近红外线中的特定波长进行更详细的分析，以将由于相关散射与传播通量引起的反射率和透射率的变化关联起来。</w:t>
+      </w:r>
+    </w:p>
+    <w:p>
+      <w:pPr>
+        <w:spacing w:before="120"/>
+      </w:pPr>
+      <w:r>
+        <w:rPr>
+          <w:rFonts w:ascii="Times New Roman" w:hAnsi="Times New Roman" w:eastAsia="宋体"/>
+          <w:b/>
+          <w:sz w:val="21"/>
+        </w:rPr>
+        <w:t>English Abstract:</w:t>
+      </w:r>
+    </w:p>
+    <w:p>
+      <w:r>
+        <w:rPr>
+          <w:rFonts w:ascii="Times New Roman" w:hAnsi="Times New Roman" w:eastAsia="宋体"/>
+          <w:sz w:val="21"/>
+        </w:rPr>
+        <w:t>A four-flux radiative transfer model is used to evaluate diffuse reflectance and transmittance spectra of plane-parallel particulate materials. External parameters, including scattering and absorption cross sections, forward scattering ratios, and average path length parameters, are calculated utilizing Lorenz-Mie theory for independent scattering and a transition matrix approach for near-field dependent scattering evaluations. The formalism is applied to sub-micron-sized spherical titanium dioxide pigments in an aqueous-polymer matrix to evaluate their reflectance and transmittance spectra in the range of 0.3 to 1.5 μm in wavelength. The particle concentration, the degree of lumpiness, the number of particles per cluster, and the cluster compaction are varied to quantify the effect of dependent scattering. What we believe to be a novel scheme is introduced to model the morphology of samples in terms of a volume fraction occupied by particles that do not form aggregates and another fraction corresponding to particles that are part of aggregates, as well as the lumpiness of the sample and compaction of the clusters. A more detailed analysis is carried out for specific wavelengths in the ultraviolet, visible, and near infrared to correlate the variation of reflectance and transmittance due to dependent scattering with the propagating fluxes.</w:t>
+      </w:r>
+    </w:p>
+    <w:p>
+      <w:r>
+        <w:rPr>
+          <w:rFonts w:ascii="Times New Roman" w:hAnsi="Times New Roman" w:eastAsia="宋体"/>
+          <w:sz w:val="21"/>
+        </w:rPr>
+        <w:t>__________________________________________________</w:t>
+      </w:r>
+    </w:p>
+    <w:p>
+      <w:pPr>
+        <w:pStyle w:val="Heading1"/>
+      </w:pPr>
+      <w:r>
+        <w:rPr>
+          <w:rFonts w:ascii="Times New Roman" w:hAnsi="Times New Roman" w:eastAsia="宋体"/>
+          <w:b/>
+          <w:color w:val="000000"/>
+          <w:sz w:val="32"/>
+        </w:rPr>
+        <w:t>Light: Science &amp; Applications</w:t>
+      </w:r>
+    </w:p>
+    <w:p>
+      <w:pPr>
+        <w:jc w:val="center"/>
+      </w:pPr>
+      <w:r>
+        <w:t>--- 更新: 06:29 ---</w:t>
+      </w:r>
+    </w:p>
+    <w:p>
+      <w:pPr>
+        <w:pStyle w:val="Heading2"/>
+      </w:pPr>
+      <w:r/>
+      <w:r>
+        <w:rPr>
+          <w:rFonts w:ascii="Times New Roman" w:hAnsi="Times New Roman" w:eastAsia="宋体"/>
+          <w:b/>
+          <w:color w:val="000000"/>
+          <w:sz w:val="24"/>
+        </w:rPr>
+        <w:t>前沿编辑：从编辑部到研究实验室</w:t>
+      </w:r>
+    </w:p>
+    <w:p>
+      <w:r>
+        <w:rPr>
+          <w:rFonts w:ascii="Times New Roman" w:hAnsi="Times New Roman" w:eastAsia="宋体"/>
+          <w:b/>
+          <w:color w:val="003264"/>
+          <w:sz w:val="24"/>
+        </w:rPr>
+        <w:t>Editors at the frontier: from the editorial desk to the research lab</w:t>
+      </w:r>
+    </w:p>
+    <w:p>
+      <w:r>
+        <w:rPr>
+          <w:rFonts w:ascii="Times New Roman" w:hAnsi="Times New Roman" w:eastAsia="宋体"/>
+          <w:sz w:val="21"/>
+        </w:rPr>
+        <w:t>作者: Siqiu Guo, Fei Ding</w:t>
+        <w:br/>
+      </w:r>
+      <w:r>
+        <w:rPr>
+          <w:rFonts w:ascii="Times New Roman" w:hAnsi="Times New Roman" w:eastAsia="宋体"/>
+          <w:sz w:val="21"/>
+        </w:rPr>
+        <w:t xml:space="preserve">时间: 2026-02-06 | </w:t>
+      </w:r>
+      <w:r>
+        <w:t xml:space="preserve">链接: </w:t>
+      </w:r>
+      <w:hyperlink r:id="rId79">
+        <w:r>
+          <w:rPr>
+            <w:rFonts w:ascii="Times New Roman" w:hAnsi="Times New Roman" w:eastAsia="宋体"/>
+            <w:color w:val="0000FF"/>
+            <w:sz w:val="21"/>
+            <w:u w:val="single"/>
+          </w:rPr>
+          <w:t>https://doi.org/10.1038/s41377-026-02191-y</w:t>
+        </w:r>
+      </w:hyperlink>
+    </w:p>
+    <w:p>
+      <w:pPr>
+        <w:spacing w:before="120"/>
+      </w:pPr>
+      <w:r>
+        <w:rPr>
+          <w:rFonts w:ascii="Times New Roman" w:hAnsi="Times New Roman" w:eastAsia="宋体"/>
+          <w:b/>
+          <w:sz w:val="21"/>
+        </w:rPr>
+        <w:t>中文摘要:</w:t>
+      </w:r>
+    </w:p>
+    <w:p>
+      <w:pPr>
+        <w:ind w:firstLine="360"/>
+      </w:pPr>
+      <w:r>
+        <w:rPr>
+          <w:rFonts w:ascii="Times New Roman" w:hAnsi="Times New Roman" w:eastAsia="宋体"/>
+          <w:sz w:val="21"/>
+        </w:rPr>
+        <w:t>（摘要暂缺，等待官方补全）</w:t>
+      </w:r>
+    </w:p>
+    <w:p>
+      <w:pPr>
+        <w:spacing w:before="120"/>
+      </w:pPr>
+      <w:r>
+        <w:rPr>
+          <w:rFonts w:ascii="Times New Roman" w:hAnsi="Times New Roman" w:eastAsia="宋体"/>
+          <w:b/>
+          <w:sz w:val="21"/>
+        </w:rPr>
+        <w:t>English Abstract:</w:t>
+      </w:r>
+    </w:p>
+    <w:p>
+      <w:r>
+        <w:rPr>
+          <w:rFonts w:ascii="Times New Roman" w:hAnsi="Times New Roman" w:eastAsia="宋体"/>
+          <w:sz w:val="21"/>
+        </w:rPr>
+        <w:t>Abstract not available.</w:t>
+      </w:r>
+    </w:p>
+    <w:p>
+      <w:r>
+        <w:rPr>
+          <w:rFonts w:ascii="Times New Roman" w:hAnsi="Times New Roman" w:eastAsia="宋体"/>
+          <w:sz w:val="21"/>
+        </w:rPr>
+        <w:t>__________________________________________________</w:t>
+      </w:r>
+    </w:p>
+    <w:p>
+      <w:pPr>
+        <w:pStyle w:val="Heading2"/>
+      </w:pPr>
+      <w:r/>
+      <w:r>
+        <w:rPr>
+          <w:rFonts w:ascii="Times New Roman" w:hAnsi="Times New Roman" w:eastAsia="宋体"/>
+          <w:b/>
+          <w:color w:val="000000"/>
+          <w:sz w:val="24"/>
+        </w:rPr>
+        <w:t>基于等离子体纳米腔的二维材料层呼吸振动的通用检测</w:t>
+      </w:r>
+    </w:p>
+    <w:p>
+      <w:r>
+        <w:rPr>
+          <w:rFonts w:ascii="Times New Roman" w:hAnsi="Times New Roman" w:eastAsia="宋体"/>
+          <w:b/>
+          <w:color w:val="003264"/>
+          <w:sz w:val="24"/>
+        </w:rPr>
+        <w:t>Plasmonic nanocavity-enabled universal detection of layer-breathing vibrations in two-dimensional materials</w:t>
+      </w:r>
+    </w:p>
+    <w:p>
+      <w:r>
+        <w:rPr>
+          <w:rFonts w:ascii="Times New Roman" w:hAnsi="Times New Roman" w:eastAsia="宋体"/>
+          <w:sz w:val="21"/>
+        </w:rPr>
+        <w:t>作者: Heng Wu, Miao-Ling Lin, Sen Yan, Lin-Shang Chen, Zhong-Jie Wang, Yi-Fei Zhang, Ti-Ying Zhu, Zheng-Yu Su, Jun Wang, Xue-Lu Liu, Zhong-Ming Wei, Yan-Meng Shi, Xiang Wang, Bin Ren, Ping-Heng Tan</w:t>
+        <w:br/>
+      </w:r>
+      <w:r>
+        <w:rPr>
+          <w:rFonts w:ascii="Times New Roman" w:hAnsi="Times New Roman" w:eastAsia="宋体"/>
+          <w:sz w:val="21"/>
+        </w:rPr>
+        <w:t xml:space="preserve">时间: 2026-02-06 | </w:t>
+      </w:r>
+      <w:r>
+        <w:t xml:space="preserve">链接: </w:t>
+      </w:r>
+      <w:hyperlink r:id="rId80">
+        <w:r>
+          <w:rPr>
+            <w:rFonts w:ascii="Times New Roman" w:hAnsi="Times New Roman" w:eastAsia="宋体"/>
+            <w:color w:val="0000FF"/>
+            <w:sz w:val="21"/>
+            <w:u w:val="single"/>
+          </w:rPr>
+          <w:t>https://doi.org/10.1038/s41377-026-02203-x</w:t>
+        </w:r>
+      </w:hyperlink>
+    </w:p>
+    <w:p>
+      <w:pPr>
+        <w:spacing w:before="120"/>
+      </w:pPr>
+      <w:r>
+        <w:rPr>
+          <w:rFonts w:ascii="Times New Roman" w:hAnsi="Times New Roman" w:eastAsia="宋体"/>
+          <w:b/>
+          <w:sz w:val="21"/>
+        </w:rPr>
+        <w:t>中文摘要:</w:t>
+      </w:r>
+    </w:p>
+    <w:p>
+      <w:pPr>
+        <w:ind w:firstLine="360"/>
+      </w:pPr>
+      <w:r>
+        <w:rPr>
+          <w:rFonts w:ascii="Times New Roman" w:hAnsi="Times New Roman" w:eastAsia="宋体"/>
+          <w:sz w:val="21"/>
+        </w:rPr>
+        <w:t>摘要 传统拉曼光谱在检测二维材料中固有的弱电子声子耦合或拉曼不活动的层间层呼吸（LB）振动方面面临着固有的局限性，阻碍了对界面耦合和堆积动力学的深入了解。在这里，我们展示了一种通用的等离子体增强拉曼光谱策略，使用金或银纳米腔来强烈增强和检测多层石墨烯、六方氮化硼及其范德华异质结构中的LB模式。等离子体纳米腔甚至改变了 LB 振动的线偏振和圆偏振选择规则。通过开发电场调制的层间键极化率模型，我们定量解释了观察到的强度分布，并揭示了局域等离子体场增强和界面极化率调制的协同作用。该模型成功描述了不同材料系统和纳米腔几何结构中等离激元增强的 LB 振动的行为。这项工作不仅克服了传统的检测障碍，而且还提供了探测层间相互作用的定量框架，为研究隐藏的界面声子和推进层状量子材料的表征提供了一个多功能平台。</w:t>
+      </w:r>
+    </w:p>
+    <w:p>
+      <w:pPr>
+        <w:spacing w:before="120"/>
+      </w:pPr>
+      <w:r>
+        <w:rPr>
+          <w:rFonts w:ascii="Times New Roman" w:hAnsi="Times New Roman" w:eastAsia="宋体"/>
+          <w:b/>
+          <w:sz w:val="21"/>
+        </w:rPr>
+        <w:t>English Abstract:</w:t>
+      </w:r>
+    </w:p>
+    <w:p>
+      <w:r>
+        <w:rPr>
+          <w:rFonts w:ascii="Times New Roman" w:hAnsi="Times New Roman" w:eastAsia="宋体"/>
+          <w:sz w:val="21"/>
+        </w:rPr>
+        <w:t>Abstract Conventional Raman spectroscopy faces inherent limitations in detecting interlayer layer-breathing (LB) vibrations with inherently weak electron-phonon coupling or Raman inactivity in two-dimensional materials, hindering insights into interfacial coupling and stacking dynamics. Here, we demonstrate a universal plasmon-enhanced Raman spectroscopy strategy using gold or silver nanocavities to strongly enhance and detect LB modes in multilayer graphene, hBN, and their van der Waals heterostructures. Plasmonic nanocavities even modify the linear and circular polarization selection rules of the LB vibrations. By developing an electric-field-modulated interlayer bond polarizability model, we quantitatively explain the observed intensity profiles and reveal the synergistic roles of localized plasmonic field enhancement and interfacial polarizability modulation. This model successfully describes the behavior of plasmon-enhanced LB vibrations across different material systems and nanocavity geometries. This work not only overcomes traditional detection barriers but also provides a quantitative framework for probing interlayer interactions, offering a versatile platform for investigating hidden interfacial phonons and advancing the characterization of layered quantum materials.</w:t>
+      </w:r>
+    </w:p>
+    <w:p>
+      <w:r>
+        <w:rPr>
+          <w:rFonts w:ascii="Times New Roman" w:hAnsi="Times New Roman" w:eastAsia="宋体"/>
+          <w:sz w:val="21"/>
+        </w:rPr>
+        <w:t>__________________________________________________</w:t>
+      </w:r>
+    </w:p>
+    <w:p>
+      <w:pPr>
+        <w:pStyle w:val="Heading2"/>
+      </w:pPr>
+      <w:r/>
+      <w:r>
+        <w:rPr>
+          <w:rFonts w:ascii="Times New Roman" w:hAnsi="Times New Roman" w:eastAsia="宋体"/>
+          <w:b/>
+          <w:color w:val="000000"/>
+          <w:sz w:val="24"/>
+        </w:rPr>
+        <w:t>纳米光子双色孤子压缩产生的双光周期脉冲</w:t>
+      </w:r>
+    </w:p>
+    <w:p>
+      <w:r>
+        <w:rPr>
+          <w:rFonts w:ascii="Times New Roman" w:hAnsi="Times New Roman" w:eastAsia="宋体"/>
+          <w:b/>
+          <w:color w:val="003264"/>
+          <w:sz w:val="24"/>
+        </w:rPr>
+        <w:t>Two-optical-cycle pulses from nanophotonic two-color soliton compression</w:t>
+      </w:r>
+    </w:p>
+    <w:p>
+      <w:r>
+        <w:rPr>
+          <w:rFonts w:ascii="Times New Roman" w:hAnsi="Times New Roman" w:eastAsia="宋体"/>
+          <w:sz w:val="21"/>
+        </w:rPr>
+        <w:t>作者: Robert M. Gray, Ryoto Sekine, Maximilian Shen, Thomas Zacharias, James Williams, Selina Zhou, Rahul Chawlani, Luis Ledezma, Nicolas Englebert, Alireza Marandi</w:t>
+        <w:br/>
+      </w:r>
+      <w:r>
+        <w:rPr>
+          <w:rFonts w:ascii="Times New Roman" w:hAnsi="Times New Roman" w:eastAsia="宋体"/>
+          <w:sz w:val="21"/>
+        </w:rPr>
+        <w:t xml:space="preserve">时间: 2026-02-06 | </w:t>
+      </w:r>
+      <w:r>
+        <w:t xml:space="preserve">链接: </w:t>
+      </w:r>
+      <w:hyperlink r:id="rId81">
+        <w:r>
+          <w:rPr>
+            <w:rFonts w:ascii="Times New Roman" w:hAnsi="Times New Roman" w:eastAsia="宋体"/>
+            <w:color w:val="0000FF"/>
+            <w:sz w:val="21"/>
+            <w:u w:val="single"/>
+          </w:rPr>
+          <w:t>https://doi.org/10.1038/s41377-026-02187-8</w:t>
+        </w:r>
+      </w:hyperlink>
+    </w:p>
+    <w:p>
+      <w:pPr>
+        <w:spacing w:before="120"/>
+      </w:pPr>
+      <w:r>
+        <w:rPr>
+          <w:rFonts w:ascii="Times New Roman" w:hAnsi="Times New Roman" w:eastAsia="宋体"/>
+          <w:b/>
+          <w:sz w:val="21"/>
+        </w:rPr>
+        <w:t>中文摘要:</w:t>
+      </w:r>
+    </w:p>
+    <w:p>
+      <w:pPr>
+        <w:ind w:firstLine="360"/>
+      </w:pPr>
+      <w:r>
+        <w:rPr>
+          <w:rFonts w:ascii="Times New Roman" w:hAnsi="Times New Roman" w:eastAsia="宋体"/>
+          <w:sz w:val="21"/>
+        </w:rPr>
+        <w:t>摘要 少周期和单周期光脉冲及其相关的超宽带光谱对于超快科学技术的进步至关重要。此外，由不同光谱带中可独立操作的超短脉冲组成的多色波形在脉冲合成和阿秒科学方面具有独特的优势。然而，超短脉冲的生成和控制需要体积庞大且昂贵的桌面光学系统，并且迄今为止超出了集成光子学的能力范围。在这里，我们打破了这些限制，并在铌酸锂纳米光子学中使用二次双色孤子动力学演示了双光周期脉冲压缩。通过利用色散工程和接近相位匹配的操作，我们实现了极端压缩、节能操作以及泵浦到二次谐波的强大转换。我们通过实验证明仅使用 ∼3 pJ 的输入能量即可生成 ∼13 fs 的 2 µm 脉冲。我们进一步说明了所演示的方案如何轻松扩展到具有子周期控制的片上单周期脉冲合成。我们的结果为实现纳米光子电路中的单周期超快系统提供了一条途径。</w:t>
+      </w:r>
+    </w:p>
+    <w:p>
+      <w:pPr>
+        <w:spacing w:before="120"/>
+      </w:pPr>
+      <w:r>
+        <w:rPr>
+          <w:rFonts w:ascii="Times New Roman" w:hAnsi="Times New Roman" w:eastAsia="宋体"/>
+          <w:b/>
+          <w:sz w:val="21"/>
+        </w:rPr>
+        <w:t>English Abstract:</w:t>
+      </w:r>
+    </w:p>
+    <w:p>
+      <w:r>
+        <w:rPr>
+          <w:rFonts w:ascii="Times New Roman" w:hAnsi="Times New Roman" w:eastAsia="宋体"/>
+          <w:sz w:val="21"/>
+        </w:rPr>
+        <w:t>Abstract Few- and single-cycle optical pulses and their associated ultra-broadband spectra have been crucial in the progress of ultrafast science and technology. Moreover, multi-color waveforms composed of independently manipulable ultrashort pulses in distinct spectral bands offer unique advantages in pulse synthesis and attosecond science. However, the generation and control of ultrashort pulses has required bulky and expensive optical systems at the tabletop scale and has so far been beyond the reach of integrated photonics. Here, we break these limitations and demonstrate two-optical-cycle pulse compression using quadratic two-color soliton dynamics in lithium niobate nanophotonics. By leveraging dispersion engineering and operation near phase matching, we achieve extreme compression, energy-efficient operation, and strong conversion of pump to the second harmonic. We experimentally demonstrate generation of ∼13 fs pulses at 2 µm using only ∼3 pJ of input energy. We further illustrate how the demonstrated scheme can be readily extended to on-chip single-cycle pulse synthesis with sub-cycle control. Our results provide a path towards realization of single-cycle ultrafast systems in nanophotonic circuits.</w:t>
       </w:r>
     </w:p>
     <w:p>

--- a/Optical_Papers_260207.docx
+++ b/Optical_Papers_260207.docx
@@ -391,6 +391,119 @@
     </w:p>
     <w:p>
       <w:pPr>
+        <w:pStyle w:val="Heading2"/>
+      </w:pPr>
+      <w:r/>
+      <w:r>
+        <w:rPr>
+          <w:rFonts w:ascii="Times New Roman" w:hAnsi="Times New Roman" w:eastAsia="宋体"/>
+          <w:b/>
+          <w:color w:val="000000"/>
+          <w:sz w:val="24"/>
+        </w:rPr>
+        <w:t>作者更正：全固态电池所有组件的晶体结构和取向的操作显微成像</w:t>
+      </w:r>
+    </w:p>
+    <w:p>
+      <w:r>
+        <w:rPr>
+          <w:rFonts w:ascii="Times New Roman" w:hAnsi="Times New Roman" w:eastAsia="宋体"/>
+          <w:b/>
+          <w:color w:val="003264"/>
+          <w:sz w:val="24"/>
+        </w:rPr>
+        <w:t>Author Correction: Operando microimaging of crystal structure and orientation in all components of all-solid-state-batteries</w:t>
+      </w:r>
+    </w:p>
+    <w:p>
+      <w:r>
+        <w:rPr>
+          <w:rFonts w:ascii="Times New Roman" w:hAnsi="Times New Roman" w:eastAsia="宋体"/>
+          <w:sz w:val="21"/>
+        </w:rPr>
+        <w:t>作者: Quentin Jacquet, Jacopo Cele, Lara Casiez, Samuel Tardif, Asma Medjahed, Stephanie Pouget, Manfred Burghammer, Sandrine Lyonnard, Sami Oukassi</w:t>
+        <w:br/>
+      </w:r>
+      <w:r>
+        <w:rPr>
+          <w:rFonts w:ascii="Times New Roman" w:hAnsi="Times New Roman" w:eastAsia="宋体"/>
+          <w:sz w:val="21"/>
+        </w:rPr>
+        <w:t xml:space="preserve">时间: 2026-02-06 | </w:t>
+      </w:r>
+      <w:r>
+        <w:t xml:space="preserve">链接: </w:t>
+      </w:r>
+      <w:hyperlink r:id="rId82">
+        <w:r>
+          <w:rPr>
+            <w:rFonts w:ascii="Times New Roman" w:hAnsi="Times New Roman" w:eastAsia="宋体"/>
+            <w:color w:val="0000FF"/>
+            <w:sz w:val="21"/>
+            <w:u w:val="single"/>
+          </w:rPr>
+          <w:t>https://doi.org/10.1038/s41467-026-69145-1</w:t>
+        </w:r>
+      </w:hyperlink>
+    </w:p>
+    <w:p>
+      <w:pPr>
+        <w:spacing w:before="120"/>
+      </w:pPr>
+      <w:r>
+        <w:rPr>
+          <w:rFonts w:ascii="Times New Roman" w:hAnsi="Times New Roman" w:eastAsia="宋体"/>
+          <w:b/>
+          <w:sz w:val="21"/>
+        </w:rPr>
+        <w:t>中文摘要:</w:t>
+      </w:r>
+    </w:p>
+    <w:p>
+      <w:pPr>
+        <w:ind w:firstLine="360"/>
+      </w:pPr>
+      <w:r>
+        <w:rPr>
+          <w:rFonts w:ascii="Times New Roman" w:hAnsi="Times New Roman" w:eastAsia="宋体"/>
+          <w:sz w:val="21"/>
+        </w:rPr>
+        <w:t>（摘要暂缺，等待官方补全）</w:t>
+      </w:r>
+    </w:p>
+    <w:p>
+      <w:pPr>
+        <w:spacing w:before="120"/>
+      </w:pPr>
+      <w:r>
+        <w:rPr>
+          <w:rFonts w:ascii="Times New Roman" w:hAnsi="Times New Roman" w:eastAsia="宋体"/>
+          <w:b/>
+          <w:sz w:val="21"/>
+        </w:rPr>
+        <w:t>English Abstract:</w:t>
+      </w:r>
+    </w:p>
+    <w:p>
+      <w:r>
+        <w:rPr>
+          <w:rFonts w:ascii="Times New Roman" w:hAnsi="Times New Roman" w:eastAsia="宋体"/>
+          <w:sz w:val="21"/>
+        </w:rPr>
+        <w:t>Abstract not available.</w:t>
+      </w:r>
+    </w:p>
+    <w:p>
+      <w:r>
+        <w:rPr>
+          <w:rFonts w:ascii="Times New Roman" w:hAnsi="Times New Roman" w:eastAsia="宋体"/>
+          <w:sz w:val="21"/>
+        </w:rPr>
+        <w:t>__________________________________________________</w:t>
+      </w:r>
+    </w:p>
+    <w:p>
+      <w:pPr>
         <w:pStyle w:val="Heading1"/>
       </w:pPr>
       <w:r>
@@ -4820,6 +4933,232 @@
     </w:p>
     <w:p>
       <w:pPr>
+        <w:pStyle w:val="Heading2"/>
+      </w:pPr>
+      <w:r/>
+      <w:r>
+        <w:rPr>
+          <w:rFonts w:ascii="Times New Roman" w:hAnsi="Times New Roman" w:eastAsia="宋体"/>
+          <w:b/>
+          <w:color w:val="000000"/>
+          <w:sz w:val="24"/>
+        </w:rPr>
+        <w:t>预测性混合扫描到 BIM 方法可提高遗产建筑文档的完整性和准确性</w:t>
+      </w:r>
+    </w:p>
+    <w:p>
+      <w:r>
+        <w:rPr>
+          <w:rFonts w:ascii="Times New Roman" w:hAnsi="Times New Roman" w:eastAsia="宋体"/>
+          <w:b/>
+          <w:color w:val="003264"/>
+          <w:sz w:val="24"/>
+        </w:rPr>
+        <w:t>Predictive hybrid scan-to-BIM method improves heritage building documentation completeness and accuracy</w:t>
+      </w:r>
+    </w:p>
+    <w:p>
+      <w:r>
+        <w:rPr>
+          <w:rFonts w:ascii="Times New Roman" w:hAnsi="Times New Roman" w:eastAsia="宋体"/>
+          <w:sz w:val="21"/>
+        </w:rPr>
+        <w:t>作者: Rnin Salah, Nóra Géczy, Kitti Ajtayné Károlyfi</w:t>
+        <w:br/>
+      </w:r>
+      <w:r>
+        <w:rPr>
+          <w:rFonts w:ascii="Times New Roman" w:hAnsi="Times New Roman" w:eastAsia="宋体"/>
+          <w:sz w:val="21"/>
+        </w:rPr>
+        <w:t xml:space="preserve">时间: 2026-02-06 | </w:t>
+      </w:r>
+      <w:r>
+        <w:t xml:space="preserve">链接: </w:t>
+      </w:r>
+      <w:hyperlink r:id="rId83">
+        <w:r>
+          <w:rPr>
+            <w:rFonts w:ascii="Times New Roman" w:hAnsi="Times New Roman" w:eastAsia="宋体"/>
+            <w:color w:val="0000FF"/>
+            <w:sz w:val="21"/>
+            <w:u w:val="single"/>
+          </w:rPr>
+          <w:t>https://doi.org/10.1038/s41598-026-38200-8</w:t>
+        </w:r>
+      </w:hyperlink>
+    </w:p>
+    <w:p>
+      <w:pPr>
+        <w:spacing w:before="120"/>
+      </w:pPr>
+      <w:r>
+        <w:rPr>
+          <w:rFonts w:ascii="Times New Roman" w:hAnsi="Times New Roman" w:eastAsia="宋体"/>
+          <w:b/>
+          <w:sz w:val="21"/>
+        </w:rPr>
+        <w:t>中文摘要:</w:t>
+      </w:r>
+    </w:p>
+    <w:p>
+      <w:pPr>
+        <w:ind w:firstLine="360"/>
+      </w:pPr>
+      <w:r>
+        <w:rPr>
+          <w:rFonts w:ascii="Times New Roman" w:hAnsi="Times New Roman" w:eastAsia="宋体"/>
+          <w:sz w:val="21"/>
+        </w:rPr>
+        <w:t>摘要 不完整的测量数据通常会损害建筑信息模型 (BIM) 的可靠性，特别是对于访问受限和几何形状复杂的结构。本研究展示了一种混合扫描到 BIM 工作流程，该工作流程集成了地面激光扫描 (TLS) 和无人机 (UAV) 摄影测量，在预测可行性概念的支持下，可提高文档的准确性和完整性。两阶段策略在教堂案例研究中得到了验证。第一阶段结合了 TLS 和地面摄影测量，由于严重遮挡和有限的扫描仪放置，仅实现了 54% 的覆盖率。这些结果导致了预测扫描可行性估计模型 (PSFEM) 的制定，该模型旨在将扫描仪范围、间隙角度和建筑物高度等特定地点的参数概括为未来调查的决策支持工具。在认识到第一阶段局限性的指导下，第二阶段纳入了无人机摄影测量和补充 TLS，将覆盖率提高到 96%。比较分析证实了准确性的一致性并提高了几何完整性。虽然 PSFEM 是根据第一阶段确定的局限性回顾性开发的，但其分析验证证明了预测规划在减少冗余现场访问和增强 BIM 可靠性方面的潜在价值。所提出的框架为在遗产和复杂建筑文档中应用预测混合工作流程提供了可转移的基础。该工作流程为扫描到 BIM 文档提供了一种实用且可扩展的方法，适用于遗产以及其他复杂建筑，可实现高精度和完整性，同时有效管理时间和资源。</w:t>
+      </w:r>
+    </w:p>
+    <w:p>
+      <w:pPr>
+        <w:spacing w:before="120"/>
+      </w:pPr>
+      <w:r>
+        <w:rPr>
+          <w:rFonts w:ascii="Times New Roman" w:hAnsi="Times New Roman" w:eastAsia="宋体"/>
+          <w:b/>
+          <w:sz w:val="21"/>
+        </w:rPr>
+        <w:t>English Abstract:</w:t>
+      </w:r>
+    </w:p>
+    <w:p>
+      <w:r>
+        <w:rPr>
+          <w:rFonts w:ascii="Times New Roman" w:hAnsi="Times New Roman" w:eastAsia="宋体"/>
+          <w:sz w:val="21"/>
+        </w:rPr>
+        <w:t>Abstract Incomplete survey data often undermines the reliability of Building Information Models (BIM), particularly for structures with restricted access and complex geometries. This study demonstrates a hybrid Scan-to-BIM workflow that integrates terrestrial laser scanning (TLS) and unmanned aerial vehicle (UAV) photogrammetry, supported by a predictive feasibility concept, to improve documentation accuracy and completeness. A two-phase strategy was validated on a chapel case study. Phase 1, combining TLS and ground-based photogrammetry, achieved only 54% coverage due to severe occlusions and limited scanner placement. These results led to the formulation of a Predictive Scan Feasibility Estimation Model (PSFEM), designed to generalize site-specific parameters such as scanner range, clearance angle, and building height into a decision-support tool for future surveys. Guided by the recognition of Phase 1 limitations, Phase 2 incorporated UAV photogrammetry and supplemental TLS, increasing coverage to 96%. Comparative analyses confirmed consistency in accuracy and improved geometric completeness. While the PSFEM was developed retrospectively based on the limitations identified in Phase 1, its analytical validation demonstrates the potential value of predictive planning for reducing redundant site visits and enhancing BIM reliability. The proposed framework provides a transferable basis for applying predictive hybrid workflows in both heritage and complex building documentation. This workflow offers a practical and scalable method for Scan-to-BIM documentation, applicable to heritage as well as other complex buildings, enabling high accuracy and completeness while effectively managing time and resources.</w:t>
+      </w:r>
+    </w:p>
+    <w:p>
+      <w:r>
+        <w:rPr>
+          <w:rFonts w:ascii="Times New Roman" w:hAnsi="Times New Roman" w:eastAsia="宋体"/>
+          <w:sz w:val="21"/>
+        </w:rPr>
+        <w:t>__________________________________________________</w:t>
+      </w:r>
+    </w:p>
+    <w:p>
+      <w:pPr>
+        <w:pStyle w:val="Heading2"/>
+      </w:pPr>
+      <w:r/>
+      <w:r>
+        <w:rPr>
+          <w:rFonts w:ascii="Times New Roman" w:hAnsi="Times New Roman" w:eastAsia="宋体"/>
+          <w:b/>
+          <w:color w:val="000000"/>
+          <w:sz w:val="24"/>
+        </w:rPr>
+        <w:t>利用未染色胶原切片散射光的新型组织学观察方法</w:t>
+      </w:r>
+    </w:p>
+    <w:p>
+      <w:r>
+        <w:rPr>
+          <w:rFonts w:ascii="Times New Roman" w:hAnsi="Times New Roman" w:eastAsia="宋体"/>
+          <w:b/>
+          <w:color w:val="003264"/>
+          <w:sz w:val="24"/>
+        </w:rPr>
+        <w:t>Novel histological observation method using the scattered light of unstained collagen sections</w:t>
+      </w:r>
+    </w:p>
+    <w:p>
+      <w:r>
+        <w:rPr>
+          <w:rFonts w:ascii="Times New Roman" w:hAnsi="Times New Roman" w:eastAsia="宋体"/>
+          <w:sz w:val="21"/>
+        </w:rPr>
+        <w:t>作者: Marika Otaki, Mihoko Shimano, Yuta Asano, Tomoko Shindo, Nobuko Moritoki, Yushi Suzuki, Kento Takaya, Tatsuyuki Ishii, Imari Sato, Kazuo Kishi</w:t>
+        <w:br/>
+      </w:r>
+      <w:r>
+        <w:rPr>
+          <w:rFonts w:ascii="Times New Roman" w:hAnsi="Times New Roman" w:eastAsia="宋体"/>
+          <w:sz w:val="21"/>
+        </w:rPr>
+        <w:t xml:space="preserve">时间: 2026-02-06 | </w:t>
+      </w:r>
+      <w:r>
+        <w:t xml:space="preserve">链接: </w:t>
+      </w:r>
+      <w:hyperlink r:id="rId84">
+        <w:r>
+          <w:rPr>
+            <w:rFonts w:ascii="Times New Roman" w:hAnsi="Times New Roman" w:eastAsia="宋体"/>
+            <w:color w:val="0000FF"/>
+            <w:sz w:val="21"/>
+            <w:u w:val="single"/>
+          </w:rPr>
+          <w:t>https://doi.org/10.1038/s41598-026-38504-9</w:t>
+        </w:r>
+      </w:hyperlink>
+    </w:p>
+    <w:p>
+      <w:pPr>
+        <w:spacing w:before="120"/>
+      </w:pPr>
+      <w:r>
+        <w:rPr>
+          <w:rFonts w:ascii="Times New Roman" w:hAnsi="Times New Roman" w:eastAsia="宋体"/>
+          <w:b/>
+          <w:sz w:val="21"/>
+        </w:rPr>
+        <w:t>中文摘要:</w:t>
+      </w:r>
+    </w:p>
+    <w:p>
+      <w:pPr>
+        <w:ind w:firstLine="360"/>
+      </w:pPr>
+      <w:r>
+        <w:rPr>
+          <w:rFonts w:ascii="Times New Roman" w:hAnsi="Times New Roman" w:eastAsia="宋体"/>
+          <w:sz w:val="21"/>
+        </w:rPr>
+        <w:t>胶原纤维是结缔组织（例如皮肤、骨骼和肌腱）的重要组成部分。它们的形态和排列对于理解组织功能和病理学至关重要。胶原纤维通常使用光学显微镜、电子显微镜以及二次谐波显微镜来观察。本研究介绍了一种新颖的显微成像技术，即散射角分辨生物成像 (SARB)，该技术利用未染色样本的散射特性。 SARB 基于传统光学显微镜，具有结构化照明模块，可将棋盘格图案投射到样品上。这样可以采集按散射角分开的图像，从而实现散射特性的可视化。我们将 SARB 和电子显微镜应用于小鼠皮肤的薄的、未染色的福尔马林固定、石蜡包埋 (FFPE) 切片。 SARB 成功识别了胶原纤维束的位置并揭示了其中的散射信息。重要的是，这些散射模式与胶原原纤维的方向相关，正如在透射电子显微镜图像中观察到的那样。使用未染色的 FFPE 切片简化了样品制备，具有实际优势。此外，SARB 还提供了使用传统光学显微镜通常难以获得的精细结构信息。这些发现表明，SARB 作为评估纤维化的无标记、形态敏感的成像方法具有强大的潜力。</w:t>
+      </w:r>
+    </w:p>
+    <w:p>
+      <w:pPr>
+        <w:spacing w:before="120"/>
+      </w:pPr>
+      <w:r>
+        <w:rPr>
+          <w:rFonts w:ascii="Times New Roman" w:hAnsi="Times New Roman" w:eastAsia="宋体"/>
+          <w:b/>
+          <w:sz w:val="21"/>
+        </w:rPr>
+        <w:t>English Abstract:</w:t>
+      </w:r>
+    </w:p>
+    <w:p>
+      <w:r>
+        <w:rPr>
+          <w:rFonts w:ascii="Times New Roman" w:hAnsi="Times New Roman" w:eastAsia="宋体"/>
+          <w:sz w:val="21"/>
+        </w:rPr>
+        <w:t>Collagen fibers are significant constituents of connective tissues such as the skin, bone, and tendons. Their morphology and alignment are essential for understanding tissue function and pathology. Collagen fibers are conventionally observed using optical and electron microscopy, and Second-harmonic generation microscopy. This study introduces a novel microscopic imaging technique, Scattering Angle-Resolved Bioimaging (SARB), which utilizes the scattering properties of unstained specimens. The SARB is based on a conventional optical microscope with a structured illumination module that projects a checker pattern onto the sample. This allows the acquisition of images separated by the scattering angle, enabling the visualization of the scattering characteristics. We applied SARB and electron microscopy to thin, unstained formalin-fixed, paraffin-embedded (FFPE) sections of mouse skin. SARB successfully identified the location of collagen fiber bundles and revealed the scattering information within them. Importantly, these scattering patterns correlated with the orientation of the collagen fibrils, as observed in Transmission Electron Microscopy images. The use of unstained FFPE sections simplifies sample preparation, offering a practical advantage. Additionally, SARB provides access to fine structural information that is often difficult to obtain using conventional optical microscopy. These findings suggest that SARB has strong potential as a label-free, morphology-sensitive imaging method for evaluating fibrosis.</w:t>
+      </w:r>
+    </w:p>
+    <w:p>
+      <w:r>
+        <w:rPr>
+          <w:rFonts w:ascii="Times New Roman" w:hAnsi="Times New Roman" w:eastAsia="宋体"/>
+          <w:sz w:val="21"/>
+        </w:rPr>
+        <w:t>__________________________________________________</w:t>
+      </w:r>
+    </w:p>
+    <w:p>
+      <w:pPr>
         <w:pStyle w:val="Heading1"/>
       </w:pPr>
       <w:r>
@@ -5520,6 +5859,232 @@
     </w:p>
     <w:p>
       <w:pPr>
+        <w:pStyle w:val="Heading2"/>
+      </w:pPr>
+      <w:r/>
+      <w:r>
+        <w:rPr>
+          <w:rFonts w:ascii="Times New Roman" w:hAnsi="Times New Roman" w:eastAsia="宋体"/>
+          <w:b/>
+          <w:color w:val="000000"/>
+          <w:sz w:val="24"/>
+        </w:rPr>
+        <w:t>一种新型的基于楔块的激光光机系统二维运动控制逆运动学算法</w:t>
+      </w:r>
+    </w:p>
+    <w:p>
+      <w:r>
+        <w:rPr>
+          <w:rFonts w:ascii="Times New Roman" w:hAnsi="Times New Roman" w:eastAsia="宋体"/>
+          <w:b/>
+          <w:color w:val="003264"/>
+          <w:sz w:val="24"/>
+        </w:rPr>
+        <w:t>A novel wedges-based laser optomechanical system 2D motion control inverse kinematic algorithm</w:t>
+      </w:r>
+    </w:p>
+    <w:p>
+      <w:r>
+        <w:rPr>
+          <w:rFonts w:ascii="Times New Roman" w:hAnsi="Times New Roman" w:eastAsia="宋体"/>
+          <w:sz w:val="21"/>
+        </w:rPr>
+        <w:t>作者: Muyang Ye, Zhennan Tian, Boyan Jiang, Lefeng Ye, Xiaoling Liu, Yongjie Zhao, Gongyu Liu, Haohua Xiu, Hao Nan Li</w:t>
+        <w:br/>
+      </w:r>
+      <w:r>
+        <w:rPr>
+          <w:rFonts w:ascii="Times New Roman" w:hAnsi="Times New Roman" w:eastAsia="宋体"/>
+          <w:sz w:val="21"/>
+        </w:rPr>
+        <w:t xml:space="preserve">时间: 2026-06-01 | </w:t>
+      </w:r>
+      <w:r>
+        <w:t xml:space="preserve">链接: </w:t>
+      </w:r>
+      <w:hyperlink r:id="rId85">
+        <w:r>
+          <w:rPr>
+            <w:rFonts w:ascii="Times New Roman" w:hAnsi="Times New Roman" w:eastAsia="宋体"/>
+            <w:color w:val="0000FF"/>
+            <w:sz w:val="21"/>
+            <w:u w:val="single"/>
+          </w:rPr>
+          <w:t>https://doi.org/10.1016/j.optlastec.2026.114875</w:t>
+        </w:r>
+      </w:hyperlink>
+    </w:p>
+    <w:p>
+      <w:pPr>
+        <w:spacing w:before="120"/>
+      </w:pPr>
+      <w:r>
+        <w:rPr>
+          <w:rFonts w:ascii="Times New Roman" w:hAnsi="Times New Roman" w:eastAsia="宋体"/>
+          <w:b/>
+          <w:sz w:val="21"/>
+        </w:rPr>
+        <w:t>中文摘要:</w:t>
+      </w:r>
+    </w:p>
+    <w:p>
+      <w:pPr>
+        <w:ind w:firstLine="360"/>
+      </w:pPr>
+      <w:r>
+        <w:rPr>
+          <w:rFonts w:ascii="Times New Roman" w:hAnsi="Times New Roman" w:eastAsia="宋体"/>
+          <w:sz w:val="21"/>
+        </w:rPr>
+        <w:t>（摘要暂缺，等待官方补全）</w:t>
+      </w:r>
+    </w:p>
+    <w:p>
+      <w:pPr>
+        <w:spacing w:before="120"/>
+      </w:pPr>
+      <w:r>
+        <w:rPr>
+          <w:rFonts w:ascii="Times New Roman" w:hAnsi="Times New Roman" w:eastAsia="宋体"/>
+          <w:b/>
+          <w:sz w:val="21"/>
+        </w:rPr>
+        <w:t>English Abstract:</w:t>
+      </w:r>
+    </w:p>
+    <w:p>
+      <w:r>
+        <w:rPr>
+          <w:rFonts w:ascii="Times New Roman" w:hAnsi="Times New Roman" w:eastAsia="宋体"/>
+          <w:sz w:val="21"/>
+        </w:rPr>
+        <w:t>Abstract not available.</w:t>
+      </w:r>
+    </w:p>
+    <w:p>
+      <w:r>
+        <w:rPr>
+          <w:rFonts w:ascii="Times New Roman" w:hAnsi="Times New Roman" w:eastAsia="宋体"/>
+          <w:sz w:val="21"/>
+        </w:rPr>
+        <w:t>__________________________________________________</w:t>
+      </w:r>
+    </w:p>
+    <w:p>
+      <w:pPr>
+        <w:pStyle w:val="Heading2"/>
+      </w:pPr>
+      <w:r/>
+      <w:r>
+        <w:rPr>
+          <w:rFonts w:ascii="Times New Roman" w:hAnsi="Times New Roman" w:eastAsia="宋体"/>
+          <w:b/>
+          <w:color w:val="000000"/>
+          <w:sz w:val="24"/>
+        </w:rPr>
+        <w:t>飞秒激光辐照下Invar 36合金的烧蚀特性及材料去除机制</w:t>
+      </w:r>
+    </w:p>
+    <w:p>
+      <w:r>
+        <w:rPr>
+          <w:rFonts w:ascii="Times New Roman" w:hAnsi="Times New Roman" w:eastAsia="宋体"/>
+          <w:b/>
+          <w:color w:val="003264"/>
+          <w:sz w:val="24"/>
+        </w:rPr>
+        <w:t>Ablation characteristics and material removal mechanism of Invar 36 alloy under femtosecond laser irradiation</w:t>
+      </w:r>
+    </w:p>
+    <w:p>
+      <w:r>
+        <w:rPr>
+          <w:rFonts w:ascii="Times New Roman" w:hAnsi="Times New Roman" w:eastAsia="宋体"/>
+          <w:sz w:val="21"/>
+        </w:rPr>
+        <w:t>作者: Zhenda Wang, Xiaohong Lu, Yuhang Tian, Hao Wang, Steven Y. Liang</w:t>
+        <w:br/>
+      </w:r>
+      <w:r>
+        <w:rPr>
+          <w:rFonts w:ascii="Times New Roman" w:hAnsi="Times New Roman" w:eastAsia="宋体"/>
+          <w:sz w:val="21"/>
+        </w:rPr>
+        <w:t xml:space="preserve">时间: 2026-06-01 | </w:t>
+      </w:r>
+      <w:r>
+        <w:t xml:space="preserve">链接: </w:t>
+      </w:r>
+      <w:hyperlink r:id="rId86">
+        <w:r>
+          <w:rPr>
+            <w:rFonts w:ascii="Times New Roman" w:hAnsi="Times New Roman" w:eastAsia="宋体"/>
+            <w:color w:val="0000FF"/>
+            <w:sz w:val="21"/>
+            <w:u w:val="single"/>
+          </w:rPr>
+          <w:t>https://doi.org/10.1016/j.optlastec.2026.114878</w:t>
+        </w:r>
+      </w:hyperlink>
+    </w:p>
+    <w:p>
+      <w:pPr>
+        <w:spacing w:before="120"/>
+      </w:pPr>
+      <w:r>
+        <w:rPr>
+          <w:rFonts w:ascii="Times New Roman" w:hAnsi="Times New Roman" w:eastAsia="宋体"/>
+          <w:b/>
+          <w:sz w:val="21"/>
+        </w:rPr>
+        <w:t>中文摘要:</w:t>
+      </w:r>
+    </w:p>
+    <w:p>
+      <w:pPr>
+        <w:ind w:firstLine="360"/>
+      </w:pPr>
+      <w:r>
+        <w:rPr>
+          <w:rFonts w:ascii="Times New Roman" w:hAnsi="Times New Roman" w:eastAsia="宋体"/>
+          <w:sz w:val="21"/>
+        </w:rPr>
+        <w:t>（摘要暂缺，等待官方补全）</w:t>
+      </w:r>
+    </w:p>
+    <w:p>
+      <w:pPr>
+        <w:spacing w:before="120"/>
+      </w:pPr>
+      <w:r>
+        <w:rPr>
+          <w:rFonts w:ascii="Times New Roman" w:hAnsi="Times New Roman" w:eastAsia="宋体"/>
+          <w:b/>
+          <w:sz w:val="21"/>
+        </w:rPr>
+        <w:t>English Abstract:</w:t>
+      </w:r>
+    </w:p>
+    <w:p>
+      <w:r>
+        <w:rPr>
+          <w:rFonts w:ascii="Times New Roman" w:hAnsi="Times New Roman" w:eastAsia="宋体"/>
+          <w:sz w:val="21"/>
+        </w:rPr>
+        <w:t>Abstract not available.</w:t>
+      </w:r>
+    </w:p>
+    <w:p>
+      <w:r>
+        <w:rPr>
+          <w:rFonts w:ascii="Times New Roman" w:hAnsi="Times New Roman" w:eastAsia="宋体"/>
+          <w:sz w:val="21"/>
+        </w:rPr>
+        <w:t>__________________________________________________</w:t>
+      </w:r>
+    </w:p>
+    <w:p>
+      <w:pPr>
         <w:pStyle w:val="Heading1"/>
       </w:pPr>
       <w:r>
@@ -7381,6 +7946,119 @@
           <w:sz w:val="21"/>
         </w:rPr>
         <w:t>Microscopic fringe projection profilometry (MFPP) is a key technique for recovering 3D structure at the microscopic scale. However, conventional single-view setups perform poorly on complex specimens, where self-occlusion and specular saturation compromise measurement completeness and accuracy. This article presents an all-telecentric multi-camera MFPP system comprising a vertical telecentric projector and four oblique Scheimpflug telecentric cameras arranged at 90 ∘ intervals. To calibrate the system, we introduce a pipeline that 1) fits the full projection matrix from multi-pose images, 2) decomposes it into intrinsic and extrinsic parameters, and 3) performs bundle-adjusted joint calibration to align all devices in a common reference coordinate frame. This approach mitigates the ill-conditioning and scale drift typical of methods that separate intrinsics and extrinsics prematurely. For reconstruction, we establish cross-view correspondences using phase-consistent reprojection and perform modulation-weighted fusion with adaptive mismatch rejection. This strategy preserves high-quality observations, suppresses redundancy-induced bias, and fills visibility gaps while maintaining boundary fidelity. Experiments on standard targets and complex specimens show higher completeness and consistency relative to single-view and conventional multi-view baselines, demonstrating that an all-telecentric design coupled with the proposed calibration and fusion methods enables accurate and robust microscopic 3D measurement.</w:t>
+      </w:r>
+    </w:p>
+    <w:p>
+      <w:r>
+        <w:rPr>
+          <w:rFonts w:ascii="Times New Roman" w:hAnsi="Times New Roman" w:eastAsia="宋体"/>
+          <w:sz w:val="21"/>
+        </w:rPr>
+        <w:t>__________________________________________________</w:t>
+      </w:r>
+    </w:p>
+    <w:p>
+      <w:pPr>
+        <w:pStyle w:val="Heading2"/>
+      </w:pPr>
+      <w:r/>
+      <w:r>
+        <w:rPr>
+          <w:rFonts w:ascii="Times New Roman" w:hAnsi="Times New Roman" w:eastAsia="宋体"/>
+          <w:b/>
+          <w:color w:val="000000"/>
+          <w:sz w:val="24"/>
+        </w:rPr>
+        <w:t>基于模型的 WSS 频谱整形技术，考虑插入损耗和纹波损失</w:t>
+      </w:r>
+    </w:p>
+    <w:p>
+      <w:r>
+        <w:rPr>
+          <w:rFonts w:ascii="Times New Roman" w:hAnsi="Times New Roman" w:eastAsia="宋体"/>
+          <w:b/>
+          <w:color w:val="003264"/>
+          <w:sz w:val="24"/>
+        </w:rPr>
+        <w:t>Model-based spectral shaping technique for WSSs with insertion loss and ripple penalties consideration</w:t>
+      </w:r>
+    </w:p>
+    <w:p>
+      <w:r>
+        <w:rPr>
+          <w:rFonts w:ascii="Times New Roman" w:hAnsi="Times New Roman" w:eastAsia="宋体"/>
+          <w:sz w:val="21"/>
+        </w:rPr>
+        <w:t>作者: Yuzhe Li, Zihe Zhang, Xiao Zhang, Chen Liu, Liangjia Zong</w:t>
+        <w:br/>
+      </w:r>
+      <w:r>
+        <w:rPr>
+          <w:rFonts w:ascii="Times New Roman" w:hAnsi="Times New Roman" w:eastAsia="宋体"/>
+          <w:sz w:val="21"/>
+        </w:rPr>
+        <w:t xml:space="preserve">时间: 2026-02-05 | </w:t>
+      </w:r>
+      <w:r>
+        <w:t xml:space="preserve">链接: </w:t>
+      </w:r>
+      <w:hyperlink r:id="rId87">
+        <w:r>
+          <w:rPr>
+            <w:rFonts w:ascii="Times New Roman" w:hAnsi="Times New Roman" w:eastAsia="宋体"/>
+            <w:color w:val="0000FF"/>
+            <w:sz w:val="21"/>
+            <w:u w:val="single"/>
+          </w:rPr>
+          <w:t>https://doi.org/10.1364/oe.586954</w:t>
+        </w:r>
+      </w:hyperlink>
+    </w:p>
+    <w:p>
+      <w:pPr>
+        <w:spacing w:before="120"/>
+      </w:pPr>
+      <w:r>
+        <w:rPr>
+          <w:rFonts w:ascii="Times New Roman" w:hAnsi="Times New Roman" w:eastAsia="宋体"/>
+          <w:b/>
+          <w:sz w:val="21"/>
+        </w:rPr>
+        <w:t>中文摘要:</w:t>
+      </w:r>
+    </w:p>
+    <w:p>
+      <w:pPr>
+        <w:ind w:firstLine="360"/>
+      </w:pPr>
+      <w:r>
+        <w:rPr>
+          <w:rFonts w:ascii="Times New Roman" w:hAnsi="Times New Roman" w:eastAsia="宋体"/>
+          <w:sz w:val="21"/>
+        </w:rPr>
+        <w:t>级联波长选择开关（WSS）引入的带宽窄化效应已成为限制通信系统性能的关键因素，特别是在采用更高波特率和先进调制格式的未来系统中。作为一种广泛采用的解决方案，通过 WSS 的衰减控制进行频谱整形可增强信道带宽。然而，由于相邻切片之间的光强度重叠以​​及缺乏适合光谱整形过程的物理模型，确定跨通道切片的最佳衰减曲线仍然具有挑战性。此外，WSS 频谱整形期间带宽增强与相应的插入损耗 (IL) 和纹波损失之间的关系尚未得到系统研究。为了解决这些问题，我们提出了一种新颖的 WSS 滤波模型，并将其集成到梯度下降算法中，以便在给定的 IL 和纹波惩罚约束下迭代确定最佳衰减曲线。此外，我们还通过仿真和实验量化了频谱整形过程中带宽增强、IL惩罚和纹波惩罚之间的权衡关系。这些结果显示出密切的一致性，确定了一种普遍实用且有利的策略，该策略可以牺牲 0.5 dB 的 IL 和 0.3 dB 的纹波来增强带宽。此外，在这组约束下，实验结果验证了我们的方法在 0.5 dB 和 3 dB 带宽上分别实现了 1.9 GHz 和 0.76 GHz 的平均增强。这些发现有助于优化 WSS 中的频谱整形，并为实际系统设计提供有价值的指导。</w:t>
+      </w:r>
+    </w:p>
+    <w:p>
+      <w:pPr>
+        <w:spacing w:before="120"/>
+      </w:pPr>
+      <w:r>
+        <w:rPr>
+          <w:rFonts w:ascii="Times New Roman" w:hAnsi="Times New Roman" w:eastAsia="宋体"/>
+          <w:b/>
+          <w:sz w:val="21"/>
+        </w:rPr>
+        <w:t>English Abstract:</w:t>
+      </w:r>
+    </w:p>
+    <w:p>
+      <w:r>
+        <w:rPr>
+          <w:rFonts w:ascii="Times New Roman" w:hAnsi="Times New Roman" w:eastAsia="宋体"/>
+          <w:sz w:val="21"/>
+        </w:rPr>
+        <w:t>The bandwidth narrowing effect introduced by cascaded wavelength-selective switches (WSSs) has emerged as a critical factor limiting communication system performance, particularly in future systems employing higher baud rates and advanced modulation formats. As a widely adopted solution, spectral shaping through the attenuation control of WSSs enhances channel bandwidth. However, determining the optimal attenuation profile across channel slices remains challenging due to the optical intensity overlap between neighboring slices and the absence of a suitable physical model for the spectral shaping process. Furthermore, the relationship between bandwidth enhancement and the corresponding insertion loss (IL) and ripple penalties during WSS spectral shaping has not been systematically investigated. To address these issues, what we believe to be a novel WSS filtering model is proposed and integrated into a gradient descent algorithm to iteratively determine the optimal attenuation profile under given constraints on IL and ripple penalties. In addition, we have quantified the trade-off relationship among bandwidth enhancement, IL penalty, and ripple penalty during the spectral shaping process through simulations and experiments. These results show close agreement, identifying a generally practical and advantageous strategy that trades off 0.5 dB of IL and 0.3 dB of ripple for bandwidth enhancement. Furthermore, under this set of constraints, experimental results validate that our approach achieves a mean enhancement of 1.9 GHz and 0.76 GHz in 0.5-dB and 3-dB bandwidths, respectively. These findings contribute to optimizing spectral shaping in WSSs and provide valuable guidance for practical system design.</w:t>
       </w:r>
     </w:p>
     <w:p>

--- a/Optical_Papers_260207.docx
+++ b/Optical_Papers_260207.docx
@@ -504,6 +504,119 @@
     </w:p>
     <w:p>
       <w:pPr>
+        <w:pStyle w:val="Heading2"/>
+      </w:pPr>
+      <w:r/>
+      <w:r>
+        <w:rPr>
+          <w:rFonts w:ascii="Times New Roman" w:hAnsi="Times New Roman" w:eastAsia="宋体"/>
+          <w:b/>
+          <w:color w:val="000000"/>
+          <w:sz w:val="24"/>
+        </w:rPr>
+        <w:t>具有超低摩擦和高耐磨性的分层皮科特纤维水凝胶涂层</w:t>
+      </w:r>
+    </w:p>
+    <w:p>
+      <w:r>
+        <w:rPr>
+          <w:rFonts w:ascii="Times New Roman" w:hAnsi="Times New Roman" w:eastAsia="宋体"/>
+          <w:b/>
+          <w:color w:val="003264"/>
+          <w:sz w:val="24"/>
+        </w:rPr>
+        <w:t>Hierarchical picot-fiber hydrogel coating with ultralow friction and high wear resistance</w:t>
+      </w:r>
+    </w:p>
+    <w:p>
+      <w:r>
+        <w:rPr>
+          <w:rFonts w:ascii="Times New Roman" w:hAnsi="Times New Roman" w:eastAsia="宋体"/>
+          <w:sz w:val="21"/>
+        </w:rPr>
+        <w:t>作者: Wei Sun, Xiaoxiao Sun, Junsheng Zhang, Lin Wu, Juan Wang, Wei Wang, Yi Cao, Bin Xue</w:t>
+        <w:br/>
+      </w:r>
+      <w:r>
+        <w:rPr>
+          <w:rFonts w:ascii="Times New Roman" w:hAnsi="Times New Roman" w:eastAsia="宋体"/>
+          <w:sz w:val="21"/>
+        </w:rPr>
+        <w:t xml:space="preserve">时间: 2026-02-06 | </w:t>
+      </w:r>
+      <w:r>
+        <w:t xml:space="preserve">链接: </w:t>
+      </w:r>
+      <w:hyperlink r:id="rId88">
+        <w:r>
+          <w:rPr>
+            <w:rFonts w:ascii="Times New Roman" w:hAnsi="Times New Roman" w:eastAsia="宋体"/>
+            <w:color w:val="0000FF"/>
+            <w:sz w:val="21"/>
+            <w:u w:val="single"/>
+          </w:rPr>
+          <w:t>https://doi.org/10.1038/s41467-026-69322-2</w:t>
+        </w:r>
+      </w:hyperlink>
+    </w:p>
+    <w:p>
+      <w:pPr>
+        <w:spacing w:before="120"/>
+      </w:pPr>
+      <w:r>
+        <w:rPr>
+          <w:rFonts w:ascii="Times New Roman" w:hAnsi="Times New Roman" w:eastAsia="宋体"/>
+          <w:b/>
+          <w:sz w:val="21"/>
+        </w:rPr>
+        <w:t>中文摘要:</w:t>
+      </w:r>
+    </w:p>
+    <w:p>
+      <w:pPr>
+        <w:ind w:firstLine="360"/>
+      </w:pPr>
+      <w:r>
+        <w:rPr>
+          <w:rFonts w:ascii="Times New Roman" w:hAnsi="Times New Roman" w:eastAsia="宋体"/>
+          <w:sz w:val="21"/>
+        </w:rPr>
+        <w:t>水凝胶涂层具有减少摩擦的潜力，但实现所需的耐久性具有挑战性。在这里，作者报告了一种具有分层结构的皮科特纤维水凝胶涂层，包括润滑的表面层和纤维增强的芯层。</w:t>
+      </w:r>
+    </w:p>
+    <w:p>
+      <w:pPr>
+        <w:spacing w:before="120"/>
+      </w:pPr>
+      <w:r>
+        <w:rPr>
+          <w:rFonts w:ascii="Times New Roman" w:hAnsi="Times New Roman" w:eastAsia="宋体"/>
+          <w:b/>
+          <w:sz w:val="21"/>
+        </w:rPr>
+        <w:t>English Abstract:</w:t>
+      </w:r>
+    </w:p>
+    <w:p>
+      <w:r>
+        <w:rPr>
+          <w:rFonts w:ascii="Times New Roman" w:hAnsi="Times New Roman" w:eastAsia="宋体"/>
+          <w:sz w:val="21"/>
+        </w:rPr>
+        <w:t>Hydrogel coatings have potential in friction reduction, but achieving the required durability is challenging. Here, the authors report a picot fibre hydrogel coating with a hierarchical structure, including a lubricious surface layer and fibre-reinforced core layer.</w:t>
+      </w:r>
+    </w:p>
+    <w:p>
+      <w:r>
+        <w:rPr>
+          <w:rFonts w:ascii="Times New Roman" w:hAnsi="Times New Roman" w:eastAsia="宋体"/>
+          <w:sz w:val="21"/>
+        </w:rPr>
+        <w:t>__________________________________________________</w:t>
+      </w:r>
+    </w:p>
+    <w:p>
+      <w:pPr>
         <w:pStyle w:val="Heading1"/>
       </w:pPr>
       <w:r>
@@ -5159,6 +5272,119 @@
     </w:p>
     <w:p>
       <w:pPr>
+        <w:pStyle w:val="Heading2"/>
+      </w:pPr>
+      <w:r/>
+      <w:r>
+        <w:rPr>
+          <w:rFonts w:ascii="Times New Roman" w:hAnsi="Times New Roman" w:eastAsia="宋体"/>
+          <w:b/>
+          <w:color w:val="000000"/>
+          <w:sz w:val="24"/>
+        </w:rPr>
+        <w:t>考虑季节性变化的饮用水中三卤甲烷的风险评估</w:t>
+      </w:r>
+    </w:p>
+    <w:p>
+      <w:r>
+        <w:rPr>
+          <w:rFonts w:ascii="Times New Roman" w:hAnsi="Times New Roman" w:eastAsia="宋体"/>
+          <w:b/>
+          <w:color w:val="003264"/>
+          <w:sz w:val="24"/>
+        </w:rPr>
+        <w:t>Risk assessment of trihalomethanes in drinking water with seasonal variation considerations</w:t>
+      </w:r>
+    </w:p>
+    <w:p>
+      <w:r>
+        <w:rPr>
+          <w:rFonts w:ascii="Times New Roman" w:hAnsi="Times New Roman" w:eastAsia="宋体"/>
+          <w:sz w:val="21"/>
+        </w:rPr>
+        <w:t>作者: Gihan Hosny, Ashraf Elden, Samar Aborhyem</w:t>
+        <w:br/>
+      </w:r>
+      <w:r>
+        <w:rPr>
+          <w:rFonts w:ascii="Times New Roman" w:hAnsi="Times New Roman" w:eastAsia="宋体"/>
+          <w:sz w:val="21"/>
+        </w:rPr>
+        <w:t xml:space="preserve">时间: 2026-02-06 | </w:t>
+      </w:r>
+      <w:r>
+        <w:t xml:space="preserve">链接: </w:t>
+      </w:r>
+      <w:hyperlink r:id="rId89">
+        <w:r>
+          <w:rPr>
+            <w:rFonts w:ascii="Times New Roman" w:hAnsi="Times New Roman" w:eastAsia="宋体"/>
+            <w:color w:val="0000FF"/>
+            <w:sz w:val="21"/>
+            <w:u w:val="single"/>
+          </w:rPr>
+          <w:t>https://doi.org/10.1038/s41598-025-30481-9</w:t>
+        </w:r>
+      </w:hyperlink>
+    </w:p>
+    <w:p>
+      <w:pPr>
+        <w:spacing w:before="120"/>
+      </w:pPr>
+      <w:r>
+        <w:rPr>
+          <w:rFonts w:ascii="Times New Roman" w:hAnsi="Times New Roman" w:eastAsia="宋体"/>
+          <w:b/>
+          <w:sz w:val="21"/>
+        </w:rPr>
+        <w:t>中文摘要:</w:t>
+      </w:r>
+    </w:p>
+    <w:p>
+      <w:pPr>
+        <w:ind w:firstLine="360"/>
+      </w:pPr>
+      <w:r>
+        <w:rPr>
+          <w:rFonts w:ascii="Times New Roman" w:hAnsi="Times New Roman" w:eastAsia="宋体"/>
+          <w:sz w:val="21"/>
+        </w:rPr>
+        <w:t>这项研究评估了亚历山大港七个地区夏季和冬季饮用水中三卤甲烷 (THM) 的浓度，并评估了相关的癌症风险。三卤甲烷是水氯化的副产品，因其潜在的致癌性而闻名。使用带有电子捕获检测器 (GC-ECD) 的气相色谱法分析了总共 35 个饮用水样品，以确定氯仿 (CF)、溴二氯甲烷 (BDCM)、二溴氯甲烷 (DBCM) 和溴仿 (BF) 的浓度。结果显示显着的季节性变化。 2 区夏季浓度最高（150 µg/L），7 区冬季浓度最高（196 µg/L）。危害指数 (HI) 计算表明，氯仿对非致癌风险的贡献最大，Region-7 冬季的 HI 为 0.5698，而 Region-2 夏季的 HI 为 0.4843。使用 USEPA 方法进行的致癌风险评估显示，终生癌症风险显着超过可接受的阈值 1 × 10−6，年平均总癌症风险为 67.027 × 10−6。这些结果凸显了亚历山大迫切需要采用先进的水处理方法，例如臭氧和紫外线消毒，优化氯剂量，并加强日常监测，以确保符合安全标准并保护公众健康，为亚历山大居民提供更安全的饮用水和更好的健康结果。</w:t>
+      </w:r>
+    </w:p>
+    <w:p>
+      <w:pPr>
+        <w:spacing w:before="120"/>
+      </w:pPr>
+      <w:r>
+        <w:rPr>
+          <w:rFonts w:ascii="Times New Roman" w:hAnsi="Times New Roman" w:eastAsia="宋体"/>
+          <w:b/>
+          <w:sz w:val="21"/>
+        </w:rPr>
+        <w:t>English Abstract:</w:t>
+      </w:r>
+    </w:p>
+    <w:p>
+      <w:r>
+        <w:rPr>
+          <w:rFonts w:ascii="Times New Roman" w:hAnsi="Times New Roman" w:eastAsia="宋体"/>
+          <w:sz w:val="21"/>
+        </w:rPr>
+        <w:t>This study evaluated the concentrations of trihalomethanes (THMs) in Alexandria’s drinking water across seven districts during summer and winter, and assessed the associated cancer risks. THMs, byproducts of water chlorination, are known for their potential carcinogenicity. A total of 35 drinking water samples were analyzed using gas chromatography with an electron capture detector (GC-ECD) to determine the concentrations of chloroform (CF), bromodichloromethane (BDCM), dibromochloromethane (DBCM), and bromoform (BF). The results revealed significant seasonal variations. Region-2 recorded the highest summer concentration (150 µg/L), while Region-7 had the highest winter concentration (196 µg/L). Hazard index (HI) calculations indicated that chloroform contributed the most to non-carcinogenic risks, with Region-7 recording an HI of 0.5698 in winter, while Region-2 showed a summer HI of 0.4843. Carcinogenic risk assessments using the USEPA methodology showed lifetime cancer risks significantly exceeding the acceptable threshold of 1 × 10−6, with an annual average total cancer risk of 67.027 × 10−6. These outcomes highlight the critical need for Alexandria to adopt advanced water treatment methods, such as ozonation and UV disinfection, optimize chlorine dosing, and strengthen routine monitoring to ensure compliance with safety standards and protect public health to safer drinking water and better health outcomes for Alexandria’s residents.</w:t>
+      </w:r>
+    </w:p>
+    <w:p>
+      <w:r>
+        <w:rPr>
+          <w:rFonts w:ascii="Times New Roman" w:hAnsi="Times New Roman" w:eastAsia="宋体"/>
+          <w:sz w:val="21"/>
+        </w:rPr>
+        <w:t>__________________________________________________</w:t>
+      </w:r>
+    </w:p>
+    <w:p>
+      <w:pPr>
         <w:pStyle w:val="Heading1"/>
       </w:pPr>
       <w:r>
@@ -6333,6 +6559,119 @@
     </w:p>
     <w:p>
       <w:pPr>
+        <w:pStyle w:val="Heading2"/>
+      </w:pPr>
+      <w:r/>
+      <w:r>
+        <w:rPr>
+          <w:rFonts w:ascii="Times New Roman" w:hAnsi="Times New Roman" w:eastAsia="宋体"/>
+          <w:b/>
+          <w:color w:val="000000"/>
+          <w:sz w:val="24"/>
+        </w:rPr>
+        <w:t>“使用 Z 扫描方法对血红蛋白进行非线性浓度依赖性研究”的撤回通知 [Optics and Lasers in Engineering 190C, (2025)/108978]</w:t>
+      </w:r>
+    </w:p>
+    <w:p>
+      <w:r>
+        <w:rPr>
+          <w:rFonts w:ascii="Times New Roman" w:hAnsi="Times New Roman" w:eastAsia="宋体"/>
+          <w:b/>
+          <w:color w:val="003264"/>
+          <w:sz w:val="24"/>
+        </w:rPr>
+        <w:t>Retraction notice to “The nonlinear concentration-dependent study of hemoglobin using the Z-scan approach” [Optics and Lasers in Engineering 190C, (2025)/108978]</w:t>
+      </w:r>
+    </w:p>
+    <w:p>
+      <w:r>
+        <w:rPr>
+          <w:rFonts w:ascii="Times New Roman" w:hAnsi="Times New Roman" w:eastAsia="宋体"/>
+          <w:sz w:val="21"/>
+        </w:rPr>
+        <w:t>作者: Haider Ansari</w:t>
+        <w:br/>
+      </w:r>
+      <w:r>
+        <w:rPr>
+          <w:rFonts w:ascii="Times New Roman" w:hAnsi="Times New Roman" w:eastAsia="宋体"/>
+          <w:sz w:val="21"/>
+        </w:rPr>
+        <w:t xml:space="preserve">时间: 2026-02-01 | </w:t>
+      </w:r>
+      <w:r>
+        <w:t xml:space="preserve">链接: </w:t>
+      </w:r>
+      <w:hyperlink r:id="rId90">
+        <w:r>
+          <w:rPr>
+            <w:rFonts w:ascii="Times New Roman" w:hAnsi="Times New Roman" w:eastAsia="宋体"/>
+            <w:color w:val="0000FF"/>
+            <w:sz w:val="21"/>
+            <w:u w:val="single"/>
+          </w:rPr>
+          <w:t>https://doi.org/10.1016/j.optlaseng.2026.109656</w:t>
+        </w:r>
+      </w:hyperlink>
+    </w:p>
+    <w:p>
+      <w:pPr>
+        <w:spacing w:before="120"/>
+      </w:pPr>
+      <w:r>
+        <w:rPr>
+          <w:rFonts w:ascii="Times New Roman" w:hAnsi="Times New Roman" w:eastAsia="宋体"/>
+          <w:b/>
+          <w:sz w:val="21"/>
+        </w:rPr>
+        <w:t>中文摘要:</w:t>
+      </w:r>
+    </w:p>
+    <w:p>
+      <w:pPr>
+        <w:ind w:firstLine="360"/>
+      </w:pPr>
+      <w:r>
+        <w:rPr>
+          <w:rFonts w:ascii="Times New Roman" w:hAnsi="Times New Roman" w:eastAsia="宋体"/>
+          <w:sz w:val="21"/>
+        </w:rPr>
+        <w:t>（摘要暂缺，等待官方补全）</w:t>
+      </w:r>
+    </w:p>
+    <w:p>
+      <w:pPr>
+        <w:spacing w:before="120"/>
+      </w:pPr>
+      <w:r>
+        <w:rPr>
+          <w:rFonts w:ascii="Times New Roman" w:hAnsi="Times New Roman" w:eastAsia="宋体"/>
+          <w:b/>
+          <w:sz w:val="21"/>
+        </w:rPr>
+        <w:t>English Abstract:</w:t>
+      </w:r>
+    </w:p>
+    <w:p>
+      <w:r>
+        <w:rPr>
+          <w:rFonts w:ascii="Times New Roman" w:hAnsi="Times New Roman" w:eastAsia="宋体"/>
+          <w:sz w:val="21"/>
+        </w:rPr>
+        <w:t>Abstract not available.</w:t>
+      </w:r>
+    </w:p>
+    <w:p>
+      <w:r>
+        <w:rPr>
+          <w:rFonts w:ascii="Times New Roman" w:hAnsi="Times New Roman" w:eastAsia="宋体"/>
+          <w:sz w:val="21"/>
+        </w:rPr>
+        <w:t>__________________________________________________</w:t>
+      </w:r>
+    </w:p>
+    <w:p>
+      <w:pPr>
         <w:pStyle w:val="Heading1"/>
       </w:pPr>
       <w:r>
@@ -9095,6 +9434,593 @@
           <w:sz w:val="21"/>
         </w:rPr>
         <w:t>Abstract Few- and single-cycle optical pulses and their associated ultra-broadband spectra have been crucial in the progress of ultrafast science and technology. Moreover, multi-color waveforms composed of independently manipulable ultrashort pulses in distinct spectral bands offer unique advantages in pulse synthesis and attosecond science. However, the generation and control of ultrashort pulses has required bulky and expensive optical systems at the tabletop scale and has so far been beyond the reach of integrated photonics. Here, we break these limitations and demonstrate two-optical-cycle pulse compression using quadratic two-color soliton dynamics in lithium niobate nanophotonics. By leveraging dispersion engineering and operation near phase matching, we achieve extreme compression, energy-efficient operation, and strong conversion of pump to the second harmonic. We experimentally demonstrate generation of ∼13 fs pulses at 2 µm using only ∼3 pJ of input energy. We further illustrate how the demonstrated scheme can be readily extended to on-chip single-cycle pulse synthesis with sub-cycle control. Our results provide a path towards realization of single-cycle ultrafast systems in nanophotonic circuits.</w:t>
+      </w:r>
+    </w:p>
+    <w:p>
+      <w:r>
+        <w:rPr>
+          <w:rFonts w:ascii="Times New Roman" w:hAnsi="Times New Roman" w:eastAsia="宋体"/>
+          <w:sz w:val="21"/>
+        </w:rPr>
+        <w:t>__________________________________________________</w:t>
+      </w:r>
+    </w:p>
+    <w:p>
+      <w:pPr>
+        <w:pStyle w:val="Heading1"/>
+      </w:pPr>
+      <w:r>
+        <w:rPr>
+          <w:rFonts w:ascii="Times New Roman" w:hAnsi="Times New Roman" w:eastAsia="宋体"/>
+          <w:b/>
+          <w:color w:val="000000"/>
+          <w:sz w:val="32"/>
+        </w:rPr>
+        <w:t>Photonics Research</w:t>
+      </w:r>
+    </w:p>
+    <w:p>
+      <w:pPr>
+        <w:jc w:val="center"/>
+      </w:pPr>
+      <w:r>
+        <w:t>--- 更新: 11:28 ---</w:t>
+      </w:r>
+    </w:p>
+    <w:p>
+      <w:pPr>
+        <w:pStyle w:val="Heading2"/>
+      </w:pPr>
+      <w:r/>
+      <w:r>
+        <w:rPr>
+          <w:rFonts w:ascii="Times New Roman" w:hAnsi="Times New Roman" w:eastAsia="宋体"/>
+          <w:b/>
+          <w:color w:val="000000"/>
+          <w:sz w:val="24"/>
+        </w:rPr>
+        <w:t>使用全息光镊定量表征细胞间的机械相互作用</w:t>
+      </w:r>
+    </w:p>
+    <w:p>
+      <w:r>
+        <w:rPr>
+          <w:rFonts w:ascii="Times New Roman" w:hAnsi="Times New Roman" w:eastAsia="宋体"/>
+          <w:b/>
+          <w:color w:val="003264"/>
+          <w:sz w:val="24"/>
+        </w:rPr>
+        <w:t>Quantitative characterization of cell-to-cell mechanical interactions using holographic optical tweezers</w:t>
+      </w:r>
+    </w:p>
+    <w:p>
+      <w:r>
+        <w:rPr>
+          <w:rFonts w:ascii="Times New Roman" w:hAnsi="Times New Roman" w:eastAsia="宋体"/>
+          <w:sz w:val="21"/>
+        </w:rPr>
+        <w:t>作者: Qiang Zhang, Xing Li, Yuan Zhou, Wenyu Gao, Manman Li, Shaohui Yan, Chen Bai, Xianghua Yu, Xiaohao Xu, Baoli Yao</w:t>
+        <w:br/>
+      </w:r>
+      <w:r>
+        <w:rPr>
+          <w:rFonts w:ascii="Times New Roman" w:hAnsi="Times New Roman" w:eastAsia="宋体"/>
+          <w:sz w:val="21"/>
+        </w:rPr>
+        <w:t xml:space="preserve">时间: 2026-01-28 | </w:t>
+      </w:r>
+      <w:r>
+        <w:t xml:space="preserve">链接: </w:t>
+      </w:r>
+      <w:hyperlink r:id="rId91">
+        <w:r>
+          <w:rPr>
+            <w:rFonts w:ascii="Times New Roman" w:hAnsi="Times New Roman" w:eastAsia="宋体"/>
+            <w:color w:val="0000FF"/>
+            <w:sz w:val="21"/>
+            <w:u w:val="single"/>
+          </w:rPr>
+          <w:t>https://doi.org/10.1364/prj.576337</w:t>
+        </w:r>
+      </w:hyperlink>
+    </w:p>
+    <w:p>
+      <w:pPr>
+        <w:spacing w:before="120"/>
+      </w:pPr>
+      <w:r>
+        <w:rPr>
+          <w:rFonts w:ascii="Times New Roman" w:hAnsi="Times New Roman" w:eastAsia="宋体"/>
+          <w:b/>
+          <w:sz w:val="21"/>
+        </w:rPr>
+        <w:t>中文摘要:</w:t>
+      </w:r>
+    </w:p>
+    <w:p>
+      <w:pPr>
+        <w:ind w:firstLine="360"/>
+      </w:pPr>
+      <w:r>
+        <w:rPr>
+          <w:rFonts w:ascii="Times New Roman" w:hAnsi="Times New Roman" w:eastAsia="宋体"/>
+          <w:sz w:val="21"/>
+        </w:rPr>
+        <w:t>细胞间的机械相互作用是生理和病理过程的基础，但其精确量化在技术上仍然具有挑战性。在这项研究中，我们提出了一种高精度细胞力学测量平台，利用全息光镊（HOT）动态探测细胞结合和分离过程中的机械响应。该系统通过将纳米级位移跟踪与光学力场重建相结合，能够动态探测细胞结合和分离过程中的机械响应，实现亚皮牛顿力灵敏度（沿 x 轴为 0.44±0.17 pN）。此外，集成形态成像可以生成精确的力-变形曲线，从而通过标准化应力松弛和蠕变柔量测定对细胞粘弹性特性进行定量分析。这种非侵入性和高保真度的方法为表征动态细胞间机械相互作用提供了强大的工具。</w:t>
+      </w:r>
+    </w:p>
+    <w:p>
+      <w:pPr>
+        <w:spacing w:before="120"/>
+      </w:pPr>
+      <w:r>
+        <w:rPr>
+          <w:rFonts w:ascii="Times New Roman" w:hAnsi="Times New Roman" w:eastAsia="宋体"/>
+          <w:b/>
+          <w:sz w:val="21"/>
+        </w:rPr>
+        <w:t>English Abstract:</w:t>
+      </w:r>
+    </w:p>
+    <w:p>
+      <w:r>
+        <w:rPr>
+          <w:rFonts w:ascii="Times New Roman" w:hAnsi="Times New Roman" w:eastAsia="宋体"/>
+          <w:sz w:val="21"/>
+        </w:rPr>
+        <w:t>Cell-to-cell mechanical interactions are fundamental to physiological and pathological processes, yet their precise quantification remains technically challenging. In this study, we present a high-precision cellular mechanics measurement platform utilizing holographic optical tweezers (HOT) to dynamically probe mechanical responses during cell binding and separation. This system enables dynamic probing of mechanical responses during cell binding and separation by combining nanometer-scale displacement tracking with optical force field reconstruction, achieving sub-piconewton force sensitivity (0.44±0.17 pN along the x -axis). Additionally, integrated morphological imaging allows for the generation of accurate force–deformation curves, enabling quantitative analysis of cellular viscoelastic properties through standardized stress relaxation and creep compliance assays. This non-invasive and high-fidelity approach provides a powerful tool for characterizing dynamic cell-to-cell mechanical interactions.</w:t>
+      </w:r>
+    </w:p>
+    <w:p>
+      <w:r>
+        <w:rPr>
+          <w:rFonts w:ascii="Times New Roman" w:hAnsi="Times New Roman" w:eastAsia="宋体"/>
+          <w:sz w:val="21"/>
+        </w:rPr>
+        <w:t>__________________________________________________</w:t>
+      </w:r>
+    </w:p>
+    <w:p>
+      <w:pPr>
+        <w:pStyle w:val="Heading2"/>
+      </w:pPr>
+      <w:r/>
+      <w:r>
+        <w:rPr>
+          <w:rFonts w:ascii="Times New Roman" w:hAnsi="Times New Roman" w:eastAsia="宋体"/>
+          <w:b/>
+          <w:color w:val="000000"/>
+          <w:sz w:val="24"/>
+        </w:rPr>
+        <w:t>通过自注入锁定到不对称模式分裂微环谐振器的 1064 nm 超低噪声激光</w:t>
+      </w:r>
+    </w:p>
+    <w:p>
+      <w:r>
+        <w:rPr>
+          <w:rFonts w:ascii="Times New Roman" w:hAnsi="Times New Roman" w:eastAsia="宋体"/>
+          <w:b/>
+          <w:color w:val="003264"/>
+          <w:sz w:val="24"/>
+        </w:rPr>
+        <w:t>Ultra-low-noise laser at 1064 nm through self-injection locking to an asymmetric-mode-splitting microring resonator</w:t>
+      </w:r>
+    </w:p>
+    <w:p>
+      <w:r>
+        <w:rPr>
+          <w:rFonts w:ascii="Times New Roman" w:hAnsi="Times New Roman" w:eastAsia="宋体"/>
+          <w:sz w:val="21"/>
+        </w:rPr>
+        <w:t>作者: Hongfei Zhang, Yilin Wu, Sigang Yang, Hongwei Chen, Minghua Chen</w:t>
+        <w:br/>
+      </w:r>
+      <w:r>
+        <w:rPr>
+          <w:rFonts w:ascii="Times New Roman" w:hAnsi="Times New Roman" w:eastAsia="宋体"/>
+          <w:sz w:val="21"/>
+        </w:rPr>
+        <w:t xml:space="preserve">时间: 2026-01-27 | </w:t>
+      </w:r>
+      <w:r>
+        <w:t xml:space="preserve">链接: </w:t>
+      </w:r>
+      <w:hyperlink r:id="rId92">
+        <w:r>
+          <w:rPr>
+            <w:rFonts w:ascii="Times New Roman" w:hAnsi="Times New Roman" w:eastAsia="宋体"/>
+            <w:color w:val="0000FF"/>
+            <w:sz w:val="21"/>
+            <w:u w:val="single"/>
+          </w:rPr>
+          <w:t>https://doi.org/10.1364/prj.577422</w:t>
+        </w:r>
+      </w:hyperlink>
+    </w:p>
+    <w:p>
+      <w:pPr>
+        <w:spacing w:before="120"/>
+      </w:pPr>
+      <w:r>
+        <w:rPr>
+          <w:rFonts w:ascii="Times New Roman" w:hAnsi="Times New Roman" w:eastAsia="宋体"/>
+          <w:b/>
+          <w:sz w:val="21"/>
+        </w:rPr>
+        <w:t>中文摘要:</w:t>
+      </w:r>
+    </w:p>
+    <w:p>
+      <w:pPr>
+        <w:ind w:firstLine="360"/>
+      </w:pPr>
+      <w:r>
+        <w:rPr>
+          <w:rFonts w:ascii="Times New Roman" w:hAnsi="Times New Roman" w:eastAsia="宋体"/>
+          <w:sz w:val="21"/>
+        </w:rPr>
+        <w:t>1μm波段的低噪声激光器在现代光子系统中发挥着至关重要的作用，但与通信波段的激光器相比，它们的芯片级实现仍处于早期阶段，尚有巨大的未开发潜力。这里，通过使用锁定到 Si 3 N 4 基微环谐振器（MRR）的半导体激光器自注入，演示了发射 1064 nm 的低噪声混合集成激光器。 MRR 的特点是嵌入有损缺陷以引起不对称模式分裂，从而实现 5.1×10 6 的增强负载 Q。自注入锁定激光器的光纤耦合输出功率为 14.79 dBm，并实现了 26.8 Hz 的本征线宽和 2.3 kHz 的 1/ π 积分线宽，代表了迄今为止报道的集成 1 μm 激光器的最窄本征线宽。演示的激光器为高分辨率光谱测量、绿光生成和量子传感开辟了新的机遇。</w:t>
+      </w:r>
+    </w:p>
+    <w:p>
+      <w:pPr>
+        <w:spacing w:before="120"/>
+      </w:pPr>
+      <w:r>
+        <w:rPr>
+          <w:rFonts w:ascii="Times New Roman" w:hAnsi="Times New Roman" w:eastAsia="宋体"/>
+          <w:b/>
+          <w:sz w:val="21"/>
+        </w:rPr>
+        <w:t>English Abstract:</w:t>
+      </w:r>
+    </w:p>
+    <w:p>
+      <w:r>
+        <w:rPr>
+          <w:rFonts w:ascii="Times New Roman" w:hAnsi="Times New Roman" w:eastAsia="宋体"/>
+          <w:sz w:val="21"/>
+        </w:rPr>
+        <w:t>Low-noise lasers in the 1-μm band play a crucial role in modern photonic systems, yet their chip-scale implementation remains at an early stage compared to lasers operating at the communication band, leaving significant untapped potential for exploration. Here, a low-noise hybrid integrated laser emitting at 1064 nm is demonstrated, through using a semiconductor laser self-injection locked to a Si 3 N 4 -based microring resonator (MRR). The MRR distinguishes itself by embedding a lossy defect to cause asymmetric mode splitting, achieving an enhanced loaded Q of 5.1×10 6 . The self-injection locked laser presents a fiber-coupled output power of 14.79 dBm and achieves an intrinsic linewidth of 26.8 Hz and a 1/ π -integral linewidth of 2.3 kHz, representing the narrowest intrinsic linewidth reported to date for integrated 1-μm lasers. The demonstrated laser opens up new opportunities in high-resolution spectroscopy measurement, green light generation, and quantum sensing.</w:t>
+      </w:r>
+    </w:p>
+    <w:p>
+      <w:r>
+        <w:rPr>
+          <w:rFonts w:ascii="Times New Roman" w:hAnsi="Times New Roman" w:eastAsia="宋体"/>
+          <w:sz w:val="21"/>
+        </w:rPr>
+        <w:t>__________________________________________________</w:t>
+      </w:r>
+    </w:p>
+    <w:p>
+      <w:pPr>
+        <w:pStyle w:val="Heading2"/>
+      </w:pPr>
+      <w:r/>
+      <w:r>
+        <w:rPr>
+          <w:rFonts w:ascii="Times New Roman" w:hAnsi="Times New Roman" w:eastAsia="宋体"/>
+          <w:b/>
+          <w:color w:val="000000"/>
+          <w:sz w:val="24"/>
+        </w:rPr>
+        <w:t>消色差实验室全视野透射X射线显微镜</w:t>
+      </w:r>
+    </w:p>
+    <w:p>
+      <w:r>
+        <w:rPr>
+          <w:rFonts w:ascii="Times New Roman" w:hAnsi="Times New Roman" w:eastAsia="宋体"/>
+          <w:b/>
+          <w:color w:val="003264"/>
+          <w:sz w:val="24"/>
+        </w:rPr>
+        <w:t>Achromatic laboratory full-field transmission X-ray microscope</w:t>
+      </w:r>
+    </w:p>
+    <w:p>
+      <w:r>
+        <w:rPr>
+          <w:rFonts w:ascii="Times New Roman" w:hAnsi="Times New Roman" w:eastAsia="宋体"/>
+          <w:sz w:val="21"/>
+        </w:rPr>
+        <w:t>作者: Di Qu, Shuai Zhao, Peng Qi, Anna Bergamaschi, Mano Raj Dhanalakshmi Veeraraj, Roberto Dinapoli, Julian Heymes, Joan Vila-Comamala, Christian David</w:t>
+        <w:br/>
+      </w:r>
+      <w:r>
+        <w:rPr>
+          <w:rFonts w:ascii="Times New Roman" w:hAnsi="Times New Roman" w:eastAsia="宋体"/>
+          <w:sz w:val="21"/>
+        </w:rPr>
+        <w:t xml:space="preserve">时间: 2026-01-27 | </w:t>
+      </w:r>
+      <w:r>
+        <w:t xml:space="preserve">链接: </w:t>
+      </w:r>
+      <w:hyperlink r:id="rId93">
+        <w:r>
+          <w:rPr>
+            <w:rFonts w:ascii="Times New Roman" w:hAnsi="Times New Roman" w:eastAsia="宋体"/>
+            <w:color w:val="0000FF"/>
+            <w:sz w:val="21"/>
+            <w:u w:val="single"/>
+          </w:rPr>
+          <w:t>https://doi.org/10.1364/prj.573807</w:t>
+        </w:r>
+      </w:hyperlink>
+    </w:p>
+    <w:p>
+      <w:pPr>
+        <w:spacing w:before="120"/>
+      </w:pPr>
+      <w:r>
+        <w:rPr>
+          <w:rFonts w:ascii="Times New Roman" w:hAnsi="Times New Roman" w:eastAsia="宋体"/>
+          <w:b/>
+          <w:sz w:val="21"/>
+        </w:rPr>
+        <w:t>中文摘要:</w:t>
+      </w:r>
+    </w:p>
+    <w:p>
+      <w:pPr>
+        <w:ind w:firstLine="360"/>
+      </w:pPr>
+      <w:r>
+        <w:rPr>
+          <w:rFonts w:ascii="Times New Roman" w:hAnsi="Times New Roman" w:eastAsia="宋体"/>
+          <w:sz w:val="21"/>
+        </w:rPr>
+        <w:t>在 X 射线管源上实施全视场透射 X 射线显微镜 (TXM) 会因透镜色差而导致图像模糊，并且由于实验室源固有的低通量而导致曝光时间长。在这里，我们展示了第一个实验室全视场 TXM 系统，该系统结合了定制的单毛细管光学器件、消色差 X 射线透镜和 MÖNCH 混合硅像素探测器来应对这些挑战。利用当前的光学器件，该 TXM 系统使用 10 keV 左右的 X 射线能量，展示了低至 480 nm 的空间分辨率。尽管 MÖNCH 探测器的像素间距较大，但通过利用电荷共享的插值方法可以实现高空间分辨率成像。此外，MÖNCH 探测器的能量分辨能力可以获取元素信息。这款实验室 X 射线显微镜的概念弥补了使用 X 射线进行结构和元素表征之间的差距，为材料科学、环境科学和生物学领域的研究提供了新的机会。</w:t>
+      </w:r>
+    </w:p>
+    <w:p>
+      <w:pPr>
+        <w:spacing w:before="120"/>
+      </w:pPr>
+      <w:r>
+        <w:rPr>
+          <w:rFonts w:ascii="Times New Roman" w:hAnsi="Times New Roman" w:eastAsia="宋体"/>
+          <w:b/>
+          <w:sz w:val="21"/>
+        </w:rPr>
+        <w:t>English Abstract:</w:t>
+      </w:r>
+    </w:p>
+    <w:p>
+      <w:r>
+        <w:rPr>
+          <w:rFonts w:ascii="Times New Roman" w:hAnsi="Times New Roman" w:eastAsia="宋体"/>
+          <w:sz w:val="21"/>
+        </w:rPr>
+        <w:t>The implementation of full-field transmission X-ray microscopy (TXM) at X-ray tube sources suffers from image blurring due to the chromatic aberration of the lenses and from long exposure times due to the inherent low flux of laboratory sources. Here, we demonstrate the first laboratory full-field TXM system, which combines tailored monocapillary optics, an achromatic X-ray lens, and the MÖNCH hybrid silicon pixel detector to address these challenges. With current optics, this TXM system demonstrates a spatial resolution down to 480 nm using X-ray energies around 10 keV. Despite the large pixel pitch of the MÖNCH detector, high spatial resolution imaging can be achieved by using interpolation methods leveraging charge sharing. In addition, the energy resolving power of the MÖNCH detector allows for the acquisition of elemental information. Bridging the gap between structural and elemental characterizations using X-rays, the concept of this laboratory X-ray microscope provides new opportunities for research in the fields of material science, environmental science, and biology.</w:t>
+      </w:r>
+    </w:p>
+    <w:p>
+      <w:r>
+        <w:rPr>
+          <w:rFonts w:ascii="Times New Roman" w:hAnsi="Times New Roman" w:eastAsia="宋体"/>
+          <w:sz w:val="21"/>
+        </w:rPr>
+        <w:t>__________________________________________________</w:t>
+      </w:r>
+    </w:p>
+    <w:p>
+      <w:pPr>
+        <w:pStyle w:val="Heading2"/>
+      </w:pPr>
+      <w:r/>
+      <w:r>
+        <w:rPr>
+          <w:rFonts w:ascii="Times New Roman" w:hAnsi="Times New Roman" w:eastAsia="宋体"/>
+          <w:b/>
+          <w:color w:val="000000"/>
+          <w:sz w:val="24"/>
+        </w:rPr>
+        <w:t>通过光学微腔中的特殊点对进行拓扑切换</w:t>
+      </w:r>
+    </w:p>
+    <w:p>
+      <w:r>
+        <w:rPr>
+          <w:rFonts w:ascii="Times New Roman" w:hAnsi="Times New Roman" w:eastAsia="宋体"/>
+          <w:b/>
+          <w:color w:val="003264"/>
+          <w:sz w:val="24"/>
+        </w:rPr>
+        <w:t>Topological switching via exceptional point pairs in optical microcavities</w:t>
+      </w:r>
+    </w:p>
+    <w:p>
+      <w:r>
+        <w:rPr>
+          <w:rFonts w:ascii="Times New Roman" w:hAnsi="Times New Roman" w:eastAsia="宋体"/>
+          <w:sz w:val="21"/>
+        </w:rPr>
+        <w:t>作者: Kyu-Won Park, KyeongRo Kim, Jinuk Kim, Muhan Choi, Kabgyun Jeong</w:t>
+        <w:br/>
+      </w:r>
+      <w:r>
+        <w:rPr>
+          <w:rFonts w:ascii="Times New Roman" w:hAnsi="Times New Roman" w:eastAsia="宋体"/>
+          <w:sz w:val="21"/>
+        </w:rPr>
+        <w:t xml:space="preserve">时间: 2026-01-27 | </w:t>
+      </w:r>
+      <w:r>
+        <w:t xml:space="preserve">链接: </w:t>
+      </w:r>
+      <w:hyperlink r:id="rId94">
+        <w:r>
+          <w:rPr>
+            <w:rFonts w:ascii="Times New Roman" w:hAnsi="Times New Roman" w:eastAsia="宋体"/>
+            <w:color w:val="0000FF"/>
+            <w:sz w:val="21"/>
+            <w:u w:val="single"/>
+          </w:rPr>
+          <w:t>https://doi.org/10.1364/prj.569511</w:t>
+        </w:r>
+      </w:hyperlink>
+    </w:p>
+    <w:p>
+      <w:pPr>
+        <w:spacing w:before="120"/>
+      </w:pPr>
+      <w:r>
+        <w:rPr>
+          <w:rFonts w:ascii="Times New Roman" w:hAnsi="Times New Roman" w:eastAsia="宋体"/>
+          <w:b/>
+          <w:sz w:val="21"/>
+        </w:rPr>
+        <w:t>中文摘要:</w:t>
+      </w:r>
+    </w:p>
+    <w:p>
+      <w:pPr>
+        <w:ind w:firstLine="360"/>
+      </w:pPr>
+      <w:r>
+        <w:rPr>
+          <w:rFonts w:ascii="Times New Roman" w:hAnsi="Times New Roman" w:eastAsia="宋体"/>
+          <w:sz w:val="21"/>
+        </w:rPr>
+        <w:t>我们提出了一种使用异常点 (EP) 对来确定性控制光学微腔中的品质因数 ( Q ) 和模式转换的拓扑方法。超辐射模式和次辐射模式之间的转变由两层黎曼曲面上的编织组拓扑控制，从而实现路径鲁棒的 Q 调谐，而不依赖于增益损失平衡、非线性或非绝热环绕。全波模拟表明，在 k r ≈3 的归一化频率下，Q 值增强了六倍以上，k r 越大，预期增益越高。该方法仅需要弱椭圆变形和工程内部损耗曲线，从而保持与标准光子平台的兼容性。该 EP 对框架为可重构微型激光器、传感器和集成光子器件提供了可扩展且容错制造的策略。</w:t>
+      </w:r>
+    </w:p>
+    <w:p>
+      <w:pPr>
+        <w:spacing w:before="120"/>
+      </w:pPr>
+      <w:r>
+        <w:rPr>
+          <w:rFonts w:ascii="Times New Roman" w:hAnsi="Times New Roman" w:eastAsia="宋体"/>
+          <w:b/>
+          <w:sz w:val="21"/>
+        </w:rPr>
+        <w:t>English Abstract:</w:t>
+      </w:r>
+    </w:p>
+    <w:p>
+      <w:r>
+        <w:rPr>
+          <w:rFonts w:ascii="Times New Roman" w:hAnsi="Times New Roman" w:eastAsia="宋体"/>
+          <w:sz w:val="21"/>
+        </w:rPr>
+        <w:t>We present a topological method for deterministic control of the quality factor ( Q ) and mode conversion in optical microcavities using an exceptional-point (EP) pair. The transition between super- and subradiant modes is governed by braid-group topology on a two-sheet Riemann surface, enabling path-robust Q -tuning without relying on gain-loss balance, nonlinearity, or non-adiabatic encircling. Full-wave simulations demonstrate more than sixfold Q enhancement at a normalized frequency of k r ≈3, with higher gains expected at larger k r . The approach requires only a weak elliptical deformation and an engineered internal loss profile, maintaining compatibility with standard photonic platforms. This EP-pair framework offers a scalable and fabrication-tolerant strategy for reconfigurable microlasers, sensors, and integrated photonic devices.</w:t>
+      </w:r>
+    </w:p>
+    <w:p>
+      <w:r>
+        <w:rPr>
+          <w:rFonts w:ascii="Times New Roman" w:hAnsi="Times New Roman" w:eastAsia="宋体"/>
+          <w:sz w:val="21"/>
+        </w:rPr>
+        <w:t>__________________________________________________</w:t>
+      </w:r>
+    </w:p>
+    <w:p>
+      <w:pPr>
+        <w:pStyle w:val="Heading2"/>
+      </w:pPr>
+      <w:r/>
+      <w:r>
+        <w:rPr>
+          <w:rFonts w:ascii="Times New Roman" w:hAnsi="Times New Roman" w:eastAsia="宋体"/>
+          <w:b/>
+          <w:color w:val="000000"/>
+          <w:sz w:val="24"/>
+        </w:rPr>
+        <w:t>通过振动 MMF 单光子激光雷达中基于 TRSCE 的散斑抑制实现低信噪比下的鲁棒无人机跟踪</w:t>
+      </w:r>
+    </w:p>
+    <w:p>
+      <w:r>
+        <w:rPr>
+          <w:rFonts w:ascii="Times New Roman" w:hAnsi="Times New Roman" w:eastAsia="宋体"/>
+          <w:b/>
+          <w:color w:val="003264"/>
+          <w:sz w:val="24"/>
+        </w:rPr>
+        <w:t>Robust UAV tracking under low-SNR via TRSCE-based speckle suppression in vibrating-MMF single-photon LiDAR</w:t>
+      </w:r>
+    </w:p>
+    <w:p>
+      <w:r>
+        <w:rPr>
+          <w:rFonts w:ascii="Times New Roman" w:hAnsi="Times New Roman" w:eastAsia="宋体"/>
+          <w:sz w:val="21"/>
+        </w:rPr>
+        <w:t>作者: Dongfang Guo, Jianfeng Sun, Xin Zhou, Yinbo Zhang, Shengwen Yin, Sining Lin, Yanchen Qu</w:t>
+        <w:br/>
+      </w:r>
+      <w:r>
+        <w:rPr>
+          <w:rFonts w:ascii="Times New Roman" w:hAnsi="Times New Roman" w:eastAsia="宋体"/>
+          <w:sz w:val="21"/>
+        </w:rPr>
+        <w:t xml:space="preserve">时间: 2026-01-30 | </w:t>
+      </w:r>
+      <w:r>
+        <w:t xml:space="preserve">链接: </w:t>
+      </w:r>
+      <w:hyperlink r:id="rId95">
+        <w:r>
+          <w:rPr>
+            <w:rFonts w:ascii="Times New Roman" w:hAnsi="Times New Roman" w:eastAsia="宋体"/>
+            <w:color w:val="0000FF"/>
+            <w:sz w:val="21"/>
+            <w:u w:val="single"/>
+          </w:rPr>
+          <w:t>https://doi.org/10.1364/prj.575696</w:t>
+        </w:r>
+      </w:hyperlink>
+    </w:p>
+    <w:p>
+      <w:pPr>
+        <w:spacing w:before="120"/>
+      </w:pPr>
+      <w:r>
+        <w:rPr>
+          <w:rFonts w:ascii="Times New Roman" w:hAnsi="Times New Roman" w:eastAsia="宋体"/>
+          <w:b/>
+          <w:sz w:val="21"/>
+        </w:rPr>
+        <w:t>中文摘要:</w:t>
+      </w:r>
+    </w:p>
+    <w:p>
+      <w:pPr>
+        <w:ind w:firstLine="360"/>
+      </w:pPr>
+      <w:r>
+        <w:rPr>
+          <w:rFonts w:ascii="Times New Roman" w:hAnsi="Times New Roman" w:eastAsia="宋体"/>
+          <w:sz w:val="21"/>
+        </w:rPr>
+        <w:t>随着无人机的大规模部署，远距离、高精度的探测与跟踪面临着严峻的挑战。虽然基于Gm-APD的单光子激光雷达系统在超低信噪比和弱回波条件下表现出出色的灵敏度，但采用多模光纤（MMF）耦合实现高能量输出往往会引入强散斑噪声，从而显着降低回波光子的稳定性和成像质量，从而降低目标跟踪的精度。本研究提出了一种将MMF振动与时域RANSAC与空间一致性增强（TRSCE）重建算法相结合的散斑抑制方法，该算法结合了时间RANSAC和空间邻域结构一致性。此外，还提出了一种改进的MeanShift-Kalman算法来实现低信噪比下无人机的鲁棒跟踪。蒙特卡罗模拟表明，在平均单像素回波光子数为 0.4481 和信噪比为 −6.85 dB 的情况下，目标区域内的散斑对比度从 0.7592 显着下降到 0.0748，相当于下降了 73.2%。在弱太阳光照和光雾条件下进行的现场实验中，所提出的Gm-APD单光子激光雷达系统展示了对200 m距离的无人机目标的强大跟踪能力。在信噪比约为 -4.53 dB 的情况下，每个目标像素的平均信号返回为 1.0859 个光子，背景噪声水平为 3.0829 个光子，系统实现的平均跟踪误差为 0.6572 像素（约 6.44 厘米），帧间模型相似度为 0.9764。与公开报道的散斑抑制方法相比，所提出的方法将跟踪误差降低了约 45.3%。此外，在强太阳光照下，在300 m范围内，平均信号光子数为0.8769，每像素背景噪声为4.0611光子，该系统实现了平均跟踪误差为0.6975像素（约9.66 cm），与基于空间相关的算法相比，精度提高了43.2%。最后，通过集成相控阵雷达，该系统将无人机的有效探测和跟踪距离延长至10公里，超越了现有激光雷达的能力。所提出的散斑抑制和鲁棒跟踪框架显着增强了激光雷达在复杂空域环境下运行的跟踪稳定性，为未来低空防御和空域安全应用提供了可行的理论基础和工程解决方案。</w:t>
+      </w:r>
+    </w:p>
+    <w:p>
+      <w:pPr>
+        <w:spacing w:before="120"/>
+      </w:pPr>
+      <w:r>
+        <w:rPr>
+          <w:rFonts w:ascii="Times New Roman" w:hAnsi="Times New Roman" w:eastAsia="宋体"/>
+          <w:b/>
+          <w:sz w:val="21"/>
+        </w:rPr>
+        <w:t>English Abstract:</w:t>
+      </w:r>
+    </w:p>
+    <w:p>
+      <w:r>
+        <w:rPr>
+          <w:rFonts w:ascii="Times New Roman" w:hAnsi="Times New Roman" w:eastAsia="宋体"/>
+          <w:sz w:val="21"/>
+        </w:rPr>
+        <w:t>With the large-scale deployment of unmanned aerial vehicles (UAVs), long-range, high-precision detection and tracking face severe challenges. Although Gm-APD-based single-photon LiDAR systems exhibit outstanding sensitivity under ultra-low SNR and weak echo conditions, the employment of multimode fiber (MMF) coupling to achieve high energy output tends to introduce strong speckle noise, which significantly degrades echo photons’ stability and imaging quality, thereby reducing the accuracy of target tracking. This study proposes a speckle suppression method that integrates MMF vibration with the time-domain RANSAC with spatial consistency enhancement (TRSCE) reconstruction algorithm, which combines temporal RANSAC and spatial neighborhood structural consistency. Additionally, an improved MeanShift-Kalman algorithm is proposed to achieve robust tracking of UAVs under low SNR. Monte Carlo simulations demonstrate that under an average single-pixel echo photon count of 0.4481 and an SNR of −6.85 dB , the speckle contrast within the target region decreases significantly from 0.7592 to 0.0748, corresponding to a reduction of 73.2%. In field experiments conducted under weak solar illumination and light fog, the proposed Gm-APD single-photon LiDAR system demonstrated robust tracking capability of UAV targets at a distance of 200 m. At an SNR of approximately −4.53 dB , with an average signal return of 1.0859 photons per target pixel and a background noise level of 3.0829 photons, the system achieved a mean tracking error of 0.6572 pixels (approximately 6.44 cm) and an inter-frame model similarity of 0.9764. Compared to publicly reported speckle suppression methods, the proposed approach reduced the tracking error by approximately 45.3%. Furthermore, at a range of 300 m under strong solar illumination, with an average signal-photon count of 0.8769 and background noise of 4.0611 photons per pixel, the system achieved a mean tracking error of 0.6975 pixels (approximately 9.66 cm), improving accuracy by 43.2% compared to spatial-correlation-based algorithms. Finally, by integrating phased-array radar, the system extends effective detection and tracking distances of UAVs to 10 km, surpassing existing LiDAR capabilities. The proposed speckle suppression and robust tracking framework significantly enhances tracking stability of LiDAR operating in complex airspace environments and provides a viable theoretical foundation and engineering solution for future low-altitude defense and airspace security applications.</w:t>
       </w:r>
     </w:p>
     <w:p>

--- a/Optical_Papers_260207.docx
+++ b/Optical_Papers_260207.docx
@@ -617,6 +617,119 @@
     </w:p>
     <w:p>
       <w:pPr>
+        <w:pStyle w:val="Heading2"/>
+      </w:pPr>
+      <w:r/>
+      <w:r>
+        <w:rPr>
+          <w:rFonts w:ascii="Times New Roman" w:hAnsi="Times New Roman" w:eastAsia="宋体"/>
+          <w:b/>
+          <w:color w:val="000000"/>
+          <w:sz w:val="24"/>
+        </w:rPr>
+        <w:t>从光感应太赫兹磁振子到电荷的相干转移</w:t>
+      </w:r>
+    </w:p>
+    <w:p>
+      <w:r>
+        <w:rPr>
+          <w:rFonts w:ascii="Times New Roman" w:hAnsi="Times New Roman" w:eastAsia="宋体"/>
+          <w:b/>
+          <w:color w:val="003264"/>
+          <w:sz w:val="24"/>
+        </w:rPr>
+        <w:t>Coherence transfer from optically induced THz magnons to charges</w:t>
+      </w:r>
+    </w:p>
+    <w:p>
+      <w:r>
+        <w:rPr>
+          <w:rFonts w:ascii="Times New Roman" w:hAnsi="Times New Roman" w:eastAsia="宋体"/>
+          <w:sz w:val="21"/>
+        </w:rPr>
+        <w:t>作者: Moritz Cimander, Volker Wiechert, Julian Bär, Takuya Satoh, Jörg Bünemann, Götz S. Uhrig, Davide Bossini</w:t>
+        <w:br/>
+      </w:r>
+      <w:r>
+        <w:rPr>
+          <w:rFonts w:ascii="Times New Roman" w:hAnsi="Times New Roman" w:eastAsia="宋体"/>
+          <w:sz w:val="21"/>
+        </w:rPr>
+        <w:t xml:space="preserve">时间: 2026-02-06 | </w:t>
+      </w:r>
+      <w:r>
+        <w:t xml:space="preserve">链接: </w:t>
+      </w:r>
+      <w:hyperlink r:id="rId96">
+        <w:r>
+          <w:rPr>
+            <w:rFonts w:ascii="Times New Roman" w:hAnsi="Times New Roman" w:eastAsia="宋体"/>
+            <w:color w:val="0000FF"/>
+            <w:sz w:val="21"/>
+            <w:u w:val="single"/>
+          </w:rPr>
+          <w:t>https://doi.org/10.1038/s41467-026-69261-y</w:t>
+        </w:r>
+      </w:hyperlink>
+    </w:p>
+    <w:p>
+      <w:pPr>
+        <w:spacing w:before="120"/>
+      </w:pPr>
+      <w:r>
+        <w:rPr>
+          <w:rFonts w:ascii="Times New Roman" w:hAnsi="Times New Roman" w:eastAsia="宋体"/>
+          <w:b/>
+          <w:sz w:val="21"/>
+        </w:rPr>
+        <w:t>中文摘要:</w:t>
+      </w:r>
+    </w:p>
+    <w:p>
+      <w:pPr>
+        <w:ind w:firstLine="360"/>
+      </w:pPr>
+      <w:r>
+        <w:rPr>
+          <w:rFonts w:ascii="Times New Roman" w:hAnsi="Times New Roman" w:eastAsia="宋体"/>
+          <w:sz w:val="21"/>
+        </w:rPr>
+        <w:t>摘要 数字经济、社会和政治越来越受到基于云的数据的影响。人工智能等变革性技术的进步对数据中心提出了前所未有的要求。这推动了人们对数据存储、操作和传输概念的强烈追求，这种概念甚至能够在太赫兹速率下运行，同时最大限度地减少能量耗散。集体自旋激发，即磁振子，已被提议作为节能的信息载体。一个关键的挑战涉及这种方法与普遍存在的 CMOS 技术的集成。此步骤需要一种将太赫兹相干磁振子转换为电荷信号的机制。在这里，我们通过光学响应演示了从光学驱动太赫兹磁振子到电荷的相干转移。我们确定了这种效应所需的条件，并制定了一个微观模型，无需对参数进行任何微调即可重现实验结果。这些发现为实现节能、高速信息技术提供了一条途径。</w:t>
+      </w:r>
+    </w:p>
+    <w:p>
+      <w:pPr>
+        <w:spacing w:before="120"/>
+      </w:pPr>
+      <w:r>
+        <w:rPr>
+          <w:rFonts w:ascii="Times New Roman" w:hAnsi="Times New Roman" w:eastAsia="宋体"/>
+          <w:b/>
+          <w:sz w:val="21"/>
+        </w:rPr>
+        <w:t>English Abstract:</w:t>
+      </w:r>
+    </w:p>
+    <w:p>
+      <w:r>
+        <w:rPr>
+          <w:rFonts w:ascii="Times New Roman" w:hAnsi="Times New Roman" w:eastAsia="宋体"/>
+          <w:sz w:val="21"/>
+        </w:rPr>
+        <w:t>Abstract The digital economy, society and politics are increasingly shaped by cloud-based data. The advancement of transformative technologies, such as artificial intelligence, is placing unprecedented demands on data centres. This has driven an intense pursuit of a concept for data storage, manipulation and transfer able to operate even at THz rates while minimizing energy dissipation. Collective spin excitations, namely magnons, have been proposed as energy-efficient information carriers. A critical challenge concerns the integration of this approach with the ubiquitous CMOS technology. This step requires a mechanism to convert THz coherent magnons into a charge signal. Here we demonstrate the coherence transfer from optically driven THz magnons to charges in terms of an optical response. We identify the conditions necessary for this effect and formulate a microscopic model reproducing the experimental results without any fine-tuning of the parameters. These findings offer a pathway toward an energy-efficient, high-speed information technology.</w:t>
+      </w:r>
+    </w:p>
+    <w:p>
+      <w:r>
+        <w:rPr>
+          <w:rFonts w:ascii="Times New Roman" w:hAnsi="Times New Roman" w:eastAsia="宋体"/>
+          <w:sz w:val="21"/>
+        </w:rPr>
+        <w:t>__________________________________________________</w:t>
+      </w:r>
+    </w:p>
+    <w:p>
+      <w:pPr>
         <w:pStyle w:val="Heading1"/>
       </w:pPr>
       <w:r>
@@ -5385,6 +5498,345 @@
     </w:p>
     <w:p>
       <w:pPr>
+        <w:pStyle w:val="Heading2"/>
+      </w:pPr>
+      <w:r/>
+      <w:r>
+        <w:rPr>
+          <w:rFonts w:ascii="Times New Roman" w:hAnsi="Times New Roman" w:eastAsia="宋体"/>
+          <w:b/>
+          <w:color w:val="000000"/>
+          <w:sz w:val="24"/>
+        </w:rPr>
+        <w:t>Janus纳米粒子功能化的细菌纳米纤维素膜：制备及其在鸡肉保鲜和安全中的应用</w:t>
+      </w:r>
+    </w:p>
+    <w:p>
+      <w:r>
+        <w:rPr>
+          <w:rFonts w:ascii="Times New Roman" w:hAnsi="Times New Roman" w:eastAsia="宋体"/>
+          <w:b/>
+          <w:color w:val="003264"/>
+          <w:sz w:val="24"/>
+        </w:rPr>
+        <w:t>Bacterial nanocellulose films functionalized with Janus nanoparticles: Preparation and application in chicken meat preservation and safety</w:t>
+      </w:r>
+    </w:p>
+    <w:p>
+      <w:r>
+        <w:rPr>
+          <w:rFonts w:ascii="Times New Roman" w:hAnsi="Times New Roman" w:eastAsia="宋体"/>
+          <w:sz w:val="21"/>
+        </w:rPr>
+        <w:t>作者: Negar Alizadeh, Mehran Moradi, Rahim Molaei, Roghayieh Razavi</w:t>
+        <w:br/>
+      </w:r>
+      <w:r>
+        <w:rPr>
+          <w:rFonts w:ascii="Times New Roman" w:hAnsi="Times New Roman" w:eastAsia="宋体"/>
+          <w:sz w:val="21"/>
+        </w:rPr>
+        <w:t xml:space="preserve">时间: 2026-02-06 | </w:t>
+      </w:r>
+      <w:r>
+        <w:t xml:space="preserve">链接: </w:t>
+      </w:r>
+      <w:hyperlink r:id="rId97">
+        <w:r>
+          <w:rPr>
+            <w:rFonts w:ascii="Times New Roman" w:hAnsi="Times New Roman" w:eastAsia="宋体"/>
+            <w:color w:val="0000FF"/>
+            <w:sz w:val="21"/>
+            <w:u w:val="single"/>
+          </w:rPr>
+          <w:t>https://doi.org/10.1038/s41598-026-39029-x</w:t>
+        </w:r>
+      </w:hyperlink>
+    </w:p>
+    <w:p>
+      <w:pPr>
+        <w:spacing w:before="120"/>
+      </w:pPr>
+      <w:r>
+        <w:rPr>
+          <w:rFonts w:ascii="Times New Roman" w:hAnsi="Times New Roman" w:eastAsia="宋体"/>
+          <w:b/>
+          <w:sz w:val="21"/>
+        </w:rPr>
+        <w:t>中文摘要:</w:t>
+      </w:r>
+    </w:p>
+    <w:p>
+      <w:pPr>
+        <w:ind w:firstLine="360"/>
+      </w:pPr>
+      <w:r>
+        <w:rPr>
+          <w:rFonts w:ascii="Times New Roman" w:hAnsi="Times New Roman" w:eastAsia="宋体"/>
+          <w:sz w:val="21"/>
+        </w:rPr>
+        <w:t>Janus 纳米粒子 (JPs) 由疏水性碳点和羧甲基纤维素通过异位法制备，并以 0.01%、0.02% 和 0.03% 的浓度掺入细菌纳米纤维素 (BNC) 膜中。细胞毒性试验表明，JPs 仅在浓度高于 5 mg/mL 时才对人胃癌细胞产生毒性作用。傅里叶变换红外光谱证实了 JP 的成功合并，且不干扰 BNC 网络。 JPs的掺入降低了薄膜的拉伸强度和断裂伸长率，但以浓度依赖性方式提高了BNC的自由基清除活性。含有0.01％、0.02％和0.03％JP的BNC膜对鼠伤寒沙门氏菌的抑菌圈直径分别为17.1mm、20.7mm和27.5mm。应用于鸡胸肉后，所有处理过的样品均表现出对鼠伤寒沙门氏菌的抑制作用，如第 16 天没有检测到的水平所示。对于 BNC-JPs 样品，观察到嗜温细菌计数显着减少，在 JP 0.01%、0.02% 和 0.03% 时，减少了 3.2、4.6 和 5.6 log₁₀ CFU/g，分别。 BNC-JPs 处理的样品还具有较低的挥发性含氮化合物和脂质氧化水平。这些发现凸显了 BNC-JP 薄膜作为具有商业潜力的绿色活性食品包装材料的潜力。</w:t>
+      </w:r>
+    </w:p>
+    <w:p>
+      <w:pPr>
+        <w:spacing w:before="120"/>
+      </w:pPr>
+      <w:r>
+        <w:rPr>
+          <w:rFonts w:ascii="Times New Roman" w:hAnsi="Times New Roman" w:eastAsia="宋体"/>
+          <w:b/>
+          <w:sz w:val="21"/>
+        </w:rPr>
+        <w:t>English Abstract:</w:t>
+      </w:r>
+    </w:p>
+    <w:p>
+      <w:r>
+        <w:rPr>
+          <w:rFonts w:ascii="Times New Roman" w:hAnsi="Times New Roman" w:eastAsia="宋体"/>
+          <w:sz w:val="21"/>
+        </w:rPr>
+        <w:t>Janus nanoparticles (JPs) were prepared from hydrophobic carbon dots and carboxymethylcellulose via an ex-situ method, and incorporated into bacterial nanocellulose (BNC) films at concentrations of 0.01%, 0.02%, and 0.03%. Cytotoxicity test revealed a toxic effect of JPs on human gastric cancer cells only at concentrations above 5 mg/mL. Fourier transform infrared spectroscopy confirmed the successful incorporation of JPs without interfering with BNC network. JPs incorporation reduced the tensile strength and elongation at break of the films but improved the radical scavenging activity of BNC in a concentration-dependent manner. The diameters of inhibition zones for BNC films containing 0.01%, 0.02%, and 0.03% JPs against Salmonella Typhimurium were 17.1 mm, 20.7 mm, and 27.5 mm, respectively. Upon application to chicken breast meat, all treated samples exhibited an inhibitory effect on S. Typhimurium, as indicated by the absence of detectable levels on day 16. For BNC-JPs samples, a notable decrease in mesophilic bacterial counts was observed, representing reductions of 3.2, 4.6, and 5.6 log₁₀ CFU/g at JP 0.01%, 0.02%, and 0.03%, respectively. The BNC-JPs-treated samples also had lower volatile nitrogenous compounds and lipid oxidation levels. These findings highlight the potential of BNC-JPs films as green, active food packaging materials with commercial potential.</w:t>
+      </w:r>
+    </w:p>
+    <w:p>
+      <w:r>
+        <w:rPr>
+          <w:rFonts w:ascii="Times New Roman" w:hAnsi="Times New Roman" w:eastAsia="宋体"/>
+          <w:sz w:val="21"/>
+        </w:rPr>
+        <w:t>__________________________________________________</w:t>
+      </w:r>
+    </w:p>
+    <w:p>
+      <w:pPr>
+        <w:pStyle w:val="Heading2"/>
+      </w:pPr>
+      <w:r/>
+      <w:r>
+        <w:rPr>
+          <w:rFonts w:ascii="Times New Roman" w:hAnsi="Times New Roman" w:eastAsia="宋体"/>
+          <w:b/>
+          <w:color w:val="000000"/>
+          <w:sz w:val="24"/>
+        </w:rPr>
+        <w:t>基于结构的建模揭示了 CYP153A6 对甲苯衍生物的新颖活性的分子基础</w:t>
+      </w:r>
+    </w:p>
+    <w:p>
+      <w:r>
+        <w:rPr>
+          <w:rFonts w:ascii="Times New Roman" w:hAnsi="Times New Roman" w:eastAsia="宋体"/>
+          <w:b/>
+          <w:color w:val="003264"/>
+          <w:sz w:val="24"/>
+        </w:rPr>
+        <w:t>Structure-based modeling reveals molecular basis for CYP153A6’s novel activity toward toluene derivatives</w:t>
+      </w:r>
+    </w:p>
+    <w:p>
+      <w:r>
+        <w:rPr>
+          <w:rFonts w:ascii="Times New Roman" w:hAnsi="Times New Roman" w:eastAsia="宋体"/>
+          <w:sz w:val="21"/>
+        </w:rPr>
+        <w:t>作者: Yao Wei, Silvia Donzella, Sara Foiadelli, Francesco Molinari, Uliano Guerrini, Ivano Eberini</w:t>
+        <w:br/>
+      </w:r>
+      <w:r>
+        <w:rPr>
+          <w:rFonts w:ascii="Times New Roman" w:hAnsi="Times New Roman" w:eastAsia="宋体"/>
+          <w:sz w:val="21"/>
+        </w:rPr>
+        <w:t xml:space="preserve">时间: 2026-02-06 | </w:t>
+      </w:r>
+      <w:r>
+        <w:t xml:space="preserve">链接: </w:t>
+      </w:r>
+      <w:hyperlink r:id="rId98">
+        <w:r>
+          <w:rPr>
+            <w:rFonts w:ascii="Times New Roman" w:hAnsi="Times New Roman" w:eastAsia="宋体"/>
+            <w:color w:val="0000FF"/>
+            <w:sz w:val="21"/>
+            <w:u w:val="single"/>
+          </w:rPr>
+          <w:t>https://doi.org/10.1038/s41598-026-38986-7</w:t>
+        </w:r>
+      </w:hyperlink>
+    </w:p>
+    <w:p>
+      <w:pPr>
+        <w:spacing w:before="120"/>
+      </w:pPr>
+      <w:r>
+        <w:rPr>
+          <w:rFonts w:ascii="Times New Roman" w:hAnsi="Times New Roman" w:eastAsia="宋体"/>
+          <w:b/>
+          <w:sz w:val="21"/>
+        </w:rPr>
+        <w:t>中文摘要:</w:t>
+      </w:r>
+    </w:p>
+    <w:p>
+      <w:pPr>
+        <w:ind w:firstLine="360"/>
+      </w:pPr>
+      <w:r>
+        <w:rPr>
+          <w:rFonts w:ascii="Times New Roman" w:hAnsi="Times New Roman" w:eastAsia="宋体"/>
+          <w:sz w:val="21"/>
+        </w:rPr>
+        <w:t>来自分枝杆菌的 CYP153A6。菌株 HXN-1500 是一种单加氧酶，可催化各种烷烃中末端甲基的选择性羟基化。本研究探讨了 CYP153A6 对一组甲苯衍生物的活性以及潜在的分子识别。使用全细胞和无细胞提取物进行的 CYP153A6 活性的初步体内评估显示，具有非极性或弱极性取代基的甲苯衍生物可有效转化，而带有更多极性基团的衍生物则没有观察到可检测到的活性。建立并验证了 CYP153A6 3D 结构的同源模型，揭示了关键的结构特征和分子隧道。使用整体对接策略来确定最有效的对接设置。分子动力学模拟和结合自由能计算进一步证实了活性位点的疏水性。 QM/MM 计算支持了对氯甲苯和对硝基甲苯之间观察到的不同反应性。芳环上带有羟基或硝基的甲苯衍生物表现出降低的结合亲和力，在甲基和酶的血红素铁中心之间采用不利的方向和非生产性距离。这些计算结果与实验数据一致。总体而言，本研究为 CYP153A6 分子识别机制提供了有价值的见解，并为未来蛋白质工程扩展 CYP153A6 酶底物范围和/或提高产品产量奠定了坚实的基础。</w:t>
+      </w:r>
+    </w:p>
+    <w:p>
+      <w:pPr>
+        <w:spacing w:before="120"/>
+      </w:pPr>
+      <w:r>
+        <w:rPr>
+          <w:rFonts w:ascii="Times New Roman" w:hAnsi="Times New Roman" w:eastAsia="宋体"/>
+          <w:b/>
+          <w:sz w:val="21"/>
+        </w:rPr>
+        <w:t>English Abstract:</w:t>
+      </w:r>
+    </w:p>
+    <w:p>
+      <w:r>
+        <w:rPr>
+          <w:rFonts w:ascii="Times New Roman" w:hAnsi="Times New Roman" w:eastAsia="宋体"/>
+          <w:sz w:val="21"/>
+        </w:rPr>
+        <w:t>CYP153A6 from Mycobacterium sp. strain HXN-1500 is a monooxygenase that catalyzes the selective hydroxylation of terminal methyl groups in various alkanes. This study explored CYP153A6 activity towards a set of toluene derivatives, along with the underlying molecular recognition. Initial in vivo evaluation of CYP153A6 activity, conducted using both whole cells and cell-free extracts, showed efficient conversion of toluene derivatives with apolar or slightly polar substituents, while no detectable activity was observed for derivatives bearing more polar groups. A homology model of CYP153A6 3D structure was built and validated, revealing key structural features and molecular tunnels. An ensemble docking strategy was used to identify the most effective docking setup. Molecular dynamics simulations and binding free energy calculations further confirmed the hydrophobic nature of the active site. QM/MM calculations supported the different reactivity observed between p-chlorotoluene and p-nitrotoluene. Toluene derivatives bearing a hydroxyl or nitro group on the aromatic ring exhibit reduced binding affinity, adopting unfavorable orientations and non-productive distances between the methyl group and the enzyme’s heme iron center. These computational findings agree with experimental data. Overall, this study provides valuable insights into CYP153A6 molecular recognition mechanism and lay a strong foundation for future protein engineering to extend CYP153A6 enzyme substrate scope and/or enhance the product yield.</w:t>
+      </w:r>
+    </w:p>
+    <w:p>
+      <w:r>
+        <w:rPr>
+          <w:rFonts w:ascii="Times New Roman" w:hAnsi="Times New Roman" w:eastAsia="宋体"/>
+          <w:sz w:val="21"/>
+        </w:rPr>
+        <w:t>__________________________________________________</w:t>
+      </w:r>
+    </w:p>
+    <w:p>
+      <w:pPr>
+        <w:pStyle w:val="Heading2"/>
+      </w:pPr>
+      <w:r/>
+      <w:r>
+        <w:rPr>
+          <w:rFonts w:ascii="Times New Roman" w:hAnsi="Times New Roman" w:eastAsia="宋体"/>
+          <w:b/>
+          <w:color w:val="000000"/>
+          <w:sz w:val="24"/>
+        </w:rPr>
+        <w:t>来自马来西亚多种族队列的服用达比加群的心房颤动患者的 ABCB1 和 CES1 的药物基因组学分析</w:t>
+      </w:r>
+    </w:p>
+    <w:p>
+      <w:r>
+        <w:rPr>
+          <w:rFonts w:ascii="Times New Roman" w:hAnsi="Times New Roman" w:eastAsia="宋体"/>
+          <w:b/>
+          <w:color w:val="003264"/>
+          <w:sz w:val="24"/>
+        </w:rPr>
+        <w:t>Pharmacogenomic profiling of ABCB1 and CES1 in atrial fibrillation patients on dabigatran from a multiethnic Malaysian cohort</w:t>
+      </w:r>
+    </w:p>
+    <w:p>
+      <w:r>
+        <w:rPr>
+          <w:rFonts w:ascii="Times New Roman" w:hAnsi="Times New Roman" w:eastAsia="宋体"/>
+          <w:sz w:val="21"/>
+        </w:rPr>
+        <w:t>作者: Shirley Siang Ning Tan, Edmund Ui-Hang Sim, Timothy Adrian Jinam, Melissa Siaw Han Lim, Cassandra Sheau Mei Chee, Lawrence Anchah, Saiful Shakirin Rosli, Beatrice Bangie Desmond Sateng, Jerry Gerunsin, Lee Len Tiong, Alan Yean Yip Fong</w:t>
+        <w:br/>
+      </w:r>
+      <w:r>
+        <w:rPr>
+          <w:rFonts w:ascii="Times New Roman" w:hAnsi="Times New Roman" w:eastAsia="宋体"/>
+          <w:sz w:val="21"/>
+        </w:rPr>
+        <w:t xml:space="preserve">时间: 2026-02-06 | </w:t>
+      </w:r>
+      <w:r>
+        <w:t xml:space="preserve">链接: </w:t>
+      </w:r>
+      <w:hyperlink r:id="rId99">
+        <w:r>
+          <w:rPr>
+            <w:rFonts w:ascii="Times New Roman" w:hAnsi="Times New Roman" w:eastAsia="宋体"/>
+            <w:color w:val="0000FF"/>
+            <w:sz w:val="21"/>
+            <w:u w:val="single"/>
+          </w:rPr>
+          <w:t>https://doi.org/10.1038/s41598-026-38856-2</w:t>
+        </w:r>
+      </w:hyperlink>
+    </w:p>
+    <w:p>
+      <w:pPr>
+        <w:spacing w:before="120"/>
+      </w:pPr>
+      <w:r>
+        <w:rPr>
+          <w:rFonts w:ascii="Times New Roman" w:hAnsi="Times New Roman" w:eastAsia="宋体"/>
+          <w:b/>
+          <w:sz w:val="21"/>
+        </w:rPr>
+        <w:t>中文摘要:</w:t>
+      </w:r>
+    </w:p>
+    <w:p>
+      <w:pPr>
+        <w:ind w:firstLine="360"/>
+      </w:pPr>
+      <w:r>
+        <w:rPr>
+          <w:rFonts w:ascii="Times New Roman" w:hAnsi="Times New Roman" w:eastAsia="宋体"/>
+          <w:sz w:val="21"/>
+        </w:rPr>
+        <w:t>由于其疗效和安全性，直接口服抗凝剂 (DOAC) 是治疗房颤 (AF) 的首选药物，但反应的变异性引起了人们对固定剂量方案的担忧。本研究在马来西亚多种族队列中调查了 ABCB1 和 CES1 基因多态性与达比加群谷药物水平 (DL)、凝血时间 (CT) 和临床结果之间的关联。使用 Illumina MiSeq 平台对总共 180 名达比加群 AF 患者的 ABCB1 和 CES1 基因的全长进行了测序。分别通过 LC-MS/MS 和粘弹性测定 (Clotpro®) 测量达比加群的谷浓度和凝血时间。对患者进行为期一年的随访，以评估主要不良心脑血管事件（MACCE）。平均达比加群水平为 34.7 ± 45.4 ng/ml（CV：130%），凝血时间为 374.6 ± 207.9 s（CV：55.5%）。谷值水平与凝血时间显着相关（r = 0.663，p &lt; 0.001）。 ABCB1 和 CES1 中的多个非编码变体显示出与药物水平 (35 个 SNP) 和/或凝血时间 (32 个 SNP) 的名义关联（未经调整的 p &lt; 0.05），尽管在错误发现率校正后没有一个保持统计学显着性。共有 17 个 SNP 重叠，并且与两者相关。总体而言，这些发现表明非编码调控变异可能导致达比加群药代动力学和药效学的个体间变异，但结果是探索性的，需要在更大的队列中复制。这项研究强调了人群特异性药物基因组学研究对于未来个性化抗凝策略研究的重要性。</w:t>
+      </w:r>
+    </w:p>
+    <w:p>
+      <w:pPr>
+        <w:spacing w:before="120"/>
+      </w:pPr>
+      <w:r>
+        <w:rPr>
+          <w:rFonts w:ascii="Times New Roman" w:hAnsi="Times New Roman" w:eastAsia="宋体"/>
+          <w:b/>
+          <w:sz w:val="21"/>
+        </w:rPr>
+        <w:t>English Abstract:</w:t>
+      </w:r>
+    </w:p>
+    <w:p>
+      <w:r>
+        <w:rPr>
+          <w:rFonts w:ascii="Times New Roman" w:hAnsi="Times New Roman" w:eastAsia="宋体"/>
+          <w:sz w:val="21"/>
+        </w:rPr>
+        <w:t>Direct oral anticoagulants (DOACs) are preferred for atrial fibrillation (AF) due to their efficacy and safety, though response variabilities raises concerns about fixed-dose regimens. This study investigates the association between ABCB1 and CES1 genetic polymorphisms with Dabigatran trough drug levels (DL), clotting time (CT), and clinical outcomes in a multiethnic Malaysian cohort. A total of 180 AF patients in Dabigatran were sequenced across the entire length of ABCB1 and CES1 genes using the Illumina MiSeq platform. Trough Dabigatran levels and clotting time were measured by LC-MS/MS and viscoelastic assay (Clotpro®), respectively. Patients were followed up for one year to assess major adverse cardiovascular and cerebrovascular events (MACCE). The mean dabigatran level was 34.7 ± 45.4 ng/ml (CV: 130%), and clotting time was 374.6 ± 207.9 s (CV: 55.5%). Trough levels were significantly correlated with clotting time (r = 0.663, p &lt; 0.001). Multiple non-coding variants in ABCB1 and CES1 showed nominal associations (unadjusted p &lt; 0.05) with drug level (35 SNPs) and/or clotting time (32 SNPs), although none remained statistically significant after false discovery rate correction. A total of 17 SNPs overlapped, and were associated with both. Overall, these findings suggest that non-coding regulatory variation may contribute to inter-individual variability in dabigatran pharmacokinetics and pharmacodynamics, but the results are exploratory and require replication in larger cohorts. This study highlights the importance of population-specific pharmacogenomic research for future investigations on personalized anticoagulation strategies.</w:t>
+      </w:r>
+    </w:p>
+    <w:p>
+      <w:r>
+        <w:rPr>
+          <w:rFonts w:ascii="Times New Roman" w:hAnsi="Times New Roman" w:eastAsia="宋体"/>
+          <w:sz w:val="21"/>
+        </w:rPr>
+        <w:t>__________________________________________________</w:t>
+      </w:r>
+    </w:p>
+    <w:p>
+      <w:pPr>
         <w:pStyle w:val="Heading1"/>
       </w:pPr>
       <w:r>
@@ -6311,6 +6763,232 @@
     </w:p>
     <w:p>
       <w:pPr>
+        <w:pStyle w:val="Heading2"/>
+      </w:pPr>
+      <w:r/>
+      <w:r>
+        <w:rPr>
+          <w:rFonts w:ascii="Times New Roman" w:hAnsi="Times New Roman" w:eastAsia="宋体"/>
+          <w:b/>
+          <w:color w:val="000000"/>
+          <w:sz w:val="24"/>
+        </w:rPr>
+        <w:t>用于U2G自由空间光通信的具有混合开关技术的光纤阵列波束形成和调制方案</w:t>
+      </w:r>
+    </w:p>
+    <w:p>
+      <w:r>
+        <w:rPr>
+          <w:rFonts w:ascii="Times New Roman" w:hAnsi="Times New Roman" w:eastAsia="宋体"/>
+          <w:b/>
+          <w:color w:val="003264"/>
+          <w:sz w:val="24"/>
+        </w:rPr>
+        <w:t>Fiber-array beamforming and modulation scheme with hybrid switching techniques for U2G-free space optical communication</w:t>
+      </w:r>
+    </w:p>
+    <w:p>
+      <w:r>
+        <w:rPr>
+          <w:rFonts w:ascii="Times New Roman" w:hAnsi="Times New Roman" w:eastAsia="宋体"/>
+          <w:sz w:val="21"/>
+        </w:rPr>
+        <w:t>作者: Tanzeel Ur Rahman, Guijun Li, Farman Ali, Adnan Daud Khan, Akhtar Rehman, Zhengbiao Ouyang, Haleem Afsar, Ali Alshamrani, Mardeni Roslee</w:t>
+        <w:br/>
+      </w:r>
+      <w:r>
+        <w:rPr>
+          <w:rFonts w:ascii="Times New Roman" w:hAnsi="Times New Roman" w:eastAsia="宋体"/>
+          <w:sz w:val="21"/>
+        </w:rPr>
+        <w:t xml:space="preserve">时间: 2026-06-01 | </w:t>
+      </w:r>
+      <w:r>
+        <w:t xml:space="preserve">链接: </w:t>
+      </w:r>
+      <w:hyperlink r:id="rId100">
+        <w:r>
+          <w:rPr>
+            <w:rFonts w:ascii="Times New Roman" w:hAnsi="Times New Roman" w:eastAsia="宋体"/>
+            <w:color w:val="0000FF"/>
+            <w:sz w:val="21"/>
+            <w:u w:val="single"/>
+          </w:rPr>
+          <w:t>https://doi.org/10.1016/j.optlastec.2026.114787</w:t>
+        </w:r>
+      </w:hyperlink>
+    </w:p>
+    <w:p>
+      <w:pPr>
+        <w:spacing w:before="120"/>
+      </w:pPr>
+      <w:r>
+        <w:rPr>
+          <w:rFonts w:ascii="Times New Roman" w:hAnsi="Times New Roman" w:eastAsia="宋体"/>
+          <w:b/>
+          <w:sz w:val="21"/>
+        </w:rPr>
+        <w:t>中文摘要:</w:t>
+      </w:r>
+    </w:p>
+    <w:p>
+      <w:pPr>
+        <w:ind w:firstLine="360"/>
+      </w:pPr>
+      <w:r>
+        <w:rPr>
+          <w:rFonts w:ascii="Times New Roman" w:hAnsi="Times New Roman" w:eastAsia="宋体"/>
+          <w:sz w:val="21"/>
+        </w:rPr>
+        <w:t>（摘要暂缺，等待官方补全）</w:t>
+      </w:r>
+    </w:p>
+    <w:p>
+      <w:pPr>
+        <w:spacing w:before="120"/>
+      </w:pPr>
+      <w:r>
+        <w:rPr>
+          <w:rFonts w:ascii="Times New Roman" w:hAnsi="Times New Roman" w:eastAsia="宋体"/>
+          <w:b/>
+          <w:sz w:val="21"/>
+        </w:rPr>
+        <w:t>English Abstract:</w:t>
+      </w:r>
+    </w:p>
+    <w:p>
+      <w:r>
+        <w:rPr>
+          <w:rFonts w:ascii="Times New Roman" w:hAnsi="Times New Roman" w:eastAsia="宋体"/>
+          <w:sz w:val="21"/>
+        </w:rPr>
+        <w:t>Abstract not available.</w:t>
+      </w:r>
+    </w:p>
+    <w:p>
+      <w:r>
+        <w:rPr>
+          <w:rFonts w:ascii="Times New Roman" w:hAnsi="Times New Roman" w:eastAsia="宋体"/>
+          <w:sz w:val="21"/>
+        </w:rPr>
+        <w:t>__________________________________________________</w:t>
+      </w:r>
+    </w:p>
+    <w:p>
+      <w:pPr>
+        <w:pStyle w:val="Heading2"/>
+      </w:pPr>
+      <w:r/>
+      <w:r>
+        <w:rPr>
+          <w:rFonts w:ascii="Times New Roman" w:hAnsi="Times New Roman" w:eastAsia="宋体"/>
+          <w:b/>
+          <w:color w:val="000000"/>
+          <w:sz w:val="24"/>
+        </w:rPr>
+        <w:t>采用 CS-PMAA 功能的气球形 Mach-Zehnder 光纤传感器，用于水中痕量 Cr(VI) 检测</w:t>
+      </w:r>
+    </w:p>
+    <w:p>
+      <w:r>
+        <w:rPr>
+          <w:rFonts w:ascii="Times New Roman" w:hAnsi="Times New Roman" w:eastAsia="宋体"/>
+          <w:b/>
+          <w:color w:val="003264"/>
+          <w:sz w:val="24"/>
+        </w:rPr>
+        <w:t>Balloon-Shaped Mach-Zehnder fiber sensor functionalized with CS-PMAA for trace Cr(VI) detection in water</w:t>
+      </w:r>
+    </w:p>
+    <w:p>
+      <w:r>
+        <w:rPr>
+          <w:rFonts w:ascii="Times New Roman" w:hAnsi="Times New Roman" w:eastAsia="宋体"/>
+          <w:sz w:val="21"/>
+        </w:rPr>
+        <w:t>作者: Jingkun Shi, Wenlong Yang, Yuanyuan Ren, Yu Wang, Liuyang Zhang, Shuang Yu, Rui Pan, Dong Yan, Wenjie Zhao</w:t>
+        <w:br/>
+      </w:r>
+      <w:r>
+        <w:rPr>
+          <w:rFonts w:ascii="Times New Roman" w:hAnsi="Times New Roman" w:eastAsia="宋体"/>
+          <w:sz w:val="21"/>
+        </w:rPr>
+        <w:t xml:space="preserve">时间: 2026-06-01 | </w:t>
+      </w:r>
+      <w:r>
+        <w:t xml:space="preserve">链接: </w:t>
+      </w:r>
+      <w:hyperlink r:id="rId101">
+        <w:r>
+          <w:rPr>
+            <w:rFonts w:ascii="Times New Roman" w:hAnsi="Times New Roman" w:eastAsia="宋体"/>
+            <w:color w:val="0000FF"/>
+            <w:sz w:val="21"/>
+            <w:u w:val="single"/>
+          </w:rPr>
+          <w:t>https://doi.org/10.1016/j.optlastec.2026.114905</w:t>
+        </w:r>
+      </w:hyperlink>
+    </w:p>
+    <w:p>
+      <w:pPr>
+        <w:spacing w:before="120"/>
+      </w:pPr>
+      <w:r>
+        <w:rPr>
+          <w:rFonts w:ascii="Times New Roman" w:hAnsi="Times New Roman" w:eastAsia="宋体"/>
+          <w:b/>
+          <w:sz w:val="21"/>
+        </w:rPr>
+        <w:t>中文摘要:</w:t>
+      </w:r>
+    </w:p>
+    <w:p>
+      <w:pPr>
+        <w:ind w:firstLine="360"/>
+      </w:pPr>
+      <w:r>
+        <w:rPr>
+          <w:rFonts w:ascii="Times New Roman" w:hAnsi="Times New Roman" w:eastAsia="宋体"/>
+          <w:sz w:val="21"/>
+        </w:rPr>
+        <w:t>（摘要暂缺，等待官方补全）</w:t>
+      </w:r>
+    </w:p>
+    <w:p>
+      <w:pPr>
+        <w:spacing w:before="120"/>
+      </w:pPr>
+      <w:r>
+        <w:rPr>
+          <w:rFonts w:ascii="Times New Roman" w:hAnsi="Times New Roman" w:eastAsia="宋体"/>
+          <w:b/>
+          <w:sz w:val="21"/>
+        </w:rPr>
+        <w:t>English Abstract:</w:t>
+      </w:r>
+    </w:p>
+    <w:p>
+      <w:r>
+        <w:rPr>
+          <w:rFonts w:ascii="Times New Roman" w:hAnsi="Times New Roman" w:eastAsia="宋体"/>
+          <w:sz w:val="21"/>
+        </w:rPr>
+        <w:t>Abstract not available.</w:t>
+      </w:r>
+    </w:p>
+    <w:p>
+      <w:r>
+        <w:rPr>
+          <w:rFonts w:ascii="Times New Roman" w:hAnsi="Times New Roman" w:eastAsia="宋体"/>
+          <w:sz w:val="21"/>
+        </w:rPr>
+        <w:t>__________________________________________________</w:t>
+      </w:r>
+    </w:p>
+    <w:p>
+      <w:pPr>
         <w:pStyle w:val="Heading1"/>
       </w:pPr>
       <w:r>
@@ -6672,6 +7350,119 @@
     </w:p>
     <w:p>
       <w:pPr>
+        <w:pStyle w:val="Heading2"/>
+      </w:pPr>
+      <w:r/>
+      <w:r>
+        <w:rPr>
+          <w:rFonts w:ascii="Times New Roman" w:hAnsi="Times New Roman" w:eastAsia="宋体"/>
+          <w:b/>
+          <w:color w:val="000000"/>
+          <w:sz w:val="24"/>
+        </w:rPr>
+        <w:t>利用手性元原子实现任意线偏振转换和波前调制</w:t>
+      </w:r>
+    </w:p>
+    <w:p>
+      <w:r>
+        <w:rPr>
+          <w:rFonts w:ascii="Times New Roman" w:hAnsi="Times New Roman" w:eastAsia="宋体"/>
+          <w:b/>
+          <w:color w:val="003264"/>
+          <w:sz w:val="24"/>
+        </w:rPr>
+        <w:t>Realization of arbitrary linear polarization conversion and wavefront modulation using chiral meta-atoms</w:t>
+      </w:r>
+    </w:p>
+    <w:p>
+      <w:r>
+        <w:rPr>
+          <w:rFonts w:ascii="Times New Roman" w:hAnsi="Times New Roman" w:eastAsia="宋体"/>
+          <w:sz w:val="21"/>
+        </w:rPr>
+        <w:t>作者: Yijun Fu, Zhengyong Song</w:t>
+        <w:br/>
+      </w:r>
+      <w:r>
+        <w:rPr>
+          <w:rFonts w:ascii="Times New Roman" w:hAnsi="Times New Roman" w:eastAsia="宋体"/>
+          <w:sz w:val="21"/>
+        </w:rPr>
+        <w:t xml:space="preserve">时间: 2026-06-01 | </w:t>
+      </w:r>
+      <w:r>
+        <w:t xml:space="preserve">链接: </w:t>
+      </w:r>
+      <w:hyperlink r:id="rId102">
+        <w:r>
+          <w:rPr>
+            <w:rFonts w:ascii="Times New Roman" w:hAnsi="Times New Roman" w:eastAsia="宋体"/>
+            <w:color w:val="0000FF"/>
+            <w:sz w:val="21"/>
+            <w:u w:val="single"/>
+          </w:rPr>
+          <w:t>https://doi.org/10.1016/j.optlaseng.2026.109673</w:t>
+        </w:r>
+      </w:hyperlink>
+    </w:p>
+    <w:p>
+      <w:pPr>
+        <w:spacing w:before="120"/>
+      </w:pPr>
+      <w:r>
+        <w:rPr>
+          <w:rFonts w:ascii="Times New Roman" w:hAnsi="Times New Roman" w:eastAsia="宋体"/>
+          <w:b/>
+          <w:sz w:val="21"/>
+        </w:rPr>
+        <w:t>中文摘要:</w:t>
+      </w:r>
+    </w:p>
+    <w:p>
+      <w:pPr>
+        <w:ind w:firstLine="360"/>
+      </w:pPr>
+      <w:r>
+        <w:rPr>
+          <w:rFonts w:ascii="Times New Roman" w:hAnsi="Times New Roman" w:eastAsia="宋体"/>
+          <w:sz w:val="21"/>
+        </w:rPr>
+        <w:t>（摘要暂缺，等待官方补全）</w:t>
+      </w:r>
+    </w:p>
+    <w:p>
+      <w:pPr>
+        <w:spacing w:before="120"/>
+      </w:pPr>
+      <w:r>
+        <w:rPr>
+          <w:rFonts w:ascii="Times New Roman" w:hAnsi="Times New Roman" w:eastAsia="宋体"/>
+          <w:b/>
+          <w:sz w:val="21"/>
+        </w:rPr>
+        <w:t>English Abstract:</w:t>
+      </w:r>
+    </w:p>
+    <w:p>
+      <w:r>
+        <w:rPr>
+          <w:rFonts w:ascii="Times New Roman" w:hAnsi="Times New Roman" w:eastAsia="宋体"/>
+          <w:sz w:val="21"/>
+        </w:rPr>
+        <w:t>Abstract not available.</w:t>
+      </w:r>
+    </w:p>
+    <w:p>
+      <w:r>
+        <w:rPr>
+          <w:rFonts w:ascii="Times New Roman" w:hAnsi="Times New Roman" w:eastAsia="宋体"/>
+          <w:sz w:val="21"/>
+        </w:rPr>
+        <w:t>__________________________________________________</w:t>
+      </w:r>
+    </w:p>
+    <w:p>
+      <w:pPr>
         <w:pStyle w:val="Heading1"/>
       </w:pPr>
       <w:r>
@@ -10021,6 +10812,502 @@
           <w:sz w:val="21"/>
         </w:rPr>
         <w:t>With the large-scale deployment of unmanned aerial vehicles (UAVs), long-range, high-precision detection and tracking face severe challenges. Although Gm-APD-based single-photon LiDAR systems exhibit outstanding sensitivity under ultra-low SNR and weak echo conditions, the employment of multimode fiber (MMF) coupling to achieve high energy output tends to introduce strong speckle noise, which significantly degrades echo photons’ stability and imaging quality, thereby reducing the accuracy of target tracking. This study proposes a speckle suppression method that integrates MMF vibration with the time-domain RANSAC with spatial consistency enhancement (TRSCE) reconstruction algorithm, which combines temporal RANSAC and spatial neighborhood structural consistency. Additionally, an improved MeanShift-Kalman algorithm is proposed to achieve robust tracking of UAVs under low SNR. Monte Carlo simulations demonstrate that under an average single-pixel echo photon count of 0.4481 and an SNR of −6.85 dB , the speckle contrast within the target region decreases significantly from 0.7592 to 0.0748, corresponding to a reduction of 73.2%. In field experiments conducted under weak solar illumination and light fog, the proposed Gm-APD single-photon LiDAR system demonstrated robust tracking capability of UAV targets at a distance of 200 m. At an SNR of approximately −4.53 dB , with an average signal return of 1.0859 photons per target pixel and a background noise level of 3.0829 photons, the system achieved a mean tracking error of 0.6572 pixels (approximately 6.44 cm) and an inter-frame model similarity of 0.9764. Compared to publicly reported speckle suppression methods, the proposed approach reduced the tracking error by approximately 45.3%. Furthermore, at a range of 300 m under strong solar illumination, with an average signal-photon count of 0.8769 and background noise of 4.0611 photons per pixel, the system achieved a mean tracking error of 0.6975 pixels (approximately 9.66 cm), improving accuracy by 43.2% compared to spatial-correlation-based algorithms. Finally, by integrating phased-array radar, the system extends effective detection and tracking distances of UAVs to 10 km, surpassing existing LiDAR capabilities. The proposed speckle suppression and robust tracking framework significantly enhances tracking stability of LiDAR operating in complex airspace environments and provides a viable theoretical foundation and engineering solution for future low-altitude defense and airspace security applications.</w:t>
+      </w:r>
+    </w:p>
+    <w:p>
+      <w:r>
+        <w:rPr>
+          <w:rFonts w:ascii="Times New Roman" w:hAnsi="Times New Roman" w:eastAsia="宋体"/>
+          <w:sz w:val="21"/>
+        </w:rPr>
+        <w:t>__________________________________________________</w:t>
+      </w:r>
+    </w:p>
+    <w:p>
+      <w:pPr>
+        <w:pStyle w:val="Heading1"/>
+      </w:pPr>
+      <w:r>
+        <w:rPr>
+          <w:rFonts w:ascii="Times New Roman" w:hAnsi="Times New Roman" w:eastAsia="宋体"/>
+          <w:b/>
+          <w:color w:val="000000"/>
+          <w:sz w:val="32"/>
+        </w:rPr>
+        <w:t>Applied Optics</w:t>
+      </w:r>
+    </w:p>
+    <w:p>
+      <w:pPr>
+        <w:jc w:val="center"/>
+      </w:pPr>
+      <w:r>
+        <w:t>--- 更新: 13:28 ---</w:t>
+      </w:r>
+    </w:p>
+    <w:p>
+      <w:pPr>
+        <w:pStyle w:val="Heading2"/>
+      </w:pPr>
+      <w:r/>
+      <w:r>
+        <w:rPr>
+          <w:rFonts w:ascii="Times New Roman" w:hAnsi="Times New Roman" w:eastAsia="宋体"/>
+          <w:b/>
+          <w:color w:val="000000"/>
+          <w:sz w:val="24"/>
+        </w:rPr>
+        <w:t>使用简化遗传算法自动无热设计衍射-折射混合光学系统</w:t>
+      </w:r>
+    </w:p>
+    <w:p>
+      <w:r>
+        <w:rPr>
+          <w:rFonts w:ascii="Times New Roman" w:hAnsi="Times New Roman" w:eastAsia="宋体"/>
+          <w:b/>
+          <w:color w:val="003264"/>
+          <w:sz w:val="24"/>
+        </w:rPr>
+        <w:t>Automatic athermal design of diffractive–refractive hybrid optical systems using a simplified genetic algorithm</w:t>
+      </w:r>
+    </w:p>
+    <w:p>
+      <w:r>
+        <w:rPr>
+          <w:rFonts w:ascii="Times New Roman" w:hAnsi="Times New Roman" w:eastAsia="宋体"/>
+          <w:sz w:val="21"/>
+        </w:rPr>
+        <w:t>作者: Siyuan Zeng, Jinjin Chen, Beibei Tong, Haiyu Wang, Qiangwei Chen, Gaolang Lin, Saiya Qi</w:t>
+        <w:br/>
+      </w:r>
+      <w:r>
+        <w:rPr>
+          <w:rFonts w:ascii="Times New Roman" w:hAnsi="Times New Roman" w:eastAsia="宋体"/>
+          <w:sz w:val="21"/>
+        </w:rPr>
+        <w:t xml:space="preserve">时间: 2026-02-03 | </w:t>
+      </w:r>
+      <w:r>
+        <w:t xml:space="preserve">链接: </w:t>
+      </w:r>
+      <w:hyperlink r:id="rId103">
+        <w:r>
+          <w:rPr>
+            <w:rFonts w:ascii="Times New Roman" w:hAnsi="Times New Roman" w:eastAsia="宋体"/>
+            <w:color w:val="0000FF"/>
+            <w:sz w:val="21"/>
+            <w:u w:val="single"/>
+          </w:rPr>
+          <w:t>https://doi.org/10.1364/ao.583137</w:t>
+        </w:r>
+      </w:hyperlink>
+    </w:p>
+    <w:p>
+      <w:pPr>
+        <w:spacing w:before="120"/>
+      </w:pPr>
+      <w:r>
+        <w:rPr>
+          <w:rFonts w:ascii="Times New Roman" w:hAnsi="Times New Roman" w:eastAsia="宋体"/>
+          <w:b/>
+          <w:sz w:val="21"/>
+        </w:rPr>
+        <w:t>中文摘要:</w:t>
+      </w:r>
+    </w:p>
+    <w:p>
+      <w:pPr>
+        <w:ind w:firstLine="360"/>
+      </w:pPr>
+      <w:r>
+        <w:rPr>
+          <w:rFonts w:ascii="Times New Roman" w:hAnsi="Times New Roman" w:eastAsia="宋体"/>
+          <w:sz w:val="21"/>
+        </w:rPr>
+        <w:t>现有的无热化设计方法普遍存在自动化程度不够、效率有限、通用性差等问题。为了克服这些挑战，本文提出了一种基于简化遗传算法（SGA）的光学系统自动无热化方法。该方法自动为折射-衍射混合光学系统选择替换透镜材料。为了验证其有效性，我们设计了两个波长范围为 3.7–4.8 µm 的红外光学系统。在每个系统的探测器奈奎斯特频率下，所设计系统的调制传递函数 (MTF) 在 -40°C 至 +70°C 的温度范围内保持在衍射极限附近，场平均 MTF 随温度变化 &lt;0.01。与内置的锤子优化器相比，所提出的方法在两个 MWIR 案例研究中实现了可比的成像性能，速度提高了大约十倍。</w:t>
+      </w:r>
+    </w:p>
+    <w:p>
+      <w:pPr>
+        <w:spacing w:before="120"/>
+      </w:pPr>
+      <w:r>
+        <w:rPr>
+          <w:rFonts w:ascii="Times New Roman" w:hAnsi="Times New Roman" w:eastAsia="宋体"/>
+          <w:b/>
+          <w:sz w:val="21"/>
+        </w:rPr>
+        <w:t>English Abstract:</w:t>
+      </w:r>
+    </w:p>
+    <w:p>
+      <w:r>
+        <w:rPr>
+          <w:rFonts w:ascii="Times New Roman" w:hAnsi="Times New Roman" w:eastAsia="宋体"/>
+          <w:sz w:val="21"/>
+        </w:rPr>
+        <w:t>Existing athermalization design methods generally suffer from insufficient automation, limited efficiency, and poor generalizability. To overcome these challenges, this paper proposes an automatic athermalization approach for optical systems based on a simplified genetic algorithm (SGA). The method automatically selects replacement lens materials for refractive–diffractive hybrid optical systems. To validate its effectiveness, we designed two infrared optical systems with a wavelength range of 3.7–4.8 µm. The modulation transfer function (MTF) of the designed systems remained near the diffraction limit across a temperature range from −40 ∘ C to +70 ∘ C at the detector Nyquist frequency of each system, with a field-averaged MTF variation &lt;0.01 over temperature. Compared with the built-in hammer optimizer, the proposed method achieves comparable imaging performance with an approximately tenfold speedup across two MWIR case studies.</w:t>
+      </w:r>
+    </w:p>
+    <w:p>
+      <w:r>
+        <w:rPr>
+          <w:rFonts w:ascii="Times New Roman" w:hAnsi="Times New Roman" w:eastAsia="宋体"/>
+          <w:sz w:val="21"/>
+        </w:rPr>
+        <w:t>__________________________________________________</w:t>
+      </w:r>
+    </w:p>
+    <w:p>
+      <w:pPr>
+        <w:pStyle w:val="Heading1"/>
+      </w:pPr>
+      <w:r>
+        <w:rPr>
+          <w:rFonts w:ascii="Times New Roman" w:hAnsi="Times New Roman" w:eastAsia="宋体"/>
+          <w:b/>
+          <w:color w:val="000000"/>
+          <w:sz w:val="32"/>
+        </w:rPr>
+        <w:t>Laser &amp; Photonics Reviews</w:t>
+      </w:r>
+    </w:p>
+    <w:p>
+      <w:pPr>
+        <w:jc w:val="center"/>
+      </w:pPr>
+      <w:r>
+        <w:t>--- 更新: 13:28 ---</w:t>
+      </w:r>
+    </w:p>
+    <w:p>
+      <w:pPr>
+        <w:pStyle w:val="Heading2"/>
+      </w:pPr>
+      <w:r/>
+      <w:r>
+        <w:rPr>
+          <w:rFonts w:ascii="Times New Roman" w:hAnsi="Times New Roman" w:eastAsia="宋体"/>
+          <w:b/>
+          <w:color w:val="000000"/>
+          <w:sz w:val="24"/>
+        </w:rPr>
+        <w:t>飞秒激光诱导双折射的热辅助反转</w:t>
+      </w:r>
+    </w:p>
+    <w:p>
+      <w:r>
+        <w:rPr>
+          <w:rFonts w:ascii="Times New Roman" w:hAnsi="Times New Roman" w:eastAsia="宋体"/>
+          <w:b/>
+          <w:color w:val="003264"/>
+          <w:sz w:val="24"/>
+        </w:rPr>
+        <w:t>Heat‐Assisted Reversal of Femtosecond Laser‐Induced Birefringence</w:t>
+      </w:r>
+    </w:p>
+    <w:p>
+      <w:r>
+        <w:rPr>
+          <w:rFonts w:ascii="Times New Roman" w:hAnsi="Times New Roman" w:eastAsia="宋体"/>
+          <w:sz w:val="21"/>
+        </w:rPr>
+        <w:t>作者: Yanxia Liu, Peiyao Li, Yu Rao, Yinsheng Xu, Ping Lu, Lei Wang, Rokas Drevinskas, Jianrong Qiu, Jingyu Zhang</w:t>
+        <w:br/>
+      </w:r>
+      <w:r>
+        <w:rPr>
+          <w:rFonts w:ascii="Times New Roman" w:hAnsi="Times New Roman" w:eastAsia="宋体"/>
+          <w:sz w:val="21"/>
+        </w:rPr>
+        <w:t xml:space="preserve">时间: 2026-02-06 | </w:t>
+      </w:r>
+      <w:r>
+        <w:t xml:space="preserve">链接: </w:t>
+      </w:r>
+      <w:hyperlink r:id="rId104">
+        <w:r>
+          <w:rPr>
+            <w:rFonts w:ascii="Times New Roman" w:hAnsi="Times New Roman" w:eastAsia="宋体"/>
+            <w:color w:val="0000FF"/>
+            <w:sz w:val="21"/>
+            <w:u w:val="single"/>
+          </w:rPr>
+          <w:t>https://doi.org/10.1002/lpor.202502928</w:t>
+        </w:r>
+      </w:hyperlink>
+    </w:p>
+    <w:p>
+      <w:pPr>
+        <w:spacing w:before="120"/>
+      </w:pPr>
+      <w:r>
+        <w:rPr>
+          <w:rFonts w:ascii="Times New Roman" w:hAnsi="Times New Roman" w:eastAsia="宋体"/>
+          <w:b/>
+          <w:sz w:val="21"/>
+        </w:rPr>
+        <w:t>中文摘要:</w:t>
+      </w:r>
+    </w:p>
+    <w:p>
+      <w:pPr>
+        <w:ind w:firstLine="360"/>
+      </w:pPr>
+      <w:r>
+        <w:rPr>
+          <w:rFonts w:ascii="Times New Roman" w:hAnsi="Times New Roman" w:eastAsia="宋体"/>
+          <w:sz w:val="21"/>
+        </w:rPr>
+        <w:t>摘要 在均质材料中精确嵌入设计的纳米结构对于高性能光子器件的开发至关重要。然而，现有技术通常难以实现对位置和产量的同时控制，限制了它们在光学数据存储和集成光子学中的使用。在这里，我们报告了二硅酸锂玻璃中热辅助双折射取向反转（HABOR）现象的观察。基于这一现象，我们提出了一种能够在保持高产率的同时精确控制结晶空间的方法。该方法采用飞秒激光直写与热处理相结合，通过双折射慢轴取向的有趣反转促进定向纳米晶体生长。特别是，定向纳米晶体产生高达35.11±2.34 nm的双折射延迟，比飞秒激光直写实现的双折射高6.80倍。它们的双折射表现出优异的热稳定性，在 700°C 下 24 小时内延迟率保持相对稳定。这些优异的特性使其能够应用于 5D 光学数据存储、任意延迟器和各种光学元件的制造。</w:t>
+      </w:r>
+    </w:p>
+    <w:p>
+      <w:pPr>
+        <w:spacing w:before="120"/>
+      </w:pPr>
+      <w:r>
+        <w:rPr>
+          <w:rFonts w:ascii="Times New Roman" w:hAnsi="Times New Roman" w:eastAsia="宋体"/>
+          <w:b/>
+          <w:sz w:val="21"/>
+        </w:rPr>
+        <w:t>English Abstract:</w:t>
+      </w:r>
+    </w:p>
+    <w:p>
+      <w:r>
+        <w:rPr>
+          <w:rFonts w:ascii="Times New Roman" w:hAnsi="Times New Roman" w:eastAsia="宋体"/>
+          <w:sz w:val="21"/>
+        </w:rPr>
+        <w:t>ABSTRACT Precisely embedding designed nanostructures in homogeneous materials is essential for the development of high‐performance photonic devices. However, existing techniques typically struggle to achieve simultaneous control over location and yield, limiting their use in optical data storage and integrated photonics. Here, we report an observation of a heat‐assisted birefringence orientation reversal (HABOR) phenomenon in lithium disilicate glass. Based on this phenomenon, we propose a method that enables precise spatial control of crystallization while maintaining high yield. The method employs femtosecond laser direct writing combined with heat treatment, facilitating oriented nanocrystal growth with an intriguing reversal of the birefringence slow‐axis orientation. In particular, the oriented nanocrystals produce birefringence retardance up to 35.11 ± 2.34 nm, which is 6.80 times higher than that achieved by femtosecond laser direct writing. Their birefringence shows excellent thermal stability, with retardance remaining relatively stable over 24 h at 700°C. These superior properties enable applications in 5D optical data storage, fabrication of arbitrary retarders and varying optical elements.</w:t>
+      </w:r>
+    </w:p>
+    <w:p>
+      <w:r>
+        <w:rPr>
+          <w:rFonts w:ascii="Times New Roman" w:hAnsi="Times New Roman" w:eastAsia="宋体"/>
+          <w:sz w:val="21"/>
+        </w:rPr>
+        <w:t>__________________________________________________</w:t>
+      </w:r>
+    </w:p>
+    <w:p>
+      <w:pPr>
+        <w:pStyle w:val="Heading2"/>
+      </w:pPr>
+      <w:r/>
+      <w:r>
+        <w:rPr>
+          <w:rFonts w:ascii="Times New Roman" w:hAnsi="Times New Roman" w:eastAsia="宋体"/>
+          <w:b/>
+          <w:color w:val="000000"/>
+          <w:sz w:val="24"/>
+        </w:rPr>
+        <w:t>高增益短波红外异质结光电晶体管中的随机电报信号噪声</w:t>
+      </w:r>
+    </w:p>
+    <w:p>
+      <w:r>
+        <w:rPr>
+          <w:rFonts w:ascii="Times New Roman" w:hAnsi="Times New Roman" w:eastAsia="宋体"/>
+          <w:b/>
+          <w:color w:val="003264"/>
+          <w:sz w:val="24"/>
+        </w:rPr>
+        <w:t>Random Telegraph Signal Noise in High‐Gain SWIR Heterojunction Phototransistors</w:t>
+      </w:r>
+    </w:p>
+    <w:p>
+      <w:r>
+        <w:rPr>
+          <w:rFonts w:ascii="Times New Roman" w:hAnsi="Times New Roman" w:eastAsia="宋体"/>
+          <w:sz w:val="21"/>
+        </w:rPr>
+        <w:t>作者: Zheyuan Shen, Zeping Zhao, Lingyun Zhuang, Lu Cheng, Haolei Feng, Lining Liu, Jianguo Liu</w:t>
+        <w:br/>
+      </w:r>
+      <w:r>
+        <w:rPr>
+          <w:rFonts w:ascii="Times New Roman" w:hAnsi="Times New Roman" w:eastAsia="宋体"/>
+          <w:sz w:val="21"/>
+        </w:rPr>
+        <w:t xml:space="preserve">时间: 2026-02-06 | </w:t>
+      </w:r>
+      <w:r>
+        <w:t xml:space="preserve">链接: </w:t>
+      </w:r>
+      <w:hyperlink r:id="rId105">
+        <w:r>
+          <w:rPr>
+            <w:rFonts w:ascii="Times New Roman" w:hAnsi="Times New Roman" w:eastAsia="宋体"/>
+            <w:color w:val="0000FF"/>
+            <w:sz w:val="21"/>
+            <w:u w:val="single"/>
+          </w:rPr>
+          <w:t>https://doi.org/10.1002/lpor.202502759</w:t>
+        </w:r>
+      </w:hyperlink>
+    </w:p>
+    <w:p>
+      <w:pPr>
+        <w:spacing w:before="120"/>
+      </w:pPr>
+      <w:r>
+        <w:rPr>
+          <w:rFonts w:ascii="Times New Roman" w:hAnsi="Times New Roman" w:eastAsia="宋体"/>
+          <w:b/>
+          <w:sz w:val="21"/>
+        </w:rPr>
+        <w:t>中文摘要:</w:t>
+      </w:r>
+    </w:p>
+    <w:p>
+      <w:pPr>
+        <w:ind w:firstLine="360"/>
+      </w:pPr>
+      <w:r>
+        <w:rPr>
+          <w:rFonts w:ascii="Times New Roman" w:hAnsi="Times New Roman" w:eastAsia="宋体"/>
+          <w:sz w:val="21"/>
+        </w:rPr>
+        <w:t>摘要 InP/InGaAs 基异质结光电晶体管 (HPT) 由于其高内部增益、低多余噪声和低功耗而有望用于超灵敏短波红外 (SWIR) 检测。这项工作证明了 HPT 在 -2 V 偏压下实现了约 1200 的高光学增益，暗电流低于最先进的雪崩光电二极管 (APD)。为了进一步将其灵敏度提升到弱光/超长距离成像的极限，我们对低频（LF）区域的噪声机制及其起源进行了研究，从而探索和研究了缺陷相关陷阱引起的耗尽区中的产生电流。特别是，发现低频噪声功率与内部增益无关。首次在基于增益的探测器中报道了 2.1 × 10 -5 的 Hooge 常数，与 HgCdTe 设备相当。值得注意的是，温度相关的多级随机电报信号（RTS）分析揭示了产生电流的两个主要来源，对应于两种典型类型的中带隙陷阱的弛豫过程。一种是由 Zn 扩散到 InP 发射极引起的与 Zn 相关的外在缺陷，另一种是 InGaAs 集电极中与 Ga 相关的本征缺陷。作为优化 HPT 探测器设计的指南，这项工作为进一步提高低通量短波红外光电探测的灵敏度铺平了道路。</w:t>
+      </w:r>
+    </w:p>
+    <w:p>
+      <w:pPr>
+        <w:spacing w:before="120"/>
+      </w:pPr>
+      <w:r>
+        <w:rPr>
+          <w:rFonts w:ascii="Times New Roman" w:hAnsi="Times New Roman" w:eastAsia="宋体"/>
+          <w:b/>
+          <w:sz w:val="21"/>
+        </w:rPr>
+        <w:t>English Abstract:</w:t>
+      </w:r>
+    </w:p>
+    <w:p>
+      <w:r>
+        <w:rPr>
+          <w:rFonts w:ascii="Times New Roman" w:hAnsi="Times New Roman" w:eastAsia="宋体"/>
+          <w:sz w:val="21"/>
+        </w:rPr>
+        <w:t>ABSTRACT InP/InGaAs‐based heterojunction phototransistors (HPTs) are promising for ultrasensitive short‐wave infrared (SWIR) detection due to their high internal gain, low excess noise, and low power consumption. This work demonstrates an HPT achieving a high optical gain of ∼1200 at −2 V bias, with dark current lower than state‐of‐the‐art avalanche photodiodes (APD). To further push its sensitivity to the limit for weak light/ultra‐long‐distance imaging, the noise mechanism in low frequency (LF) regime and its origins have been investigated, by which generation current in depletion region caused by the defect‐related traps is explored and studied. In particular, the LF noise power is found to be independent of the internal gain. A Hooge's constant of 2.1 × 10 −5 is reported for the first time in gain‐based detectors, comparable to HgCdTe devices. Remarkably, temperature‐dependent multi‐level random telegraph signal (RTS) analysis reveals two dominant origins of the generation current, corresponding to relaxation processes of two typical types of mid‐gap traps. One is Zn‐related extrinsic defects caused by Zn diffusion into the InP emitter, while the other is Ga‐related intrinsic defects in InGaAs collector. As the guideline for optimizing the HPT detector design, this work paves the way to further improve the sensitivity for low‐flux SWIR photodetection.</w:t>
+      </w:r>
+    </w:p>
+    <w:p>
+      <w:r>
+        <w:rPr>
+          <w:rFonts w:ascii="Times New Roman" w:hAnsi="Times New Roman" w:eastAsia="宋体"/>
+          <w:sz w:val="21"/>
+        </w:rPr>
+        <w:t>__________________________________________________</w:t>
+      </w:r>
+    </w:p>
+    <w:p>
+      <w:pPr>
+        <w:pStyle w:val="Heading2"/>
+      </w:pPr>
+      <w:r/>
+      <w:r>
+        <w:rPr>
+          <w:rFonts w:ascii="Times New Roman" w:hAnsi="Times New Roman" w:eastAsia="宋体"/>
+          <w:b/>
+          <w:color w:val="000000"/>
+          <w:sz w:val="24"/>
+        </w:rPr>
+        <w:t>核壳Te@Se量子点的合成及其在低浓度电解质中的宽带光电探测器性能</w:t>
+      </w:r>
+    </w:p>
+    <w:p>
+      <w:r>
+        <w:rPr>
+          <w:rFonts w:ascii="Times New Roman" w:hAnsi="Times New Roman" w:eastAsia="宋体"/>
+          <w:b/>
+          <w:color w:val="003264"/>
+          <w:sz w:val="24"/>
+        </w:rPr>
+        <w:t>Synthesis of Core–Shell Te@Se Quantum Dots and Their Broadband Photodetector Performance in Low Concentration Electrolytes</w:t>
+      </w:r>
+    </w:p>
+    <w:p>
+      <w:r>
+        <w:rPr>
+          <w:rFonts w:ascii="Times New Roman" w:hAnsi="Times New Roman" w:eastAsia="宋体"/>
+          <w:sz w:val="21"/>
+        </w:rPr>
+        <w:t>作者: Yiming Zhao, Artem V. Kuklin, Jiahui Hou, Mingqi He, Lyudmila V. Begunovich, Han Zhang, Ying Li, Hans Ågren, Lingfeng Gao</w:t>
+        <w:br/>
+      </w:r>
+      <w:r>
+        <w:rPr>
+          <w:rFonts w:ascii="Times New Roman" w:hAnsi="Times New Roman" w:eastAsia="宋体"/>
+          <w:sz w:val="21"/>
+        </w:rPr>
+        <w:t xml:space="preserve">时间: 2026-02-06 | </w:t>
+      </w:r>
+      <w:r>
+        <w:t xml:space="preserve">链接: </w:t>
+      </w:r>
+      <w:hyperlink r:id="rId106">
+        <w:r>
+          <w:rPr>
+            <w:rFonts w:ascii="Times New Roman" w:hAnsi="Times New Roman" w:eastAsia="宋体"/>
+            <w:color w:val="0000FF"/>
+            <w:sz w:val="21"/>
+            <w:u w:val="single"/>
+          </w:rPr>
+          <w:t>https://doi.org/10.1002/lpor.202503087</w:t>
+        </w:r>
+      </w:hyperlink>
+    </w:p>
+    <w:p>
+      <w:pPr>
+        <w:spacing w:before="120"/>
+      </w:pPr>
+      <w:r>
+        <w:rPr>
+          <w:rFonts w:ascii="Times New Roman" w:hAnsi="Times New Roman" w:eastAsia="宋体"/>
+          <w:b/>
+          <w:sz w:val="21"/>
+        </w:rPr>
+        <w:t>中文摘要:</w:t>
+      </w:r>
+    </w:p>
+    <w:p>
+      <w:pPr>
+        <w:ind w:firstLine="360"/>
+      </w:pPr>
+      <w:r>
+        <w:rPr>
+          <w:rFonts w:ascii="Times New Roman" w:hAnsi="Times New Roman" w:eastAsia="宋体"/>
+          <w:sz w:val="21"/>
+        </w:rPr>
+        <w:t>摘要：随着核壳异质结量子点（QD）越来越受到关注，最近人们通过开发合成方法来努力改善其实际应用。本工作通过结合液相剥离和外延生长方法成功制备了均匀的Te@Se核壳量子点，其中来自同一主族的材料的相似晶格结构可以有效解决晶格失配问题。理论计算表明，Te@Se 材料是一种 I 型异质结，在形成时具有良好的初始电子从核 Te 转移到壳 Se 的能力。通过在低浓度电解质（0.1-10 mM）中生产光电化学型光电探测器，系统地研究了Te@Se QD的光响应性能，可以实现优化的光电流密度（32.63 µA/cm 2 ）和光响应率（1564 µA/W）。该器件还表现出快速响应和优异的稳定性，可以克服高浓度电解质中的不稳定问题并扩大实际应用。</w:t>
+      </w:r>
+    </w:p>
+    <w:p>
+      <w:pPr>
+        <w:spacing w:before="120"/>
+      </w:pPr>
+      <w:r>
+        <w:rPr>
+          <w:rFonts w:ascii="Times New Roman" w:hAnsi="Times New Roman" w:eastAsia="宋体"/>
+          <w:b/>
+          <w:sz w:val="21"/>
+        </w:rPr>
+        <w:t>English Abstract:</w:t>
+      </w:r>
+    </w:p>
+    <w:p>
+      <w:r>
+        <w:rPr>
+          <w:rFonts w:ascii="Times New Roman" w:hAnsi="Times New Roman" w:eastAsia="宋体"/>
+          <w:sz w:val="21"/>
+        </w:rPr>
+        <w:t>ABSTRACT Along with the increased attention of core–shell heterojunction quantum dots (QDs), there have been recent strong efforts to improve their practical applications by developing the synthetic approaches. In this work, uniform Te@Se core–shell QDs have been successfully fabricated via combining liquid‐phase exfoliation and epitaxial growth methods, where the similar lattice structures of the materials from the same main group can effectively solve the lattice mismatch issue. Theoretical calculations reveal that the Te@Se material is a Type‐I heterojunction with favorable initial electron transfer from core Te to shell Se upon formation. The photo‐response performance of Te@Se QDs is systematically investigated by producing photoelectrochemical type photodetectors in low concentration electrolytes (0.1–10 mM), for which optimized photocurrent density (32.63 µA/cm 2 ) and photoresponsivity (1564 µA/W) could be achieved. The device also exhibits fast response and excellent stability, which could overcome instability issues in high‐concentration electrolytes and expand the practical applications.</w:t>
       </w:r>
     </w:p>
     <w:p>

--- a/Optical_Papers_260207.docx
+++ b/Optical_Papers_260207.docx
@@ -5837,6 +5837,232 @@
     </w:p>
     <w:p>
       <w:pPr>
+        <w:pStyle w:val="Heading2"/>
+      </w:pPr>
+      <w:r/>
+      <w:r>
+        <w:rPr>
+          <w:rFonts w:ascii="Times New Roman" w:hAnsi="Times New Roman" w:eastAsia="宋体"/>
+          <w:b/>
+          <w:color w:val="000000"/>
+          <w:sz w:val="24"/>
+        </w:rPr>
+        <w:t>香蕉假茎、花序梗和叶源微晶纤维素作为直接压片赋形剂的物理化学特性</w:t>
+      </w:r>
+    </w:p>
+    <w:p>
+      <w:r>
+        <w:rPr>
+          <w:rFonts w:ascii="Times New Roman" w:hAnsi="Times New Roman" w:eastAsia="宋体"/>
+          <w:b/>
+          <w:color w:val="003264"/>
+          <w:sz w:val="24"/>
+        </w:rPr>
+        <w:t>Physicochemical characterization of banana pseudostem, peduncle, and leaf-derived microcrystalline cellulose as directly compressible excipients</w:t>
+      </w:r>
+    </w:p>
+    <w:p>
+      <w:r>
+        <w:rPr>
+          <w:rFonts w:ascii="Times New Roman" w:hAnsi="Times New Roman" w:eastAsia="宋体"/>
+          <w:sz w:val="21"/>
+        </w:rPr>
+        <w:t>作者: Amanuel Wledesilasse, Nisha Mary Joseph, Tesfaye Gabriel, Anteneh Belete</w:t>
+        <w:br/>
+      </w:r>
+      <w:r>
+        <w:rPr>
+          <w:rFonts w:ascii="Times New Roman" w:hAnsi="Times New Roman" w:eastAsia="宋体"/>
+          <w:sz w:val="21"/>
+        </w:rPr>
+        <w:t xml:space="preserve">时间: 2026-02-06 | </w:t>
+      </w:r>
+      <w:r>
+        <w:t xml:space="preserve">链接: </w:t>
+      </w:r>
+      <w:hyperlink r:id="rId107">
+        <w:r>
+          <w:rPr>
+            <w:rFonts w:ascii="Times New Roman" w:hAnsi="Times New Roman" w:eastAsia="宋体"/>
+            <w:color w:val="0000FF"/>
+            <w:sz w:val="21"/>
+            <w:u w:val="single"/>
+          </w:rPr>
+          <w:t>https://doi.org/10.1038/s41598-026-38234-y</w:t>
+        </w:r>
+      </w:hyperlink>
+    </w:p>
+    <w:p>
+      <w:pPr>
+        <w:spacing w:before="120"/>
+      </w:pPr>
+      <w:r>
+        <w:rPr>
+          <w:rFonts w:ascii="Times New Roman" w:hAnsi="Times New Roman" w:eastAsia="宋体"/>
+          <w:b/>
+          <w:sz w:val="21"/>
+        </w:rPr>
+        <w:t>中文摘要:</w:t>
+      </w:r>
+    </w:p>
+    <w:p>
+      <w:pPr>
+        <w:ind w:firstLine="360"/>
+      </w:pPr>
+      <w:r>
+        <w:rPr>
+          <w:rFonts w:ascii="Times New Roman" w:hAnsi="Times New Roman" w:eastAsia="宋体"/>
+          <w:sz w:val="21"/>
+        </w:rPr>
+        <w:t>木材是最常见的纤维素来源，但过度开发和森林砍伐导致需要替代来源。香蕉植物生物质提供了木基纤维素的可持续替代品。本研究探索了从芭蕉植物叶子、假茎和花序梗中提取纤维素和微晶纤维素 (MCC) 的方法和表征，并评估了它们作为药物赋形剂的潜力。采用无氯萃取工艺提取纤维素，并通过酸水解得到MCC。通过傅里叶变换红外光谱 (FTIR)、X 射线衍射 (XRD)、扫描电子显微镜 (SEM) 和热重分析 (TGA) 对提取的材料进行表征。 FTIR 分析表明非纤维素杂质被去除，而 SEM 则揭示了纤维素的微纤丝结构和 MCC 的棒状形状。所有样品均表现出热稳定性。香蕉叶微晶纤维素(BL-MCC)、香蕉假茎微晶纤维素(BS-MCC)、香蕉花梗微晶纤维素(BP-MCC)和Avicel PH-101的结晶度分别为77%、84%、83%和85%，聚合度(DP)值分别为270、265、255和240。 BL、BS和BP的纤维素产率分别为23.1±1.41%、37.33±1.4%和45±0.8%，MCC的产率分别为77.5±0.4%、85±0.7%和87.3±0.5%。评价配制的片剂的重量均匀性、硬度、脆碎度、崩解时间和溶出速率，并表现出可接受的物理和机械性能。这些发现表明，来自香蕉生物质的 MCC 显示出在片剂配方中成功使用的潜力，从而可作为生产药物赋形剂的替代来源。</w:t>
+      </w:r>
+    </w:p>
+    <w:p>
+      <w:pPr>
+        <w:spacing w:before="120"/>
+      </w:pPr>
+      <w:r>
+        <w:rPr>
+          <w:rFonts w:ascii="Times New Roman" w:hAnsi="Times New Roman" w:eastAsia="宋体"/>
+          <w:b/>
+          <w:sz w:val="21"/>
+        </w:rPr>
+        <w:t>English Abstract:</w:t>
+      </w:r>
+    </w:p>
+    <w:p>
+      <w:r>
+        <w:rPr>
+          <w:rFonts w:ascii="Times New Roman" w:hAnsi="Times New Roman" w:eastAsia="宋体"/>
+          <w:sz w:val="21"/>
+        </w:rPr>
+        <w:t>Wood is the most common source of cellulose, but overexploitation and deforestation have led to a need for alternative sources. Banana plant biomass provides a sustainable alternative to wood-based cellulose. This study explored the extraction and characterization of cellulose and microcrystalline cellulose (MCC) from Musa × paradisiaca L. plant leaves, pseudostems, and peduncles and evaluated their potential as pharmaceutical excipients. A chlorine-free extraction process was used for cellulose extraction, and MCC was obtained through acid hydrolysis. The extracted materials were characterized via Fourier transform infrared spectroscopy (FTIR), X-ray diffraction (XRD), scanning electron microscopy (SEM), and thermogravimetric analysis (TGA). The FTIR analysis indicated the removal of noncellulosic impurities, whereas SEM revealed microfibrillated structures for cellulose and rod-like shapes for MCC. All the samples exhibited thermal stability. Banana leaf microcrystalline cellulose (BL-MCC), banana pseudostem microcrystalline cellulose (BS-MCC), banana peduncle microcrystalline cellulose (BP-MCC), and Avicel PH-101 had crystallinity indices of 77%, 84%, 83%, and 85%, respectively, and degree of polymerization (DP) values of 270, 265, 255, and 240, respectively. The yields of cellulose from BL, BS, and BP were 23.1 ± 1.41%, 37.33 ± 1.4%, and 45 ± 0.8%, respectively, and those of MCC were 77.5 ± 0.4%, 85 ± 0.7%, and 87.3 ± 0.5%, respectively. The formulated tablets were evaluated for uniformity of weight, hardness, friability, disintegration time, and dissolution rate, and exhibited acceptable physical and mechanical properties. These findings suggest that the MCC from banana biomass shows potential for successful use in tablet formulations and thereby serve as an alternative source for the production of pharmaceutical excipients.</w:t>
+      </w:r>
+    </w:p>
+    <w:p>
+      <w:r>
+        <w:rPr>
+          <w:rFonts w:ascii="Times New Roman" w:hAnsi="Times New Roman" w:eastAsia="宋体"/>
+          <w:sz w:val="21"/>
+        </w:rPr>
+        <w:t>__________________________________________________</w:t>
+      </w:r>
+    </w:p>
+    <w:p>
+      <w:pPr>
+        <w:pStyle w:val="Heading2"/>
+      </w:pPr>
+      <w:r/>
+      <w:r>
+        <w:rPr>
+          <w:rFonts w:ascii="Times New Roman" w:hAnsi="Times New Roman" w:eastAsia="宋体"/>
+          <w:b/>
+          <w:color w:val="000000"/>
+          <w:sz w:val="24"/>
+        </w:rPr>
+        <w:t>外加磁场对磁等离子体动力推进器性能的影响</w:t>
+      </w:r>
+    </w:p>
+    <w:p>
+      <w:r>
+        <w:rPr>
+          <w:rFonts w:ascii="Times New Roman" w:hAnsi="Times New Roman" w:eastAsia="宋体"/>
+          <w:b/>
+          <w:color w:val="003264"/>
+          <w:sz w:val="24"/>
+        </w:rPr>
+        <w:t>Effects of applied magnetic fields on the performance of magnetoplasmadynamic thrusters</w:t>
+      </w:r>
+    </w:p>
+    <w:p>
+      <w:r>
+        <w:rPr>
+          <w:rFonts w:ascii="Times New Roman" w:hAnsi="Times New Roman" w:eastAsia="宋体"/>
+          <w:sz w:val="21"/>
+        </w:rPr>
+        <w:t>作者: Haewon Shin, Jeongho Kim, Jaeyeon Hwang, Kil-Byoung Chai, Holak Kim</w:t>
+        <w:br/>
+      </w:r>
+      <w:r>
+        <w:rPr>
+          <w:rFonts w:ascii="Times New Roman" w:hAnsi="Times New Roman" w:eastAsia="宋体"/>
+          <w:sz w:val="21"/>
+        </w:rPr>
+        <w:t xml:space="preserve">时间: 2026-02-06 | </w:t>
+      </w:r>
+      <w:r>
+        <w:t xml:space="preserve">链接: </w:t>
+      </w:r>
+      <w:hyperlink r:id="rId108">
+        <w:r>
+          <w:rPr>
+            <w:rFonts w:ascii="Times New Roman" w:hAnsi="Times New Roman" w:eastAsia="宋体"/>
+            <w:color w:val="0000FF"/>
+            <w:sz w:val="21"/>
+            <w:u w:val="single"/>
+          </w:rPr>
+          <w:t>https://doi.org/10.1038/s41598-026-38380-3</w:t>
+        </w:r>
+      </w:hyperlink>
+    </w:p>
+    <w:p>
+      <w:pPr>
+        <w:spacing w:before="120"/>
+      </w:pPr>
+      <w:r>
+        <w:rPr>
+          <w:rFonts w:ascii="Times New Roman" w:hAnsi="Times New Roman" w:eastAsia="宋体"/>
+          <w:b/>
+          <w:sz w:val="21"/>
+        </w:rPr>
+        <w:t>中文摘要:</w:t>
+      </w:r>
+    </w:p>
+    <w:p>
+      <w:pPr>
+        <w:ind w:firstLine="360"/>
+      </w:pPr>
+      <w:r>
+        <w:rPr>
+          <w:rFonts w:ascii="Times New Roman" w:hAnsi="Times New Roman" w:eastAsia="宋体"/>
+          <w:sz w:val="21"/>
+        </w:rPr>
+        <w:t>由于 MPD 推进器的性能高度依赖于所施加的磁场，因此我们通过实验研究了磁场几何形状的影响。在各种操作条件下测量推力、比冲和离子能量分布。结果表明，具有磁零点的环形永磁体的磁场配置可能会限制有效离子加速，导致推力减小，而永磁体产生比电磁体（BA：0.016-0.065 T）更强的外加磁场（BA：0.175 T）。这种减少可能归因于轴向电子迁移率的破坏和磁零点附近磁场线长度的缩短。对于电磁体配置，在较低的氩气流量（500 sccm）和较高的电磁线圈电流（40 A）下，随着放电电流的增加，推力更显着增加。在上述条件下，输入功率为15 kW，放电电流增加到300 A时，获得了436 mN的最大推力和2935 s的比冲。在永磁体配置中，在流量为 600 sccm 和输入功率为 10 kW 时，推力和比冲量分别为 234 mN 和 1340 s。在可比较的工作范围内，这些值分别比电磁体配置获得的值低约 28% 和 15%。除了这些观察结果之外，电流-电压 (I-V) 特性还显示出对磁场配置的依赖性。永磁体配置在给定的放电电流下表现出更高的放电电压，从而导致相对于电磁体配置在相同输入功率下电流水平降低。研究结果强调了磁场几何形状对推进器性能的主要影响，以及放电电流和氩气流量的贡献。</w:t>
+      </w:r>
+    </w:p>
+    <w:p>
+      <w:pPr>
+        <w:spacing w:before="120"/>
+      </w:pPr>
+      <w:r>
+        <w:rPr>
+          <w:rFonts w:ascii="Times New Roman" w:hAnsi="Times New Roman" w:eastAsia="宋体"/>
+          <w:b/>
+          <w:sz w:val="21"/>
+        </w:rPr>
+        <w:t>English Abstract:</w:t>
+      </w:r>
+    </w:p>
+    <w:p>
+      <w:r>
+        <w:rPr>
+          <w:rFonts w:ascii="Times New Roman" w:hAnsi="Times New Roman" w:eastAsia="宋体"/>
+          <w:sz w:val="21"/>
+        </w:rPr>
+        <w:t>Since the performance of MPD thrusters is highly dependent on the applied magnetic field, we experimentally investigated the effects of magnetic field geometry. Thrust, specific impulse, and ion energy distribution were measured under various operating conditions. The results indicate that the magnetic field configuration of ring–type permanent magnets with a magnetic null point may limit effective ion acceleration, leading to reduced thrust while the permanent magnet produces a stronger applied magnetic field (BA: 0.175 T) than the electromagnet (BA: 0.016–0.065 T). This reduction could be attributed to disrupted axial electron mobility and shortened magnetic field line lengths near the magnetic null point. For the electromagnet configuration, thrust increased more significantly with discharge current at a lower argon flow rate (500 sccm) and a higher electromagnetic coil current (40 A). When the discharge current was increased to 300 A under the aforementioned conditions with an input power of 15 kW, the maximum thrust of 436 mN and the specific impulse of 2935 s were obtained. In the permanent magnet configuration, at a flow rate of 600 sccm and an input power of 10 kW, the thrust and specific impulse were 234 mN and 1340 s, respectively. In the comparable operating ranges, these values were approximately 28% and 15% lower, respectively, than those obtained with the electromagnet configuration. Besides these observations, the current-voltage (I–V) characteristics also show a dependence on the magnetic field configuration. The permanent magnet configuration exhibited a higher discharge voltage at a given discharge current, leading to reduced current levels under the same input power relative to the electromagnet configuration. The findings highlight the dominant influence of the magnetic field geometry on the thruster performance, along with the contributions of the discharge current and the argon flow rate.</w:t>
+      </w:r>
+    </w:p>
+    <w:p>
+      <w:r>
+        <w:rPr>
+          <w:rFonts w:ascii="Times New Roman" w:hAnsi="Times New Roman" w:eastAsia="宋体"/>
+          <w:sz w:val="21"/>
+        </w:rPr>
+        <w:t>__________________________________________________</w:t>
+      </w:r>
+    </w:p>
+    <w:p>
+      <w:pPr>
         <w:pStyle w:val="Heading1"/>
       </w:pPr>
       <w:r>
@@ -10960,6 +11186,119 @@
     </w:p>
     <w:p>
       <w:pPr>
+        <w:pStyle w:val="Heading2"/>
+      </w:pPr>
+      <w:r/>
+      <w:r>
+        <w:rPr>
+          <w:rFonts w:ascii="Times New Roman" w:hAnsi="Times New Roman" w:eastAsia="宋体"/>
+          <w:b/>
+          <w:color w:val="000000"/>
+          <w:sz w:val="24"/>
+        </w:rPr>
+        <w:t>基于RBF神经网络和混合优化算法的后视镜主动支撑布局优化</w:t>
+      </w:r>
+    </w:p>
+    <w:p>
+      <w:r>
+        <w:rPr>
+          <w:rFonts w:ascii="Times New Roman" w:hAnsi="Times New Roman" w:eastAsia="宋体"/>
+          <w:b/>
+          <w:color w:val="003264"/>
+          <w:sz w:val="24"/>
+        </w:rPr>
+        <w:t>Optimization of active support layout for mirrors based on an RBF neural network and a hybrid optimization algorithm</w:t>
+      </w:r>
+    </w:p>
+    <w:p>
+      <w:r>
+        <w:rPr>
+          <w:rFonts w:ascii="Times New Roman" w:hAnsi="Times New Roman" w:eastAsia="宋体"/>
+          <w:sz w:val="21"/>
+        </w:rPr>
+        <w:t>作者: Xin Wang, ZhiGuo Li, JingBo Yang, Peng Wang, XiaoXiao Sun, Hang Xie, ZhiXuan Jiang</w:t>
+        <w:br/>
+      </w:r>
+      <w:r>
+        <w:rPr>
+          <w:rFonts w:ascii="Times New Roman" w:hAnsi="Times New Roman" w:eastAsia="宋体"/>
+          <w:sz w:val="21"/>
+        </w:rPr>
+        <w:t xml:space="preserve">时间: 2026-02-03 | </w:t>
+      </w:r>
+      <w:r>
+        <w:t xml:space="preserve">链接: </w:t>
+      </w:r>
+      <w:hyperlink r:id="rId109">
+        <w:r>
+          <w:rPr>
+            <w:rFonts w:ascii="Times New Roman" w:hAnsi="Times New Roman" w:eastAsia="宋体"/>
+            <w:color w:val="0000FF"/>
+            <w:sz w:val="21"/>
+            <w:u w:val="single"/>
+          </w:rPr>
+          <w:t>https://doi.org/10.1364/ao.584353</w:t>
+        </w:r>
+      </w:hyperlink>
+    </w:p>
+    <w:p>
+      <w:pPr>
+        <w:spacing w:before="120"/>
+      </w:pPr>
+      <w:r>
+        <w:rPr>
+          <w:rFonts w:ascii="Times New Roman" w:hAnsi="Times New Roman" w:eastAsia="宋体"/>
+          <w:b/>
+          <w:sz w:val="21"/>
+        </w:rPr>
+        <w:t>中文摘要:</w:t>
+      </w:r>
+    </w:p>
+    <w:p>
+      <w:pPr>
+        <w:ind w:firstLine="360"/>
+      </w:pPr>
+      <w:r>
+        <w:rPr>
+          <w:rFonts w:ascii="Times New Roman" w:hAnsi="Times New Roman" w:eastAsia="宋体"/>
+          <w:sz w:val="21"/>
+        </w:rPr>
+        <w:t>反射镜主动支撑布局的优化对于保证光学系统的性能至关重要。针对传统优化方法计算效率低、优化周期长、易陷入局部最优的问题，本文提出一种RBF神经网络与混合优化算法耦合的策略，用于优化450 mm弯月形薄镜水平工作条件下的主动支撑布局。以反射镜后支撑环直径R 1 和R 2 为设计变量，以垂直重力作用下反射镜表面的RMS 和PV 值为优化目标，建立了反射镜的参数化有限元模型。然后通过实验设计生成数据集来训练RBF神经网络，然后采用混合优化算法进行多目标优化。结果表明，RBF神经网络表现出优异的拟合性能和预测精度，其目标函数的所有相关系数均超过0.9，误差指标显着低于阈值。优化后，表面峰谷（PV）和均方根（RMS）值减小至5.689和1.1775 nm，与初始支撑方案相比分别提高了约43.78%和43.11%。通过该优化获得的面形结果超过了现有优化方法和单一多目标算法所获得的面形结果，同时单一优化效率提高了96%。该优化方法对于提高曲面精度和优化效率具有重要的工程应用价值。</w:t>
+      </w:r>
+    </w:p>
+    <w:p>
+      <w:pPr>
+        <w:spacing w:before="120"/>
+      </w:pPr>
+      <w:r>
+        <w:rPr>
+          <w:rFonts w:ascii="Times New Roman" w:hAnsi="Times New Roman" w:eastAsia="宋体"/>
+          <w:b/>
+          <w:sz w:val="21"/>
+        </w:rPr>
+        <w:t>English Abstract:</w:t>
+      </w:r>
+    </w:p>
+    <w:p>
+      <w:r>
+        <w:rPr>
+          <w:rFonts w:ascii="Times New Roman" w:hAnsi="Times New Roman" w:eastAsia="宋体"/>
+          <w:sz w:val="21"/>
+        </w:rPr>
+        <w:t>The optimization of active support layout for mirrors is crucial for ensuring the performance of optical systems. To address the issues of low computational efficiency, long optimization cycles, and susceptibility to local optima in traditional optimization methods, this study proposes a strategy coupling RBF neural networks with hybrid optimization algorithms for optimizing the active support layout of a 450 mm meniscus thin mirror under horizontal working conditions. With the diameters R 1 and R 2 of the mirror’s back support rings taken as design variables and the RMS and PV values of the mirror surface under vertical gravity defined as optimization targets, a parametric finite element model of the mirror is established. A dataset is then generated through the design of experiments to train the RBF neural network, after which the hybrid optimization algorithm is employed for multi-objective optimization. The results show that the RBF neural network exhibits excellent fitting performance and predictive accuracy, with all correlation coefficients of its objective functions exceeding 0.9 and error metrics significantly below the threshold. After optimization, the surface peak-to-valley (PV) and root mean square (RMS) values are reduced to 5.689 and 1.1775 nm, with improvements of approximately 43.78% and 43.11%, respectively, compared with the initial support scheme. The surface shape results achieved via this optimization surpass those obtained by existing optimization methods and single multi-objective algorithms, while the single optimization efficiency is improved by 96%. This optimization method offers significant engineering application value for enhancing both surface accuracy and optimization efficiency.</w:t>
+      </w:r>
+    </w:p>
+    <w:p>
+      <w:r>
+        <w:rPr>
+          <w:rFonts w:ascii="Times New Roman" w:hAnsi="Times New Roman" w:eastAsia="宋体"/>
+          <w:sz w:val="21"/>
+        </w:rPr>
+        <w:t>__________________________________________________</w:t>
+      </w:r>
+    </w:p>
+    <w:p>
+      <w:pPr>
         <w:pStyle w:val="Heading1"/>
       </w:pPr>
       <w:r>
@@ -11308,6 +11647,276 @@
           <w:sz w:val="21"/>
         </w:rPr>
         <w:t>ABSTRACT Along with the increased attention of core–shell heterojunction quantum dots (QDs), there have been recent strong efforts to improve their practical applications by developing the synthetic approaches. In this work, uniform Te@Se core–shell QDs have been successfully fabricated via combining liquid‐phase exfoliation and epitaxial growth methods, where the similar lattice structures of the materials from the same main group can effectively solve the lattice mismatch issue. Theoretical calculations reveal that the Te@Se material is a Type‐I heterojunction with favorable initial electron transfer from core Te to shell Se upon formation. The photo‐response performance of Te@Se QDs is systematically investigated by producing photoelectrochemical type photodetectors in low concentration electrolytes (0.1–10 mM), for which optimized photocurrent density (32.63 µA/cm 2 ) and photoresponsivity (1564 µA/W) could be achieved. The device also exhibits fast response and excellent stability, which could overcome instability issues in high‐concentration electrolytes and expand the practical applications.</w:t>
+      </w:r>
+    </w:p>
+    <w:p>
+      <w:r>
+        <w:rPr>
+          <w:rFonts w:ascii="Times New Roman" w:hAnsi="Times New Roman" w:eastAsia="宋体"/>
+          <w:sz w:val="21"/>
+        </w:rPr>
+        <w:t>__________________________________________________</w:t>
+      </w:r>
+    </w:p>
+    <w:p>
+      <w:pPr>
+        <w:pStyle w:val="Heading1"/>
+      </w:pPr>
+      <w:r>
+        <w:rPr>
+          <w:rFonts w:ascii="Times New Roman" w:hAnsi="Times New Roman" w:eastAsia="宋体"/>
+          <w:b/>
+          <w:color w:val="000000"/>
+          <w:sz w:val="32"/>
+        </w:rPr>
+        <w:t>Laser &amp; Photonics Reviews</w:t>
+      </w:r>
+    </w:p>
+    <w:p>
+      <w:pPr>
+        <w:jc w:val="center"/>
+      </w:pPr>
+      <w:r>
+        <w:t>--- 更新: 15:28 ---</w:t>
+      </w:r>
+    </w:p>
+    <w:p>
+      <w:pPr>
+        <w:pStyle w:val="Heading2"/>
+      </w:pPr>
+      <w:r/>
+      <w:r>
+        <w:rPr>
+          <w:rFonts w:ascii="Times New Roman" w:hAnsi="Times New Roman" w:eastAsia="宋体"/>
+          <w:b/>
+          <w:color w:val="000000"/>
+          <w:sz w:val="24"/>
+        </w:rPr>
+        <w:t>激子自俘获可在双单层胶体 CdSe 量子阱中实现宽带发射</w:t>
+      </w:r>
+    </w:p>
+    <w:p>
+      <w:r>
+        <w:rPr>
+          <w:rFonts w:ascii="Times New Roman" w:hAnsi="Times New Roman" w:eastAsia="宋体"/>
+          <w:b/>
+          <w:color w:val="003264"/>
+          <w:sz w:val="24"/>
+        </w:rPr>
+        <w:t>Exciton Self‐Trapping Enables Broadband Emission in Two‐Monolayer Colloidal CdSe Quantum Wells</w:t>
+      </w:r>
+    </w:p>
+    <w:p>
+      <w:r>
+        <w:rPr>
+          <w:rFonts w:ascii="Times New Roman" w:hAnsi="Times New Roman" w:eastAsia="宋体"/>
+          <w:sz w:val="21"/>
+        </w:rPr>
+        <w:t>作者: Han Yadong, Wang Ke, Hou Songyan, Farzan Shabani, Attila Alkim Gokbayrak, Savas Delikanli, Hilmi Volkan Demir, Junhong Yu</w:t>
+        <w:br/>
+      </w:r>
+      <w:r>
+        <w:rPr>
+          <w:rFonts w:ascii="Times New Roman" w:hAnsi="Times New Roman" w:eastAsia="宋体"/>
+          <w:sz w:val="21"/>
+        </w:rPr>
+        <w:t xml:space="preserve">时间: 2026-02-06 | </w:t>
+      </w:r>
+      <w:r>
+        <w:t xml:space="preserve">链接: </w:t>
+      </w:r>
+      <w:hyperlink r:id="rId110">
+        <w:r>
+          <w:rPr>
+            <w:rFonts w:ascii="Times New Roman" w:hAnsi="Times New Roman" w:eastAsia="宋体"/>
+            <w:color w:val="0000FF"/>
+            <w:sz w:val="21"/>
+            <w:u w:val="single"/>
+          </w:rPr>
+          <w:t>https://doi.org/10.1002/lpor.202502824</w:t>
+        </w:r>
+      </w:hyperlink>
+    </w:p>
+    <w:p>
+      <w:pPr>
+        <w:spacing w:before="120"/>
+      </w:pPr>
+      <w:r>
+        <w:rPr>
+          <w:rFonts w:ascii="Times New Roman" w:hAnsi="Times New Roman" w:eastAsia="宋体"/>
+          <w:b/>
+          <w:sz w:val="21"/>
+        </w:rPr>
+        <w:t>中文摘要:</w:t>
+      </w:r>
+    </w:p>
+    <w:p>
+      <w:pPr>
+        <w:ind w:firstLine="360"/>
+      </w:pPr>
+      <w:r>
+        <w:rPr>
+          <w:rFonts w:ascii="Times New Roman" w:hAnsi="Times New Roman" w:eastAsia="宋体"/>
+          <w:sz w:val="21"/>
+        </w:rPr>
+        <w:t>摘要：通过自陷激子 (STE) 在胶体量子阱 (CQW) 中实现本征宽带发射对于固态照明来说是非常理想的，但由于其刚性晶格和固有的弱激子-声子耦合，仍然具有挑战性。在这项工作中，我们将具有极端量子限制的双单层 CdSe CQW 的宽带发射与 STE 的辐射复合联系起来。这一观察结果解锁了高效的本征 STE 发射，无需外在掺杂剂或堆叠形成，其特点是异常宽的带宽（354 meV，中心波长为 548 nm）、高量子产率（~90%）和由强激子-声子耦合（Huang-Rhys 因子~36.7）实现的浅俘获势垒（~14.8 meV）。超快光谱研究证实了快速激子自捕获（∼170 fs）和可忽略不计的激子-激子湮灭，反映了局域STE状态。因此，这些原子级厚度的 CdSe CQW 为下一代白光发射器提供了化学简单、高效且稳定的基础。</w:t>
+      </w:r>
+    </w:p>
+    <w:p>
+      <w:pPr>
+        <w:spacing w:before="120"/>
+      </w:pPr>
+      <w:r>
+        <w:rPr>
+          <w:rFonts w:ascii="Times New Roman" w:hAnsi="Times New Roman" w:eastAsia="宋体"/>
+          <w:b/>
+          <w:sz w:val="21"/>
+        </w:rPr>
+        <w:t>English Abstract:</w:t>
+      </w:r>
+    </w:p>
+    <w:p>
+      <w:r>
+        <w:rPr>
+          <w:rFonts w:ascii="Times New Roman" w:hAnsi="Times New Roman" w:eastAsia="宋体"/>
+          <w:sz w:val="21"/>
+        </w:rPr>
+        <w:t>ABSTRACT Achieving intrinsic broadband emission in colloidal quantum wells (CQWs) via self‐trapped excitons (STEs) is highly desirable for solid‐state lighting, yet remains challenging due to their rigid lattices and inherently weak exciton‐phonon coupling. In this work, we have linked the broadband emission from two‐monolayer CdSe CQWs with extreme quantum confinement to the radiative recombination of STEs. This observation unlocks efficient intrinsic STE emission without extrinsic dopants or stacking formations, characterized by an exceptionally broad bandwidth (354 meV centered at 548 nm), high quantum yield (∼90%), and shallow trapping barriers (∼14.8 meV) enabled by strong exciton‐phonon coupling (Huang‐Rhys factor ∼36.7). Ultrafast spectroscopic studies confirm rapid exciton self‐trapping (∼170 fs) and negligible exciton‐exciton annihilation, reflecting the localized STE state. These atomically thin CdSe CQWs thus provide a chemically simple, highly efficient, and stable foundation for next‐generation white‐light emitters.</w:t>
+      </w:r>
+    </w:p>
+    <w:p>
+      <w:r>
+        <w:rPr>
+          <w:rFonts w:ascii="Times New Roman" w:hAnsi="Times New Roman" w:eastAsia="宋体"/>
+          <w:sz w:val="21"/>
+        </w:rPr>
+        <w:t>__________________________________________________</w:t>
+      </w:r>
+    </w:p>
+    <w:p>
+      <w:pPr>
+        <w:pStyle w:val="Heading1"/>
+      </w:pPr>
+      <w:r>
+        <w:rPr>
+          <w:rFonts w:ascii="Times New Roman" w:hAnsi="Times New Roman" w:eastAsia="宋体"/>
+          <w:b/>
+          <w:color w:val="000000"/>
+          <w:sz w:val="32"/>
+        </w:rPr>
+        <w:t>ACS Photonics</w:t>
+      </w:r>
+    </w:p>
+    <w:p>
+      <w:pPr>
+        <w:jc w:val="center"/>
+      </w:pPr>
+      <w:r>
+        <w:t>--- 更新: 15:28 ---</w:t>
+      </w:r>
+    </w:p>
+    <w:p>
+      <w:pPr>
+        <w:pStyle w:val="Heading2"/>
+      </w:pPr>
+      <w:r/>
+      <w:r>
+        <w:rPr>
+          <w:rFonts w:ascii="Times New Roman" w:hAnsi="Times New Roman" w:eastAsia="宋体"/>
+          <w:b/>
+          <w:color w:val="000000"/>
+          <w:sz w:val="24"/>
+        </w:rPr>
+        <w:t>通过结合光力学和自混合来桥接中红外和近红外</w:t>
+      </w:r>
+    </w:p>
+    <w:p>
+      <w:r>
+        <w:rPr>
+          <w:rFonts w:ascii="Times New Roman" w:hAnsi="Times New Roman" w:eastAsia="宋体"/>
+          <w:b/>
+          <w:color w:val="003264"/>
+          <w:sz w:val="24"/>
+        </w:rPr>
+        <w:t>Bridging Mid- and Near-Infrared by Combining Optomechanics and Self-Mixing</w:t>
+      </w:r>
+    </w:p>
+    <w:p>
+      <w:r>
+        <w:rPr>
+          <w:rFonts w:ascii="Times New Roman" w:hAnsi="Times New Roman" w:eastAsia="宋体"/>
+          <w:sz w:val="21"/>
+        </w:rPr>
+        <w:t>作者: Tecla Gabbrielli, Chenghong Zhang, Francesco Cappelli, Iacopo Galli, Andrea Ottomaniello, Jérôme Faist, Alessandro Tredicucci, Alessandro Pitanti, Paolo De Natale, Simone Borri, Paolo Vezio</w:t>
+        <w:br/>
+      </w:r>
+      <w:r>
+        <w:rPr>
+          <w:rFonts w:ascii="Times New Roman" w:hAnsi="Times New Roman" w:eastAsia="宋体"/>
+          <w:sz w:val="21"/>
+        </w:rPr>
+        <w:t xml:space="preserve">时间: 2026-02-06 | </w:t>
+      </w:r>
+      <w:r>
+        <w:t xml:space="preserve">链接: </w:t>
+      </w:r>
+      <w:hyperlink r:id="rId111">
+        <w:r>
+          <w:rPr>
+            <w:rFonts w:ascii="Times New Roman" w:hAnsi="Times New Roman" w:eastAsia="宋体"/>
+            <w:color w:val="0000FF"/>
+            <w:sz w:val="21"/>
+            <w:u w:val="single"/>
+          </w:rPr>
+          <w:t>https://doi.org/10.1021/acsphotonics.5c03062</w:t>
+        </w:r>
+      </w:hyperlink>
+    </w:p>
+    <w:p>
+      <w:pPr>
+        <w:spacing w:before="120"/>
+      </w:pPr>
+      <w:r>
+        <w:rPr>
+          <w:rFonts w:ascii="Times New Roman" w:hAnsi="Times New Roman" w:eastAsia="宋体"/>
+          <w:b/>
+          <w:sz w:val="21"/>
+        </w:rPr>
+        <w:t>中文摘要:</w:t>
+      </w:r>
+    </w:p>
+    <w:p>
+      <w:pPr>
+        <w:ind w:firstLine="360"/>
+      </w:pPr>
+      <w:r>
+        <w:rPr>
+          <w:rFonts w:ascii="Times New Roman" w:hAnsi="Times New Roman" w:eastAsia="宋体"/>
+          <w:sz w:val="21"/>
+        </w:rPr>
+        <w:t>这项工作描述了一种自混合辅助光机械平台，用于在近红外和中红外辐射之间传输信息。特别是，中红外量子级联激光器的自混合信号用于检测由近红外激发光束施加的光感应力驱动的膜的振荡，该振动在膜共振频率下进行幅度调制。该技术受益于光谱宽度，因此可以从激发侧和探针侧连接不同的光谱区域。这种多功能性可以为这种自混合辅助光机械平台在通信和先进传感系统中的未来应用铺平道路。</w:t>
+      </w:r>
+    </w:p>
+    <w:p>
+      <w:pPr>
+        <w:spacing w:before="120"/>
+      </w:pPr>
+      <w:r>
+        <w:rPr>
+          <w:rFonts w:ascii="Times New Roman" w:hAnsi="Times New Roman" w:eastAsia="宋体"/>
+          <w:b/>
+          <w:sz w:val="21"/>
+        </w:rPr>
+        <w:t>English Abstract:</w:t>
+      </w:r>
+    </w:p>
+    <w:p>
+      <w:r>
+        <w:rPr>
+          <w:rFonts w:ascii="Times New Roman" w:hAnsi="Times New Roman" w:eastAsia="宋体"/>
+          <w:sz w:val="21"/>
+        </w:rPr>
+        <w:t>This work describes a self-mixing-assisted optomechanical platform for transferring information between near- and mid-infrared radiation. In particular, the self-mixing signal of a mid-infrared quantum cascade laser is used to detect the oscillation of a membrane driven by light-induced forces exerted by a near-infrared excitation beam, which is amplitude-modulated at the membrane resonance frequency. This technique benefits from spectral broadness and, therefore, can link different spectral regions from both the excitation and probe sides. This versatility can pave the way for future applications of this self-mixing-assisted optomechanical platform in communication and advanced sensing systems.</w:t>
       </w:r>
     </w:p>
     <w:p>

--- a/Optical_Papers_260207.docx
+++ b/Optical_Papers_260207.docx
@@ -6063,6 +6063,345 @@
     </w:p>
     <w:p>
       <w:pPr>
+        <w:pStyle w:val="Heading2"/>
+      </w:pPr>
+      <w:r/>
+      <w:r>
+        <w:rPr>
+          <w:rFonts w:ascii="Times New Roman" w:hAnsi="Times New Roman" w:eastAsia="宋体"/>
+          <w:b/>
+          <w:color w:val="000000"/>
+          <w:sz w:val="24"/>
+        </w:rPr>
+        <w:t>通过柠檬黄诱导的生物组织光学清除提高光热治疗效果</w:t>
+      </w:r>
+    </w:p>
+    <w:p>
+      <w:r>
+        <w:rPr>
+          <w:rFonts w:ascii="Times New Roman" w:hAnsi="Times New Roman" w:eastAsia="宋体"/>
+          <w:b/>
+          <w:color w:val="003264"/>
+          <w:sz w:val="24"/>
+        </w:rPr>
+        <w:t>Enhancing photothermal therapy effectiveness via tartrazine-induced optical clearing of biological tissues</w:t>
+      </w:r>
+    </w:p>
+    <w:p>
+      <w:r>
+        <w:rPr>
+          <w:rFonts w:ascii="Times New Roman" w:hAnsi="Times New Roman" w:eastAsia="宋体"/>
+          <w:sz w:val="21"/>
+        </w:rPr>
+        <w:t>作者: Antonio Minopoli, Davide Evangelista, Matteo Marras, Giordano Perini, Alberto Augello, Valentina Palmieri, Marco De Spirito, Massimiliano Papi</w:t>
+        <w:br/>
+      </w:r>
+      <w:r>
+        <w:rPr>
+          <w:rFonts w:ascii="Times New Roman" w:hAnsi="Times New Roman" w:eastAsia="宋体"/>
+          <w:sz w:val="21"/>
+        </w:rPr>
+        <w:t xml:space="preserve">时间: 2026-02-06 | </w:t>
+      </w:r>
+      <w:r>
+        <w:t xml:space="preserve">链接: </w:t>
+      </w:r>
+      <w:hyperlink r:id="rId112">
+        <w:r>
+          <w:rPr>
+            <w:rFonts w:ascii="Times New Roman" w:hAnsi="Times New Roman" w:eastAsia="宋体"/>
+            <w:color w:val="0000FF"/>
+            <w:sz w:val="21"/>
+            <w:u w:val="single"/>
+          </w:rPr>
+          <w:t>https://doi.org/10.1038/s41598-026-38616-2</w:t>
+        </w:r>
+      </w:hyperlink>
+    </w:p>
+    <w:p>
+      <w:pPr>
+        <w:spacing w:before="120"/>
+      </w:pPr>
+      <w:r>
+        <w:rPr>
+          <w:rFonts w:ascii="Times New Roman" w:hAnsi="Times New Roman" w:eastAsia="宋体"/>
+          <w:b/>
+          <w:sz w:val="21"/>
+        </w:rPr>
+        <w:t>中文摘要:</w:t>
+      </w:r>
+    </w:p>
+    <w:p>
+      <w:pPr>
+        <w:ind w:firstLine="360"/>
+      </w:pPr>
+      <w:r>
+        <w:rPr>
+          <w:rFonts w:ascii="Times New Roman" w:hAnsi="Times New Roman" w:eastAsia="宋体"/>
+          <w:sz w:val="21"/>
+        </w:rPr>
+        <w:t>光热疗法通过将光能转化为局部热量来消融患病组织或诱导抗原局部释放，为癌症和其他病理状况的无创治疗提供了强大的策略。然而，这些疗法的功效和精度受到生物组织中光学散射的严重限制，这限制了体内的光穿透和空间精度。在这项工作中，我们利用食用色素染料柠檬黄——一种在 UV-VIS 范围内（$$\:\sim$$250 nm 和 $$\:\sim$$430 nm）具有强吸收性的分子，并且在 600 nm 范围内具有最小吸收——减少组织散射，从而增强光热治疗的传递和功效。我们证明，在水性环境中，柠檬黄会引起局部折射率变化，并最大限度地减少水基环境和富含脂质的组织成分之间的不匹配，从而导致散射减少高达$$\:\sim$$65%，并实现更深的光穿透和更均匀的能量传递。通过将 3D 样品与染料一起孵育，我们在离体组织中实现了可逆的光学透明化，从而允许近乎完全的光透过其他不透明的切片。增强的光学可达性直接提高了光热疗法的空间分辨率和能量沉积，有可能减少脱靶效应和组织损伤。我们的结果引入了光热疗法优化的补充视角，强调分子吸收可以在传统热效率考虑之外发挥核心作用。这种折射率调制为更有针对性、更高效、更安全的光热治疗方案打开了大门，并为生物体中基于光的治疗应用提供了一个通用的框架。</w:t>
+      </w:r>
+    </w:p>
+    <w:p>
+      <w:pPr>
+        <w:spacing w:before="120"/>
+      </w:pPr>
+      <w:r>
+        <w:rPr>
+          <w:rFonts w:ascii="Times New Roman" w:hAnsi="Times New Roman" w:eastAsia="宋体"/>
+          <w:b/>
+          <w:sz w:val="21"/>
+        </w:rPr>
+        <w:t>English Abstract:</w:t>
+      </w:r>
+    </w:p>
+    <w:p>
+      <w:r>
+        <w:rPr>
+          <w:rFonts w:ascii="Times New Roman" w:hAnsi="Times New Roman" w:eastAsia="宋体"/>
+          <w:sz w:val="21"/>
+        </w:rPr>
+        <w:t>Photothermal therapies offer a powerful strategy for noninvasive treatment of cancer and other pathological conditions by converting light energy into localized heat to ablate diseased tissues or induce local release of antigens. However, the efficacy and precision of these therapies are severely restricted by optical scattering in biological tissues, which limits light penetration and spatial accuracy in vivo. In this work, we leverage the food coloring dye tartrazine—a strongly absorbing molecule in UV-VIS range ($$\:\sim$$250 nm and $$\:\sim$$430 nm) and with minimal absorption over 600 nm—to reduce tissue scattering and thereby enhance the delivery and efficacy of photothermal treatment. We demonstrate that when in aqueous environments, tartrazine induces local refractive index changes and minimizes the mismatch between water-based environments and lipid-rich tissue components, leading to a scattering reduction up to $$\:\sim$$65% and enabling deeper light penetration and more homogeneous energy delivery. By incubating 3D samples with the dye, we achieved reversible optical clearing in ex vivo tissues, allowing near-complete light transmission through otherwise opaque sections. The enhanced optical accessibility directly improves the spatial resolution and energy deposition of photothermal therapies, potentially reducing off-target effects and tissue damage. Our results introduce a complementary perspective in photothermal therapy optimization, emphasizing that molecular absorption can play a central role beyond conventional thermal efficiency considerations. This refractive index-modulation opens the door to more targeted, efficient, and safe photothermal treatment protocols and offers a generalizable framework for light-based therapeutic applications in living organisms.</w:t>
+      </w:r>
+    </w:p>
+    <w:p>
+      <w:r>
+        <w:rPr>
+          <w:rFonts w:ascii="Times New Roman" w:hAnsi="Times New Roman" w:eastAsia="宋体"/>
+          <w:sz w:val="21"/>
+        </w:rPr>
+        <w:t>__________________________________________________</w:t>
+      </w:r>
+    </w:p>
+    <w:p>
+      <w:pPr>
+        <w:pStyle w:val="Heading2"/>
+      </w:pPr>
+      <w:r/>
+      <w:r>
+        <w:rPr>
+          <w:rFonts w:ascii="Times New Roman" w:hAnsi="Times New Roman" w:eastAsia="宋体"/>
+          <w:b/>
+          <w:color w:val="000000"/>
+          <w:sz w:val="24"/>
+        </w:rPr>
+        <w:t>自适应 MPPT 控制可实现光伏电池微电网并网和孤岛运行之间的可靠转换</w:t>
+      </w:r>
+    </w:p>
+    <w:p>
+      <w:r>
+        <w:rPr>
+          <w:rFonts w:ascii="Times New Roman" w:hAnsi="Times New Roman" w:eastAsia="宋体"/>
+          <w:b/>
+          <w:color w:val="003264"/>
+          <w:sz w:val="24"/>
+        </w:rPr>
+        <w:t>Adaptive MPPT control for reliable transitions between grid connected and islanded operations in PV battery microgrids</w:t>
+      </w:r>
+    </w:p>
+    <w:p>
+      <w:r>
+        <w:rPr>
+          <w:rFonts w:ascii="Times New Roman" w:hAnsi="Times New Roman" w:eastAsia="宋体"/>
+          <w:sz w:val="21"/>
+        </w:rPr>
+        <w:t>作者: U. Siddaraj, Udaykumar R. Yaragatti, Lakhshman Rao S. Paragonda, Swathi Tangi</w:t>
+        <w:br/>
+      </w:r>
+      <w:r>
+        <w:rPr>
+          <w:rFonts w:ascii="Times New Roman" w:hAnsi="Times New Roman" w:eastAsia="宋体"/>
+          <w:sz w:val="21"/>
+        </w:rPr>
+        <w:t xml:space="preserve">时间: 2026-02-06 | </w:t>
+      </w:r>
+      <w:r>
+        <w:t xml:space="preserve">链接: </w:t>
+      </w:r>
+      <w:hyperlink r:id="rId113">
+        <w:r>
+          <w:rPr>
+            <w:rFonts w:ascii="Times New Roman" w:hAnsi="Times New Roman" w:eastAsia="宋体"/>
+            <w:color w:val="0000FF"/>
+            <w:sz w:val="21"/>
+            <w:u w:val="single"/>
+          </w:rPr>
+          <w:t>https://doi.org/10.1038/s41598-026-38300-5</w:t>
+        </w:r>
+      </w:hyperlink>
+    </w:p>
+    <w:p>
+      <w:pPr>
+        <w:spacing w:before="120"/>
+      </w:pPr>
+      <w:r>
+        <w:rPr>
+          <w:rFonts w:ascii="Times New Roman" w:hAnsi="Times New Roman" w:eastAsia="宋体"/>
+          <w:b/>
+          <w:sz w:val="21"/>
+        </w:rPr>
+        <w:t>中文摘要:</w:t>
+      </w:r>
+    </w:p>
+    <w:p>
+      <w:pPr>
+        <w:ind w:firstLine="360"/>
+      </w:pPr>
+      <w:r>
+        <w:rPr>
+          <w:rFonts w:ascii="Times New Roman" w:hAnsi="Times New Roman" w:eastAsia="宋体"/>
+          <w:sz w:val="21"/>
+        </w:rPr>
+        <w:t>摘要：为了最大限度地提高光伏（PV）能量提取，本研究提出了一种新颖的混合最大功率点跟踪（MPPT）方法，该方法将人工神经网络（ANN）与粒子群优化（PSO）相结合。 ANN-PSO 控制器集成在光伏电池微电网系统中，能够有效跟踪最大功率输出，同时最大限度地减少振荡。 MPPT 装置与下垂控制逆变器一起运行，以协调光伏阵列和电池储能系统 (BESS) 之间的功率流，支持并网模式和孤岛模式之间的动态转换。控制器监控公共耦合点 (PCC) 的电流和电压，以确保可靠的电力传输。通过提高辐照度估计的准确性，ANN-PSO 方法提高了跟踪响应能力和整体系统效率。所提出的策略在不同的辐照度和负载条件下以传统和智能 MPPT 技术（包括 Perturb &amp; Observe、ANFIS-PSO 和 PSO-SMC）为基准。性能通过详细的 MATLAB/Simulink 仿真进行验证。结果展示了卓越的跟踪性能和更快、更稳定的微电网运行，凸显了控制器在高效可再生能源整合方面的潜力。这项工作支持智能、自主能源系统的进步，并有助于开发弹性、电网交互式太阳能微电网。这项研究通过提高太阳能系统的效率和集成度来支持可持续发展目标 7：负担得起的清洁能源，并通过开发智能电网的先进控制策略来与可持续发展目标 9：工业、创新和基础设施保持一致。</w:t>
+      </w:r>
+    </w:p>
+    <w:p>
+      <w:pPr>
+        <w:spacing w:before="120"/>
+      </w:pPr>
+      <w:r>
+        <w:rPr>
+          <w:rFonts w:ascii="Times New Roman" w:hAnsi="Times New Roman" w:eastAsia="宋体"/>
+          <w:b/>
+          <w:sz w:val="21"/>
+        </w:rPr>
+        <w:t>English Abstract:</w:t>
+      </w:r>
+    </w:p>
+    <w:p>
+      <w:r>
+        <w:rPr>
+          <w:rFonts w:ascii="Times New Roman" w:hAnsi="Times New Roman" w:eastAsia="宋体"/>
+          <w:sz w:val="21"/>
+        </w:rPr>
+        <w:t>Abstract To maximize photovoltaic (PV) energy extraction, this study proposes a novel hybrid maximum power point tracking (MPPT) method that combines artificial neural networks (ANNs) with particle swarm optimization (PSO). The ANN–PSO controller is integrated within a PV-battery microgrid system and enables efficient tracking of the maximum power output while minimizing oscillations. The MPPT unit operates alongside a droop-controlled inverter to coordinate the power flow between the PV array and battery energy storage system (BESS), supporting dynamic transitions between grid-connected and islanded modes. The controller monitors the current and voltage at the point of common coupling (PCC) to ensure reliable power delivery. By enhancing the accuracy of irradiance estimations, the ANN–PSO approach improves tracking responsiveness and overall system efficiency. The proposed strategy is benchmarked against traditional and intelligent MPPT techniques, including Perturb &amp; Observe, ANFIS-PSO, and PSO-SMC, under varying irradiance and load conditions. The performance is validated through detailed MATLAB/Simulink simulations. The results demonstrate superior tracking performance and faster, more stable microgrid operation, highlighting the controller’s potential for efficient renewable energy integration. This work supports the advancement of intelligent, autonomous energy systems and contributes to the development of resilient, grid-interactive solar microgrids. This research supports SDG 7: Affordable and Clean Energy by enhancing the efficiency and integration of solar energy systems, and it aligns with SDG 9: Industry, Innovation, and Infrastructure through the development of advanced control strategies for smart power grids.</w:t>
+      </w:r>
+    </w:p>
+    <w:p>
+      <w:r>
+        <w:rPr>
+          <w:rFonts w:ascii="Times New Roman" w:hAnsi="Times New Roman" w:eastAsia="宋体"/>
+          <w:sz w:val="21"/>
+        </w:rPr>
+        <w:t>__________________________________________________</w:t>
+      </w:r>
+    </w:p>
+    <w:p>
+      <w:pPr>
+        <w:pStyle w:val="Heading2"/>
+      </w:pPr>
+      <w:r/>
+      <w:r>
+        <w:rPr>
+          <w:rFonts w:ascii="Times New Roman" w:hAnsi="Times New Roman" w:eastAsia="宋体"/>
+          <w:b/>
+          <w:color w:val="000000"/>
+          <w:sz w:val="24"/>
+        </w:rPr>
+        <w:t>通过不完全界面的传导传递程度控制碳纳米纤维复合材料的电导率</w:t>
+      </w:r>
+    </w:p>
+    <w:p>
+      <w:r>
+        <w:rPr>
+          <w:rFonts w:ascii="Times New Roman" w:hAnsi="Times New Roman" w:eastAsia="宋体"/>
+          <w:b/>
+          <w:color w:val="003264"/>
+          <w:sz w:val="24"/>
+        </w:rPr>
+        <w:t>Degree of conduction transfer through incomplete interphases controlling the conductivity of carbon nanofiber composites</w:t>
+      </w:r>
+    </w:p>
+    <w:p>
+      <w:r>
+        <w:rPr>
+          <w:rFonts w:ascii="Times New Roman" w:hAnsi="Times New Roman" w:eastAsia="宋体"/>
+          <w:sz w:val="21"/>
+        </w:rPr>
+        <w:t>作者: Yasser Zare, Muhammad Tajammal Munir, Jin-Hwan Choi, Kyong Yop Rhee</w:t>
+        <w:br/>
+      </w:r>
+      <w:r>
+        <w:rPr>
+          <w:rFonts w:ascii="Times New Roman" w:hAnsi="Times New Roman" w:eastAsia="宋体"/>
+          <w:sz w:val="21"/>
+        </w:rPr>
+        <w:t xml:space="preserve">时间: 2026-02-06 | </w:t>
+      </w:r>
+      <w:r>
+        <w:t xml:space="preserve">链接: </w:t>
+      </w:r>
+      <w:hyperlink r:id="rId114">
+        <w:r>
+          <w:rPr>
+            <w:rFonts w:ascii="Times New Roman" w:hAnsi="Times New Roman" w:eastAsia="宋体"/>
+            <w:color w:val="0000FF"/>
+            <w:sz w:val="21"/>
+            <w:u w:val="single"/>
+          </w:rPr>
+          <w:t>https://doi.org/10.1038/s41598-026-38427-5</w:t>
+        </w:r>
+      </w:hyperlink>
+    </w:p>
+    <w:p>
+      <w:pPr>
+        <w:spacing w:before="120"/>
+      </w:pPr>
+      <w:r>
+        <w:rPr>
+          <w:rFonts w:ascii="Times New Roman" w:hAnsi="Times New Roman" w:eastAsia="宋体"/>
+          <w:b/>
+          <w:sz w:val="21"/>
+        </w:rPr>
+        <w:t>中文摘要:</w:t>
+      </w:r>
+    </w:p>
+    <w:p>
+      <w:pPr>
+        <w:ind w:firstLine="360"/>
+      </w:pPr>
+      <w:r>
+        <w:rPr>
+          <w:rFonts w:ascii="Times New Roman" w:hAnsi="Times New Roman" w:eastAsia="宋体"/>
+          <w:sz w:val="21"/>
+        </w:rPr>
+        <w:t>假设碳纳米纤维（CNF）/聚合物复合材料（PCNF）中存在不完全界面，从CNF到聚合物介质的传导转移量（记为Y）由CNF长度和有效传导转移到基体所需的最小长度（Lc）决定。真实反长宽比、实际 CNF 体积分数、渗流阈值和网络量均受 Y 影响。此外，Kovacs 模型针对 PCNF 电导率进行了扩展，以纳入网络浓度、真实反长宽比和隧道阻力。说明并分析了参数对 Y、渗流阈值和复合电导率的影响。将计算的电导率与多个样品的测量电导率进行比较，以验证所提出的模型。较短的 Lc、较长且较薄的 CNF 以及较高的相间电导率会导致 Y 值增加。此外，较高的 Y 会导致渗滤较差和网络部分较大。例如，当 Y = 1 时，渗流阈值达到最大值 0.009，而当 Y &gt; 15 时，渗流阈值降低至 0.006，Y = 21 时网络分数增加至 0.155。此外，Y = 20 的最大值和 4 vol.% CNF 可以将纳米复合材料电导率提高至 0.13 S/m，突出了 Y 对 PCNF 电导率的直接影响。</w:t>
+      </w:r>
+    </w:p>
+    <w:p>
+      <w:pPr>
+        <w:spacing w:before="120"/>
+      </w:pPr>
+      <w:r>
+        <w:rPr>
+          <w:rFonts w:ascii="Times New Roman" w:hAnsi="Times New Roman" w:eastAsia="宋体"/>
+          <w:b/>
+          <w:sz w:val="21"/>
+        </w:rPr>
+        <w:t>English Abstract:</w:t>
+      </w:r>
+    </w:p>
+    <w:p>
+      <w:r>
+        <w:rPr>
+          <w:rFonts w:ascii="Times New Roman" w:hAnsi="Times New Roman" w:eastAsia="宋体"/>
+          <w:sz w:val="21"/>
+        </w:rPr>
+        <w:t>Assuming an incomplete interphase in carbon nanofiber (CNF)/polymer composites (PCNFs), the conduction transfer amount from the CNF to the polymer media, denoted as Y, is determined by the CNF length and the minimum length required for effective conduction transfer to the matrix (Lc). The real inverse aspect ratio, actual CNF volume fraction, percolation threshold, and the amount of network are all influenced by Y. Additionally, the Kovacs model is extended for PCNF conductivity to incorporate network concentration, real inverse aspect ratio, and tunneling resistance. The effects of parameters on the Y, percolation threshold, and composite conductivity are illustrated and analyzed. The calculated conductivity is compared with the measured conductivity of multiple samples to validate the proposed model. Shorter Lc, longer and thinner CNFs, and higher interphase conductivity lead to increased values of Y. Furthermore, a higher Y results in an inferior percolation and a greater network portion. For instance, when Y = 1, the percolation threshold reaches a maximum of 0.009, whereas for Y &gt; 15, the percolation threshold decreases to 0.006, and the network fraction increases to 0.155 at Y = 21. Moreover, maximum values of Y = 20 and a 4 vol.% CNF can enhance the nanocomposite conductivity to 0.13 S/m, highlighting the direct influence of Y on the PCNF conductivity.</w:t>
+      </w:r>
+    </w:p>
+    <w:p>
+      <w:r>
+        <w:rPr>
+          <w:rFonts w:ascii="Times New Roman" w:hAnsi="Times New Roman" w:eastAsia="宋体"/>
+          <w:sz w:val="21"/>
+        </w:rPr>
+        <w:t>__________________________________________________</w:t>
+      </w:r>
+    </w:p>
+    <w:p>
+      <w:pPr>
         <w:pStyle w:val="Heading1"/>
       </w:pPr>
       <w:r>
@@ -9550,6 +9889,119 @@
           <w:sz w:val="21"/>
         </w:rPr>
         <w:t>We demonstrate a high-efficiency, free space optical delay line utilizing a nested multipass cell architecture. This design supports extended optical paths with low loss, aided by custom broadband dielectric coatings that provide high reflectivity across a wide spectral bandwidth. The cell is characterized using polarization-entangled photon pairs, with signal photons routed through the delay line and idler photons used as a timing reference. Quantum state tomography performed on the entangled pairs reveals entanglement preservation with fidelity of 99.6(9)% following a single-transit delay of up to 687 ns, accompanied by a photon retrieval efficiency of 95.390(5)%. The delay is controllable and can be set between 1.8 and 687 ns in ∼12.6 ns increments. These results position this delay line as a strong candidate for all-optical quantum memories and synchronization modules for scalable quantum networks.</w:t>
+      </w:r>
+    </w:p>
+    <w:p>
+      <w:r>
+        <w:rPr>
+          <w:rFonts w:ascii="Times New Roman" w:hAnsi="Times New Roman" w:eastAsia="宋体"/>
+          <w:sz w:val="21"/>
+        </w:rPr>
+        <w:t>__________________________________________________</w:t>
+      </w:r>
+    </w:p>
+    <w:p>
+      <w:pPr>
+        <w:pStyle w:val="Heading2"/>
+      </w:pPr>
+      <w:r/>
+      <w:r>
+        <w:rPr>
+          <w:rFonts w:ascii="Times New Roman" w:hAnsi="Times New Roman" w:eastAsia="宋体"/>
+          <w:b/>
+          <w:color w:val="000000"/>
+          <w:sz w:val="24"/>
+        </w:rPr>
+        <w:t>通过微分超表面的多模态相位显微镜</w:t>
+      </w:r>
+    </w:p>
+    <w:p>
+      <w:r>
+        <w:rPr>
+          <w:rFonts w:ascii="Times New Roman" w:hAnsi="Times New Roman" w:eastAsia="宋体"/>
+          <w:b/>
+          <w:color w:val="003264"/>
+          <w:sz w:val="24"/>
+        </w:rPr>
+        <w:t>Multimodal phase microscopy via differential metasurface</w:t>
+      </w:r>
+    </w:p>
+    <w:p>
+      <w:r>
+        <w:rPr>
+          <w:rFonts w:ascii="Times New Roman" w:hAnsi="Times New Roman" w:eastAsia="宋体"/>
+          <w:sz w:val="21"/>
+        </w:rPr>
+        <w:t>作者: Qiang Yang, Yichang Shou, Yongqi Zhao, Jiawei Liu, Shizhen Chen, Weixing Shu, Shuangchun Wen, Hailu Luo</w:t>
+        <w:br/>
+      </w:r>
+      <w:r>
+        <w:rPr>
+          <w:rFonts w:ascii="Times New Roman" w:hAnsi="Times New Roman" w:eastAsia="宋体"/>
+          <w:sz w:val="21"/>
+        </w:rPr>
+        <w:t xml:space="preserve">时间: 2026-02-06 | </w:t>
+      </w:r>
+      <w:r>
+        <w:t xml:space="preserve">链接: </w:t>
+      </w:r>
+      <w:hyperlink r:id="rId115">
+        <w:r>
+          <w:rPr>
+            <w:rFonts w:ascii="Times New Roman" w:hAnsi="Times New Roman" w:eastAsia="宋体"/>
+            <w:color w:val="0000FF"/>
+            <w:sz w:val="21"/>
+            <w:u w:val="single"/>
+          </w:rPr>
+          <w:t>https://doi.org/10.1063/5.0308370</w:t>
+        </w:r>
+      </w:hyperlink>
+    </w:p>
+    <w:p>
+      <w:pPr>
+        <w:spacing w:before="120"/>
+      </w:pPr>
+      <w:r>
+        <w:rPr>
+          <w:rFonts w:ascii="Times New Roman" w:hAnsi="Times New Roman" w:eastAsia="宋体"/>
+          <w:b/>
+          <w:sz w:val="21"/>
+        </w:rPr>
+        <w:t>中文摘要:</w:t>
+      </w:r>
+    </w:p>
+    <w:p>
+      <w:pPr>
+        <w:ind w:firstLine="360"/>
+      </w:pPr>
+      <w:r>
+        <w:rPr>
+          <w:rFonts w:ascii="Times New Roman" w:hAnsi="Times New Roman" w:eastAsia="宋体"/>
+          <w:sz w:val="21"/>
+        </w:rPr>
+        <w:t>定量相显微镜 (QPM) 已成为检查免染色生物医学组织和细胞的有效技术。采用平面光学元件的简单紧凑的 QPM 技术的开发增强了系统集成度和便携性。在这里，我们提出了一种 QPM 技术，通过插入超表面辅助光学微分系统来取代传统显微镜中笨重的光学元件。差分方案允许分离复杂场的幅度和相位信息，从而提供定量分析样本相位分布的机会。实验演示展示了所提出的方法在人工相样品、草履虫细胞、鱼尾横切组织和硅藻细胞中的良好应用。值得注意的是，我们的成像系统允许在四种成像模式之间切换：明场、光学空间微分、微分干涉衬度和 QPM。在高水平上，这项工作可能会推动用于生物医学成像和诊​​断的单次和多模式集成相位显微镜的进步。</w:t>
+      </w:r>
+    </w:p>
+    <w:p>
+      <w:pPr>
+        <w:spacing w:before="120"/>
+      </w:pPr>
+      <w:r>
+        <w:rPr>
+          <w:rFonts w:ascii="Times New Roman" w:hAnsi="Times New Roman" w:eastAsia="宋体"/>
+          <w:b/>
+          <w:sz w:val="21"/>
+        </w:rPr>
+        <w:t>English Abstract:</w:t>
+      </w:r>
+    </w:p>
+    <w:p>
+      <w:r>
+        <w:rPr>
+          <w:rFonts w:ascii="Times New Roman" w:hAnsi="Times New Roman" w:eastAsia="宋体"/>
+          <w:sz w:val="21"/>
+        </w:rPr>
+        <w:t>Quantitative phase microscopy (QPM) has been an effective technique to examine stain-free biomedical tissues and cells. The development of simple and compact QPM technology with planar optical components enhances system integration and portability. Here, we propose a QPM technique by inserting a metasurface-assisted optical differential system to replace the bulky optical elements in the conventional microscope. The differential scheme allows for the separation of amplitude and phase information for a complex field, offering an opportunity to quantitatively analyze the phase distribution of samples. The experimental demonstrations showcase the well-executed application of the proposed method to artificial phase samples, paramecium cells, fishtail cross-cut tissue, and diatom cells. Notably, our imaging system allows switching between four imaging modes—brightfield, optical spatial differential, differential interference contrast, and QPM. At a high level, this work may drive the advancement of single-shot and multi-mode integrated phase microscopy for biomedical imaging and diagnostics.</w:t>
       </w:r>
     </w:p>
     <w:p>
